--- a/6-过程管理/流程制度规范类文件/060106-变更管理程序.docx
+++ b/6-过程管理/流程制度规范类文件/060106-变更管理程序.docx
@@ -5,9 +5,41 @@
     <w:p>
       <w:pPr>
         <w:pStyle w:val="31"/>
+        <w:keepNext w:val="0"/>
+        <w:keepLines w:val="0"/>
+        <w:pageBreakBefore w:val="0"/>
+        <w:widowControl w:val="0"/>
+        <w:kinsoku w:val="0"/>
+        <w:wordWrap/>
+        <w:overflowPunct/>
+        <w:topLinePunct w:val="0"/>
+        <w:autoSpaceDE w:val="0"/>
+        <w:autoSpaceDN w:val="0"/>
         <w:bidi w:val="0"/>
+        <w:adjustRightInd w:val="0"/>
+        <w:snapToGrid w:val="0"/>
+        <w:textAlignment w:val="baseline"/>
       </w:pPr>
-      <w:bookmarkStart w:id="0" w:name="_Toc32477"/>
+      <w:bookmarkStart w:id="0" w:name="_Toc12806"/>
+    </w:p>
+    <w:p>
+      <w:pPr>
+        <w:pStyle w:val="31"/>
+        <w:keepNext w:val="0"/>
+        <w:keepLines w:val="0"/>
+        <w:pageBreakBefore w:val="0"/>
+        <w:widowControl w:val="0"/>
+        <w:kinsoku w:val="0"/>
+        <w:wordWrap/>
+        <w:overflowPunct/>
+        <w:topLinePunct w:val="0"/>
+        <w:autoSpaceDE w:val="0"/>
+        <w:autoSpaceDN w:val="0"/>
+        <w:bidi w:val="0"/>
+        <w:adjustRightInd w:val="0"/>
+        <w:snapToGrid w:val="0"/>
+        <w:textAlignment w:val="baseline"/>
+      </w:pPr>
       <w:r>
         <w:t>变更管理程序</w:t>
       </w:r>
@@ -16,9 +48,22 @@
     <w:p>
       <w:pPr>
         <w:pStyle w:val="32"/>
+        <w:keepNext w:val="0"/>
+        <w:keepLines w:val="0"/>
+        <w:pageBreakBefore w:val="0"/>
+        <w:widowControl w:val="0"/>
+        <w:kinsoku w:val="0"/>
+        <w:wordWrap/>
+        <w:overflowPunct/>
+        <w:topLinePunct w:val="0"/>
+        <w:autoSpaceDE w:val="0"/>
+        <w:autoSpaceDN w:val="0"/>
         <w:bidi w:val="0"/>
+        <w:adjustRightInd w:val="0"/>
+        <w:snapToGrid w:val="0"/>
+        <w:textAlignment w:val="baseline"/>
       </w:pPr>
-      <w:bookmarkStart w:id="1" w:name="_Toc10376"/>
+      <w:bookmarkStart w:id="1" w:name="_Toc25318"/>
       <w:r>
         <w:t>甘肃国邦信息科技有限公司</w:t>
       </w:r>
@@ -26,26 +71,54 @@
     </w:p>
     <w:p>
       <w:pPr>
-        <w:spacing w:before="338"/>
-        <w:ind w:left="3582"/>
+        <w:keepNext w:val="0"/>
+        <w:keepLines w:val="0"/>
+        <w:pageBreakBefore w:val="0"/>
+        <w:widowControl w:val="0"/>
+        <w:kinsoku w:val="0"/>
+        <w:wordWrap/>
+        <w:overflowPunct/>
+        <w:topLinePunct w:val="0"/>
+        <w:autoSpaceDE w:val="0"/>
+        <w:autoSpaceDN w:val="0"/>
+        <w:bidi w:val="0"/>
+        <w:adjustRightInd w:val="0"/>
+        <w:snapToGrid w:val="0"/>
+        <w:spacing w:before="275"/>
+        <w:ind w:left="3285"/>
+        <w:textAlignment w:val="baseline"/>
         <w:rPr>
           <w:rFonts w:ascii="宋体" w:hAnsi="宋体" w:eastAsia="宋体" w:cs="宋体"/>
-          <w:sz w:val="30"/>
-          <w:szCs w:val="30"/>
+          <w:sz w:val="36"/>
+          <w:szCs w:val="36"/>
         </w:rPr>
       </w:pPr>
       <w:r>
         <w:rPr>
           <w:rFonts w:ascii="宋体" w:hAnsi="宋体" w:eastAsia="宋体" w:cs="宋体"/>
           <w:spacing w:val="-2"/>
-          <w:sz w:val="30"/>
-          <w:szCs w:val="30"/>
+          <w:sz w:val="36"/>
+          <w:szCs w:val="36"/>
         </w:rPr>
-        <w:t>2025-1-4</w:t>
+        <w:t>2025-01-04</w:t>
       </w:r>
     </w:p>
     <w:p>
       <w:pPr>
+        <w:keepNext w:val="0"/>
+        <w:keepLines w:val="0"/>
+        <w:pageBreakBefore w:val="0"/>
+        <w:widowControl w:val="0"/>
+        <w:kinsoku w:val="0"/>
+        <w:wordWrap/>
+        <w:overflowPunct/>
+        <w:topLinePunct w:val="0"/>
+        <w:autoSpaceDE w:val="0"/>
+        <w:autoSpaceDN w:val="0"/>
+        <w:bidi w:val="0"/>
+        <w:adjustRightInd w:val="0"/>
+        <w:snapToGrid w:val="0"/>
+        <w:textAlignment w:val="baseline"/>
         <w:rPr>
           <w:rFonts w:ascii="宋体" w:hAnsi="宋体" w:eastAsia="宋体" w:cs="宋体"/>
           <w:sz w:val="30"/>
@@ -66,8 +139,22 @@
     </w:p>
     <w:p>
       <w:pPr>
+        <w:keepNext w:val="0"/>
+        <w:keepLines w:val="0"/>
+        <w:pageBreakBefore w:val="0"/>
+        <w:widowControl w:val="0"/>
+        <w:kinsoku w:val="0"/>
+        <w:wordWrap/>
+        <w:overflowPunct/>
+        <w:topLinePunct w:val="0"/>
+        <w:autoSpaceDE w:val="0"/>
+        <w:autoSpaceDN w:val="0"/>
+        <w:bidi w:val="0"/>
+        <w:adjustRightInd w:val="0"/>
+        <w:snapToGrid w:val="0"/>
         <w:spacing w:before="91" w:line="220" w:lineRule="auto"/>
         <w:ind w:left="3710"/>
+        <w:textAlignment w:val="baseline"/>
         <w:outlineLvl w:val="1"/>
         <w:rPr>
           <w:rFonts w:ascii="宋体" w:hAnsi="宋体" w:eastAsia="宋体" w:cs="宋体"/>
@@ -75,7 +162,7 @@
           <w:szCs w:val="28"/>
         </w:rPr>
       </w:pPr>
-      <w:bookmarkStart w:id="2" w:name="_Toc18403"/>
+      <w:bookmarkStart w:id="2" w:name="_Toc16703"/>
       <w:r>
         <w:rPr>
           <w:rFonts w:ascii="宋体" w:hAnsi="宋体" w:eastAsia="宋体" w:cs="宋体"/>
@@ -141,8 +228,22 @@
           </w:tcPr>
           <w:p>
             <w:pPr>
+              <w:keepNext w:val="0"/>
+              <w:keepLines w:val="0"/>
+              <w:pageBreakBefore w:val="0"/>
+              <w:widowControl w:val="0"/>
+              <w:kinsoku w:val="0"/>
+              <w:wordWrap/>
+              <w:overflowPunct/>
+              <w:topLinePunct w:val="0"/>
+              <w:autoSpaceDE w:val="0"/>
+              <w:autoSpaceDN w:val="0"/>
+              <w:bidi w:val="0"/>
+              <w:adjustRightInd w:val="0"/>
+              <w:snapToGrid w:val="0"/>
               <w:spacing w:before="185" w:line="220" w:lineRule="auto"/>
               <w:ind w:left="207"/>
+              <w:textAlignment w:val="baseline"/>
               <w:rPr>
                 <w:rFonts w:ascii="宋体" w:hAnsi="宋体" w:eastAsia="宋体" w:cs="宋体"/>
                 <w:sz w:val="24"/>
@@ -167,8 +268,22 @@
           </w:tcPr>
           <w:p>
             <w:pPr>
+              <w:keepNext w:val="0"/>
+              <w:keepLines w:val="0"/>
+              <w:pageBreakBefore w:val="0"/>
+              <w:widowControl w:val="0"/>
+              <w:kinsoku w:val="0"/>
+              <w:wordWrap/>
+              <w:overflowPunct/>
+              <w:topLinePunct w:val="0"/>
+              <w:autoSpaceDE w:val="0"/>
+              <w:autoSpaceDN w:val="0"/>
+              <w:bidi w:val="0"/>
+              <w:adjustRightInd w:val="0"/>
+              <w:snapToGrid w:val="0"/>
               <w:spacing w:before="185" w:line="220" w:lineRule="auto"/>
               <w:ind w:left="109"/>
+              <w:textAlignment w:val="baseline"/>
               <w:rPr>
                 <w:rFonts w:ascii="宋体" w:hAnsi="宋体" w:eastAsia="宋体" w:cs="宋体"/>
                 <w:sz w:val="24"/>
@@ -213,8 +328,22 @@
           </w:tcPr>
           <w:p>
             <w:pPr>
+              <w:keepNext w:val="0"/>
+              <w:keepLines w:val="0"/>
+              <w:pageBreakBefore w:val="0"/>
+              <w:widowControl w:val="0"/>
+              <w:kinsoku w:val="0"/>
+              <w:wordWrap/>
+              <w:overflowPunct/>
+              <w:topLinePunct w:val="0"/>
+              <w:autoSpaceDE w:val="0"/>
+              <w:autoSpaceDN w:val="0"/>
+              <w:bidi w:val="0"/>
+              <w:adjustRightInd w:val="0"/>
+              <w:snapToGrid w:val="0"/>
               <w:spacing w:before="182" w:line="220" w:lineRule="auto"/>
               <w:ind w:left="447"/>
+              <w:textAlignment w:val="baseline"/>
               <w:rPr>
                 <w:rFonts w:ascii="宋体" w:hAnsi="宋体" w:eastAsia="宋体" w:cs="宋体"/>
                 <w:sz w:val="24"/>
@@ -239,8 +368,22 @@
           </w:tcPr>
           <w:p>
             <w:pPr>
+              <w:keepNext w:val="0"/>
+              <w:keepLines w:val="0"/>
+              <w:pageBreakBefore w:val="0"/>
+              <w:widowControl w:val="0"/>
+              <w:kinsoku w:val="0"/>
+              <w:wordWrap/>
+              <w:overflowPunct/>
+              <w:topLinePunct w:val="0"/>
+              <w:autoSpaceDE w:val="0"/>
+              <w:autoSpaceDN w:val="0"/>
+              <w:bidi w:val="0"/>
+              <w:adjustRightInd w:val="0"/>
+              <w:snapToGrid w:val="0"/>
               <w:spacing w:before="182" w:line="219" w:lineRule="auto"/>
               <w:ind w:left="109"/>
+              <w:textAlignment w:val="baseline"/>
               <w:rPr>
                 <w:rFonts w:ascii="宋体" w:hAnsi="宋体" w:eastAsia="宋体" w:cs="宋体"/>
                 <w:sz w:val="24"/>
@@ -285,8 +428,22 @@
           </w:tcPr>
           <w:p>
             <w:pPr>
+              <w:keepNext w:val="0"/>
+              <w:keepLines w:val="0"/>
+              <w:pageBreakBefore w:val="0"/>
+              <w:widowControl w:val="0"/>
+              <w:kinsoku w:val="0"/>
+              <w:wordWrap/>
+              <w:overflowPunct/>
+              <w:topLinePunct w:val="0"/>
+              <w:autoSpaceDE w:val="0"/>
+              <w:autoSpaceDN w:val="0"/>
+              <w:bidi w:val="0"/>
+              <w:adjustRightInd w:val="0"/>
+              <w:snapToGrid w:val="0"/>
               <w:spacing w:before="183" w:line="219" w:lineRule="auto"/>
               <w:ind w:left="447"/>
+              <w:textAlignment w:val="baseline"/>
               <w:rPr>
                 <w:rFonts w:ascii="宋体" w:hAnsi="宋体" w:eastAsia="宋体" w:cs="宋体"/>
                 <w:sz w:val="24"/>
@@ -310,8 +467,22 @@
           </w:tcPr>
           <w:p>
             <w:pPr>
+              <w:keepNext w:val="0"/>
+              <w:keepLines w:val="0"/>
+              <w:pageBreakBefore w:val="0"/>
+              <w:widowControl w:val="0"/>
+              <w:kinsoku w:val="0"/>
+              <w:wordWrap/>
+              <w:overflowPunct/>
+              <w:topLinePunct w:val="0"/>
+              <w:autoSpaceDE w:val="0"/>
+              <w:autoSpaceDN w:val="0"/>
+              <w:bidi w:val="0"/>
+              <w:adjustRightInd w:val="0"/>
+              <w:snapToGrid w:val="0"/>
               <w:spacing w:before="183" w:line="219" w:lineRule="auto"/>
               <w:ind w:left="229"/>
+              <w:textAlignment w:val="baseline"/>
               <w:rPr>
                 <w:rFonts w:ascii="宋体" w:hAnsi="宋体" w:eastAsia="宋体" w:cs="宋体"/>
                 <w:sz w:val="24"/>
@@ -335,8 +506,22 @@
           </w:tcPr>
           <w:p>
             <w:pPr>
+              <w:keepNext w:val="0"/>
+              <w:keepLines w:val="0"/>
+              <w:pageBreakBefore w:val="0"/>
+              <w:widowControl w:val="0"/>
+              <w:kinsoku w:val="0"/>
+              <w:wordWrap/>
+              <w:overflowPunct/>
+              <w:topLinePunct w:val="0"/>
+              <w:autoSpaceDE w:val="0"/>
+              <w:autoSpaceDN w:val="0"/>
+              <w:bidi w:val="0"/>
+              <w:adjustRightInd w:val="0"/>
+              <w:snapToGrid w:val="0"/>
               <w:spacing w:before="183" w:line="219" w:lineRule="auto"/>
               <w:ind w:left="676"/>
+              <w:textAlignment w:val="baseline"/>
               <w:rPr>
                 <w:rFonts w:ascii="宋体" w:hAnsi="宋体" w:eastAsia="宋体" w:cs="宋体"/>
                 <w:sz w:val="24"/>
@@ -360,8 +545,22 @@
           </w:tcPr>
           <w:p>
             <w:pPr>
+              <w:keepNext w:val="0"/>
+              <w:keepLines w:val="0"/>
+              <w:pageBreakBefore w:val="0"/>
+              <w:widowControl w:val="0"/>
+              <w:kinsoku w:val="0"/>
+              <w:wordWrap/>
+              <w:overflowPunct/>
+              <w:topLinePunct w:val="0"/>
+              <w:autoSpaceDE w:val="0"/>
+              <w:autoSpaceDN w:val="0"/>
+              <w:bidi w:val="0"/>
+              <w:adjustRightInd w:val="0"/>
+              <w:snapToGrid w:val="0"/>
               <w:spacing w:before="184" w:line="220" w:lineRule="auto"/>
               <w:ind w:left="545"/>
+              <w:textAlignment w:val="baseline"/>
               <w:rPr>
                 <w:rFonts w:ascii="宋体" w:hAnsi="宋体" w:eastAsia="宋体" w:cs="宋体"/>
                 <w:sz w:val="24"/>
@@ -385,8 +584,22 @@
           </w:tcPr>
           <w:p>
             <w:pPr>
+              <w:keepNext w:val="0"/>
+              <w:keepLines w:val="0"/>
+              <w:pageBreakBefore w:val="0"/>
+              <w:widowControl w:val="0"/>
+              <w:kinsoku w:val="0"/>
+              <w:wordWrap/>
+              <w:overflowPunct/>
+              <w:topLinePunct w:val="0"/>
+              <w:autoSpaceDE w:val="0"/>
+              <w:autoSpaceDN w:val="0"/>
+              <w:bidi w:val="0"/>
+              <w:adjustRightInd w:val="0"/>
+              <w:snapToGrid w:val="0"/>
               <w:spacing w:before="184" w:line="220" w:lineRule="auto"/>
               <w:ind w:left="754"/>
+              <w:textAlignment w:val="baseline"/>
               <w:rPr>
                 <w:rFonts w:ascii="宋体" w:hAnsi="宋体" w:eastAsia="宋体" w:cs="宋体"/>
                 <w:sz w:val="24"/>
@@ -431,8 +644,22 @@
           </w:tcPr>
           <w:p>
             <w:pPr>
+              <w:keepNext w:val="0"/>
+              <w:keepLines w:val="0"/>
+              <w:pageBreakBefore w:val="0"/>
+              <w:widowControl w:val="0"/>
+              <w:kinsoku w:val="0"/>
+              <w:wordWrap/>
+              <w:overflowPunct/>
+              <w:topLinePunct w:val="0"/>
+              <w:autoSpaceDE w:val="0"/>
+              <w:autoSpaceDN w:val="0"/>
+              <w:bidi w:val="0"/>
+              <w:adjustRightInd w:val="0"/>
+              <w:snapToGrid w:val="0"/>
               <w:spacing w:before="162" w:line="239" w:lineRule="auto"/>
               <w:ind w:left="709"/>
+              <w:textAlignment w:val="baseline"/>
               <w:rPr>
                 <w:rFonts w:ascii="宋体" w:hAnsi="宋体" w:eastAsia="宋体" w:cs="宋体"/>
                 <w:sz w:val="21"/>
@@ -456,8 +683,22 @@
           </w:tcPr>
           <w:p>
             <w:pPr>
+              <w:keepNext w:val="0"/>
+              <w:keepLines w:val="0"/>
+              <w:pageBreakBefore w:val="0"/>
+              <w:widowControl w:val="0"/>
+              <w:kinsoku w:val="0"/>
+              <w:wordWrap/>
+              <w:overflowPunct/>
+              <w:topLinePunct w:val="0"/>
+              <w:autoSpaceDE w:val="0"/>
+              <w:autoSpaceDN w:val="0"/>
+              <w:bidi w:val="0"/>
+              <w:adjustRightInd w:val="0"/>
+              <w:snapToGrid w:val="0"/>
               <w:spacing w:before="162"/>
               <w:ind w:left="290"/>
+              <w:textAlignment w:val="baseline"/>
               <w:rPr>
                 <w:rFonts w:ascii="宋体" w:hAnsi="宋体" w:eastAsia="宋体" w:cs="宋体"/>
                 <w:sz w:val="21"/>
@@ -481,8 +722,22 @@
           </w:tcPr>
           <w:p>
             <w:pPr>
+              <w:keepNext w:val="0"/>
+              <w:keepLines w:val="0"/>
+              <w:pageBreakBefore w:val="0"/>
+              <w:widowControl w:val="0"/>
+              <w:kinsoku w:val="0"/>
+              <w:wordWrap/>
+              <w:overflowPunct/>
+              <w:topLinePunct w:val="0"/>
+              <w:autoSpaceDE w:val="0"/>
+              <w:autoSpaceDN w:val="0"/>
+              <w:bidi w:val="0"/>
+              <w:adjustRightInd w:val="0"/>
+              <w:snapToGrid w:val="0"/>
               <w:spacing w:before="132" w:line="219" w:lineRule="auto"/>
               <w:ind w:left="738"/>
+              <w:textAlignment w:val="baseline"/>
               <w:rPr>
                 <w:rFonts w:ascii="宋体" w:hAnsi="宋体" w:eastAsia="宋体" w:cs="宋体"/>
                 <w:sz w:val="21"/>
@@ -506,8 +761,22 @@
           </w:tcPr>
           <w:p>
             <w:pPr>
+              <w:keepNext w:val="0"/>
+              <w:keepLines w:val="0"/>
+              <w:pageBreakBefore w:val="0"/>
+              <w:widowControl w:val="0"/>
+              <w:kinsoku w:val="0"/>
+              <w:wordWrap/>
+              <w:overflowPunct/>
+              <w:topLinePunct w:val="0"/>
+              <w:autoSpaceDE w:val="0"/>
+              <w:autoSpaceDN w:val="0"/>
+              <w:bidi w:val="0"/>
+              <w:adjustRightInd w:val="0"/>
+              <w:snapToGrid w:val="0"/>
               <w:spacing w:before="133" w:line="220" w:lineRule="auto"/>
               <w:ind w:left="479"/>
+              <w:textAlignment w:val="baseline"/>
               <w:rPr>
                 <w:rFonts w:hint="eastAsia" w:ascii="宋体" w:hAnsi="宋体" w:eastAsia="宋体" w:cs="宋体"/>
                 <w:sz w:val="21"/>
@@ -532,8 +801,22 @@
           </w:tcPr>
           <w:p>
             <w:pPr>
+              <w:keepNext w:val="0"/>
+              <w:keepLines w:val="0"/>
+              <w:pageBreakBefore w:val="0"/>
+              <w:widowControl w:val="0"/>
+              <w:kinsoku w:val="0"/>
+              <w:wordWrap/>
+              <w:overflowPunct/>
+              <w:topLinePunct w:val="0"/>
+              <w:autoSpaceDE w:val="0"/>
+              <w:autoSpaceDN w:val="0"/>
+              <w:bidi w:val="0"/>
+              <w:adjustRightInd w:val="0"/>
+              <w:snapToGrid w:val="0"/>
               <w:spacing w:before="132" w:line="220" w:lineRule="auto"/>
               <w:ind w:left="671"/>
+              <w:textAlignment w:val="baseline"/>
               <w:rPr>
                 <w:rFonts w:ascii="宋体" w:hAnsi="宋体" w:eastAsia="宋体" w:cs="宋体"/>
                 <w:sz w:val="21"/>
@@ -579,6 +862,20 @@
           <w:p>
             <w:pPr>
               <w:pStyle w:val="25"/>
+              <w:keepNext w:val="0"/>
+              <w:keepLines w:val="0"/>
+              <w:pageBreakBefore w:val="0"/>
+              <w:widowControl w:val="0"/>
+              <w:kinsoku w:val="0"/>
+              <w:wordWrap/>
+              <w:overflowPunct/>
+              <w:topLinePunct w:val="0"/>
+              <w:autoSpaceDE w:val="0"/>
+              <w:autoSpaceDN w:val="0"/>
+              <w:bidi w:val="0"/>
+              <w:adjustRightInd w:val="0"/>
+              <w:snapToGrid w:val="0"/>
+              <w:textAlignment w:val="baseline"/>
             </w:pPr>
           </w:p>
         </w:tc>
@@ -589,6 +886,20 @@
           <w:p>
             <w:pPr>
               <w:pStyle w:val="25"/>
+              <w:keepNext w:val="0"/>
+              <w:keepLines w:val="0"/>
+              <w:pageBreakBefore w:val="0"/>
+              <w:widowControl w:val="0"/>
+              <w:kinsoku w:val="0"/>
+              <w:wordWrap/>
+              <w:overflowPunct/>
+              <w:topLinePunct w:val="0"/>
+              <w:autoSpaceDE w:val="0"/>
+              <w:autoSpaceDN w:val="0"/>
+              <w:bidi w:val="0"/>
+              <w:adjustRightInd w:val="0"/>
+              <w:snapToGrid w:val="0"/>
+              <w:textAlignment w:val="baseline"/>
             </w:pPr>
           </w:p>
         </w:tc>
@@ -599,6 +910,20 @@
           <w:p>
             <w:pPr>
               <w:pStyle w:val="25"/>
+              <w:keepNext w:val="0"/>
+              <w:keepLines w:val="0"/>
+              <w:pageBreakBefore w:val="0"/>
+              <w:widowControl w:val="0"/>
+              <w:kinsoku w:val="0"/>
+              <w:wordWrap/>
+              <w:overflowPunct/>
+              <w:topLinePunct w:val="0"/>
+              <w:autoSpaceDE w:val="0"/>
+              <w:autoSpaceDN w:val="0"/>
+              <w:bidi w:val="0"/>
+              <w:adjustRightInd w:val="0"/>
+              <w:snapToGrid w:val="0"/>
+              <w:textAlignment w:val="baseline"/>
             </w:pPr>
           </w:p>
         </w:tc>
@@ -609,6 +934,20 @@
           <w:p>
             <w:pPr>
               <w:pStyle w:val="25"/>
+              <w:keepNext w:val="0"/>
+              <w:keepLines w:val="0"/>
+              <w:pageBreakBefore w:val="0"/>
+              <w:widowControl w:val="0"/>
+              <w:kinsoku w:val="0"/>
+              <w:wordWrap/>
+              <w:overflowPunct/>
+              <w:topLinePunct w:val="0"/>
+              <w:autoSpaceDE w:val="0"/>
+              <w:autoSpaceDN w:val="0"/>
+              <w:bidi w:val="0"/>
+              <w:adjustRightInd w:val="0"/>
+              <w:snapToGrid w:val="0"/>
+              <w:textAlignment w:val="baseline"/>
             </w:pPr>
           </w:p>
         </w:tc>
@@ -619,6 +958,20 @@
           <w:p>
             <w:pPr>
               <w:pStyle w:val="25"/>
+              <w:keepNext w:val="0"/>
+              <w:keepLines w:val="0"/>
+              <w:pageBreakBefore w:val="0"/>
+              <w:widowControl w:val="0"/>
+              <w:kinsoku w:val="0"/>
+              <w:wordWrap/>
+              <w:overflowPunct/>
+              <w:topLinePunct w:val="0"/>
+              <w:autoSpaceDE w:val="0"/>
+              <w:autoSpaceDN w:val="0"/>
+              <w:bidi w:val="0"/>
+              <w:adjustRightInd w:val="0"/>
+              <w:snapToGrid w:val="0"/>
+              <w:textAlignment w:val="baseline"/>
             </w:pPr>
           </w:p>
         </w:tc>
@@ -650,6 +1003,20 @@
           <w:p>
             <w:pPr>
               <w:pStyle w:val="25"/>
+              <w:keepNext w:val="0"/>
+              <w:keepLines w:val="0"/>
+              <w:pageBreakBefore w:val="0"/>
+              <w:widowControl w:val="0"/>
+              <w:kinsoku w:val="0"/>
+              <w:wordWrap/>
+              <w:overflowPunct/>
+              <w:topLinePunct w:val="0"/>
+              <w:autoSpaceDE w:val="0"/>
+              <w:autoSpaceDN w:val="0"/>
+              <w:bidi w:val="0"/>
+              <w:adjustRightInd w:val="0"/>
+              <w:snapToGrid w:val="0"/>
+              <w:textAlignment w:val="baseline"/>
             </w:pPr>
           </w:p>
         </w:tc>
@@ -660,6 +1027,20 @@
           <w:p>
             <w:pPr>
               <w:pStyle w:val="25"/>
+              <w:keepNext w:val="0"/>
+              <w:keepLines w:val="0"/>
+              <w:pageBreakBefore w:val="0"/>
+              <w:widowControl w:val="0"/>
+              <w:kinsoku w:val="0"/>
+              <w:wordWrap/>
+              <w:overflowPunct/>
+              <w:topLinePunct w:val="0"/>
+              <w:autoSpaceDE w:val="0"/>
+              <w:autoSpaceDN w:val="0"/>
+              <w:bidi w:val="0"/>
+              <w:adjustRightInd w:val="0"/>
+              <w:snapToGrid w:val="0"/>
+              <w:textAlignment w:val="baseline"/>
             </w:pPr>
           </w:p>
         </w:tc>
@@ -670,6 +1051,20 @@
           <w:p>
             <w:pPr>
               <w:pStyle w:val="25"/>
+              <w:keepNext w:val="0"/>
+              <w:keepLines w:val="0"/>
+              <w:pageBreakBefore w:val="0"/>
+              <w:widowControl w:val="0"/>
+              <w:kinsoku w:val="0"/>
+              <w:wordWrap/>
+              <w:overflowPunct/>
+              <w:topLinePunct w:val="0"/>
+              <w:autoSpaceDE w:val="0"/>
+              <w:autoSpaceDN w:val="0"/>
+              <w:bidi w:val="0"/>
+              <w:adjustRightInd w:val="0"/>
+              <w:snapToGrid w:val="0"/>
+              <w:textAlignment w:val="baseline"/>
             </w:pPr>
           </w:p>
         </w:tc>
@@ -680,6 +1075,20 @@
           <w:p>
             <w:pPr>
               <w:pStyle w:val="25"/>
+              <w:keepNext w:val="0"/>
+              <w:keepLines w:val="0"/>
+              <w:pageBreakBefore w:val="0"/>
+              <w:widowControl w:val="0"/>
+              <w:kinsoku w:val="0"/>
+              <w:wordWrap/>
+              <w:overflowPunct/>
+              <w:topLinePunct w:val="0"/>
+              <w:autoSpaceDE w:val="0"/>
+              <w:autoSpaceDN w:val="0"/>
+              <w:bidi w:val="0"/>
+              <w:adjustRightInd w:val="0"/>
+              <w:snapToGrid w:val="0"/>
+              <w:textAlignment w:val="baseline"/>
             </w:pPr>
           </w:p>
         </w:tc>
@@ -690,6 +1099,20 @@
           <w:p>
             <w:pPr>
               <w:pStyle w:val="25"/>
+              <w:keepNext w:val="0"/>
+              <w:keepLines w:val="0"/>
+              <w:pageBreakBefore w:val="0"/>
+              <w:widowControl w:val="0"/>
+              <w:kinsoku w:val="0"/>
+              <w:wordWrap/>
+              <w:overflowPunct/>
+              <w:topLinePunct w:val="0"/>
+              <w:autoSpaceDE w:val="0"/>
+              <w:autoSpaceDN w:val="0"/>
+              <w:bidi w:val="0"/>
+              <w:adjustRightInd w:val="0"/>
+              <w:snapToGrid w:val="0"/>
+              <w:textAlignment w:val="baseline"/>
             </w:pPr>
           </w:p>
         </w:tc>
@@ -721,6 +1144,20 @@
           <w:p>
             <w:pPr>
               <w:pStyle w:val="25"/>
+              <w:keepNext w:val="0"/>
+              <w:keepLines w:val="0"/>
+              <w:pageBreakBefore w:val="0"/>
+              <w:widowControl w:val="0"/>
+              <w:kinsoku w:val="0"/>
+              <w:wordWrap/>
+              <w:overflowPunct/>
+              <w:topLinePunct w:val="0"/>
+              <w:autoSpaceDE w:val="0"/>
+              <w:autoSpaceDN w:val="0"/>
+              <w:bidi w:val="0"/>
+              <w:adjustRightInd w:val="0"/>
+              <w:snapToGrid w:val="0"/>
+              <w:textAlignment w:val="baseline"/>
             </w:pPr>
           </w:p>
         </w:tc>
@@ -731,6 +1168,20 @@
           <w:p>
             <w:pPr>
               <w:pStyle w:val="25"/>
+              <w:keepNext w:val="0"/>
+              <w:keepLines w:val="0"/>
+              <w:pageBreakBefore w:val="0"/>
+              <w:widowControl w:val="0"/>
+              <w:kinsoku w:val="0"/>
+              <w:wordWrap/>
+              <w:overflowPunct/>
+              <w:topLinePunct w:val="0"/>
+              <w:autoSpaceDE w:val="0"/>
+              <w:autoSpaceDN w:val="0"/>
+              <w:bidi w:val="0"/>
+              <w:adjustRightInd w:val="0"/>
+              <w:snapToGrid w:val="0"/>
+              <w:textAlignment w:val="baseline"/>
             </w:pPr>
           </w:p>
         </w:tc>
@@ -741,6 +1192,20 @@
           <w:p>
             <w:pPr>
               <w:pStyle w:val="25"/>
+              <w:keepNext w:val="0"/>
+              <w:keepLines w:val="0"/>
+              <w:pageBreakBefore w:val="0"/>
+              <w:widowControl w:val="0"/>
+              <w:kinsoku w:val="0"/>
+              <w:wordWrap/>
+              <w:overflowPunct/>
+              <w:topLinePunct w:val="0"/>
+              <w:autoSpaceDE w:val="0"/>
+              <w:autoSpaceDN w:val="0"/>
+              <w:bidi w:val="0"/>
+              <w:adjustRightInd w:val="0"/>
+              <w:snapToGrid w:val="0"/>
+              <w:textAlignment w:val="baseline"/>
             </w:pPr>
           </w:p>
         </w:tc>
@@ -751,6 +1216,20 @@
           <w:p>
             <w:pPr>
               <w:pStyle w:val="25"/>
+              <w:keepNext w:val="0"/>
+              <w:keepLines w:val="0"/>
+              <w:pageBreakBefore w:val="0"/>
+              <w:widowControl w:val="0"/>
+              <w:kinsoku w:val="0"/>
+              <w:wordWrap/>
+              <w:overflowPunct/>
+              <w:topLinePunct w:val="0"/>
+              <w:autoSpaceDE w:val="0"/>
+              <w:autoSpaceDN w:val="0"/>
+              <w:bidi w:val="0"/>
+              <w:adjustRightInd w:val="0"/>
+              <w:snapToGrid w:val="0"/>
+              <w:textAlignment w:val="baseline"/>
             </w:pPr>
           </w:p>
         </w:tc>
@@ -761,6 +1240,20 @@
           <w:p>
             <w:pPr>
               <w:pStyle w:val="25"/>
+              <w:keepNext w:val="0"/>
+              <w:keepLines w:val="0"/>
+              <w:pageBreakBefore w:val="0"/>
+              <w:widowControl w:val="0"/>
+              <w:kinsoku w:val="0"/>
+              <w:wordWrap/>
+              <w:overflowPunct/>
+              <w:topLinePunct w:val="0"/>
+              <w:autoSpaceDE w:val="0"/>
+              <w:autoSpaceDN w:val="0"/>
+              <w:bidi w:val="0"/>
+              <w:adjustRightInd w:val="0"/>
+              <w:snapToGrid w:val="0"/>
+              <w:textAlignment w:val="baseline"/>
             </w:pPr>
           </w:p>
         </w:tc>
@@ -792,6 +1285,20 @@
           <w:p>
             <w:pPr>
               <w:pStyle w:val="25"/>
+              <w:keepNext w:val="0"/>
+              <w:keepLines w:val="0"/>
+              <w:pageBreakBefore w:val="0"/>
+              <w:widowControl w:val="0"/>
+              <w:kinsoku w:val="0"/>
+              <w:wordWrap/>
+              <w:overflowPunct/>
+              <w:topLinePunct w:val="0"/>
+              <w:autoSpaceDE w:val="0"/>
+              <w:autoSpaceDN w:val="0"/>
+              <w:bidi w:val="0"/>
+              <w:adjustRightInd w:val="0"/>
+              <w:snapToGrid w:val="0"/>
+              <w:textAlignment w:val="baseline"/>
             </w:pPr>
           </w:p>
         </w:tc>
@@ -802,6 +1309,20 @@
           <w:p>
             <w:pPr>
               <w:pStyle w:val="25"/>
+              <w:keepNext w:val="0"/>
+              <w:keepLines w:val="0"/>
+              <w:pageBreakBefore w:val="0"/>
+              <w:widowControl w:val="0"/>
+              <w:kinsoku w:val="0"/>
+              <w:wordWrap/>
+              <w:overflowPunct/>
+              <w:topLinePunct w:val="0"/>
+              <w:autoSpaceDE w:val="0"/>
+              <w:autoSpaceDN w:val="0"/>
+              <w:bidi w:val="0"/>
+              <w:adjustRightInd w:val="0"/>
+              <w:snapToGrid w:val="0"/>
+              <w:textAlignment w:val="baseline"/>
             </w:pPr>
           </w:p>
         </w:tc>
@@ -812,6 +1333,20 @@
           <w:p>
             <w:pPr>
               <w:pStyle w:val="25"/>
+              <w:keepNext w:val="0"/>
+              <w:keepLines w:val="0"/>
+              <w:pageBreakBefore w:val="0"/>
+              <w:widowControl w:val="0"/>
+              <w:kinsoku w:val="0"/>
+              <w:wordWrap/>
+              <w:overflowPunct/>
+              <w:topLinePunct w:val="0"/>
+              <w:autoSpaceDE w:val="0"/>
+              <w:autoSpaceDN w:val="0"/>
+              <w:bidi w:val="0"/>
+              <w:adjustRightInd w:val="0"/>
+              <w:snapToGrid w:val="0"/>
+              <w:textAlignment w:val="baseline"/>
             </w:pPr>
           </w:p>
         </w:tc>
@@ -822,6 +1357,20 @@
           <w:p>
             <w:pPr>
               <w:pStyle w:val="25"/>
+              <w:keepNext w:val="0"/>
+              <w:keepLines w:val="0"/>
+              <w:pageBreakBefore w:val="0"/>
+              <w:widowControl w:val="0"/>
+              <w:kinsoku w:val="0"/>
+              <w:wordWrap/>
+              <w:overflowPunct/>
+              <w:topLinePunct w:val="0"/>
+              <w:autoSpaceDE w:val="0"/>
+              <w:autoSpaceDN w:val="0"/>
+              <w:bidi w:val="0"/>
+              <w:adjustRightInd w:val="0"/>
+              <w:snapToGrid w:val="0"/>
+              <w:textAlignment w:val="baseline"/>
             </w:pPr>
           </w:p>
         </w:tc>
@@ -832,6 +1381,20 @@
           <w:p>
             <w:pPr>
               <w:pStyle w:val="25"/>
+              <w:keepNext w:val="0"/>
+              <w:keepLines w:val="0"/>
+              <w:pageBreakBefore w:val="0"/>
+              <w:widowControl w:val="0"/>
+              <w:kinsoku w:val="0"/>
+              <w:wordWrap/>
+              <w:overflowPunct/>
+              <w:topLinePunct w:val="0"/>
+              <w:autoSpaceDE w:val="0"/>
+              <w:autoSpaceDN w:val="0"/>
+              <w:bidi w:val="0"/>
+              <w:adjustRightInd w:val="0"/>
+              <w:snapToGrid w:val="0"/>
+              <w:textAlignment w:val="baseline"/>
             </w:pPr>
           </w:p>
         </w:tc>
@@ -863,6 +1426,20 @@
           <w:p>
             <w:pPr>
               <w:pStyle w:val="25"/>
+              <w:keepNext w:val="0"/>
+              <w:keepLines w:val="0"/>
+              <w:pageBreakBefore w:val="0"/>
+              <w:widowControl w:val="0"/>
+              <w:kinsoku w:val="0"/>
+              <w:wordWrap/>
+              <w:overflowPunct/>
+              <w:topLinePunct w:val="0"/>
+              <w:autoSpaceDE w:val="0"/>
+              <w:autoSpaceDN w:val="0"/>
+              <w:bidi w:val="0"/>
+              <w:adjustRightInd w:val="0"/>
+              <w:snapToGrid w:val="0"/>
+              <w:textAlignment w:val="baseline"/>
             </w:pPr>
           </w:p>
         </w:tc>
@@ -873,6 +1450,20 @@
           <w:p>
             <w:pPr>
               <w:pStyle w:val="25"/>
+              <w:keepNext w:val="0"/>
+              <w:keepLines w:val="0"/>
+              <w:pageBreakBefore w:val="0"/>
+              <w:widowControl w:val="0"/>
+              <w:kinsoku w:val="0"/>
+              <w:wordWrap/>
+              <w:overflowPunct/>
+              <w:topLinePunct w:val="0"/>
+              <w:autoSpaceDE w:val="0"/>
+              <w:autoSpaceDN w:val="0"/>
+              <w:bidi w:val="0"/>
+              <w:adjustRightInd w:val="0"/>
+              <w:snapToGrid w:val="0"/>
+              <w:textAlignment w:val="baseline"/>
             </w:pPr>
           </w:p>
         </w:tc>
@@ -883,6 +1474,20 @@
           <w:p>
             <w:pPr>
               <w:pStyle w:val="25"/>
+              <w:keepNext w:val="0"/>
+              <w:keepLines w:val="0"/>
+              <w:pageBreakBefore w:val="0"/>
+              <w:widowControl w:val="0"/>
+              <w:kinsoku w:val="0"/>
+              <w:wordWrap/>
+              <w:overflowPunct/>
+              <w:topLinePunct w:val="0"/>
+              <w:autoSpaceDE w:val="0"/>
+              <w:autoSpaceDN w:val="0"/>
+              <w:bidi w:val="0"/>
+              <w:adjustRightInd w:val="0"/>
+              <w:snapToGrid w:val="0"/>
+              <w:textAlignment w:val="baseline"/>
             </w:pPr>
           </w:p>
         </w:tc>
@@ -893,6 +1498,20 @@
           <w:p>
             <w:pPr>
               <w:pStyle w:val="25"/>
+              <w:keepNext w:val="0"/>
+              <w:keepLines w:val="0"/>
+              <w:pageBreakBefore w:val="0"/>
+              <w:widowControl w:val="0"/>
+              <w:kinsoku w:val="0"/>
+              <w:wordWrap/>
+              <w:overflowPunct/>
+              <w:topLinePunct w:val="0"/>
+              <w:autoSpaceDE w:val="0"/>
+              <w:autoSpaceDN w:val="0"/>
+              <w:bidi w:val="0"/>
+              <w:adjustRightInd w:val="0"/>
+              <w:snapToGrid w:val="0"/>
+              <w:textAlignment w:val="baseline"/>
             </w:pPr>
           </w:p>
         </w:tc>
@@ -903,6 +1522,20 @@
           <w:p>
             <w:pPr>
               <w:pStyle w:val="25"/>
+              <w:keepNext w:val="0"/>
+              <w:keepLines w:val="0"/>
+              <w:pageBreakBefore w:val="0"/>
+              <w:widowControl w:val="0"/>
+              <w:kinsoku w:val="0"/>
+              <w:wordWrap/>
+              <w:overflowPunct/>
+              <w:topLinePunct w:val="0"/>
+              <w:autoSpaceDE w:val="0"/>
+              <w:autoSpaceDN w:val="0"/>
+              <w:bidi w:val="0"/>
+              <w:adjustRightInd w:val="0"/>
+              <w:snapToGrid w:val="0"/>
+              <w:textAlignment w:val="baseline"/>
             </w:pPr>
           </w:p>
         </w:tc>
@@ -911,10 +1544,38 @@
     <w:p>
       <w:pPr>
         <w:pStyle w:val="12"/>
+        <w:keepNext w:val="0"/>
+        <w:keepLines w:val="0"/>
+        <w:pageBreakBefore w:val="0"/>
+        <w:widowControl w:val="0"/>
+        <w:kinsoku w:val="0"/>
+        <w:wordWrap/>
+        <w:overflowPunct/>
+        <w:topLinePunct w:val="0"/>
+        <w:autoSpaceDE w:val="0"/>
+        <w:autoSpaceDN w:val="0"/>
+        <w:bidi w:val="0"/>
+        <w:adjustRightInd w:val="0"/>
+        <w:snapToGrid w:val="0"/>
+        <w:textAlignment w:val="baseline"/>
       </w:pPr>
     </w:p>
     <w:p>
       <w:pPr>
+        <w:keepNext w:val="0"/>
+        <w:keepLines w:val="0"/>
+        <w:pageBreakBefore w:val="0"/>
+        <w:widowControl w:val="0"/>
+        <w:kinsoku w:val="0"/>
+        <w:wordWrap/>
+        <w:overflowPunct/>
+        <w:topLinePunct w:val="0"/>
+        <w:autoSpaceDE w:val="0"/>
+        <w:autoSpaceDN w:val="0"/>
+        <w:bidi w:val="0"/>
+        <w:adjustRightInd w:val="0"/>
+        <w:snapToGrid w:val="0"/>
+        <w:textAlignment w:val="baseline"/>
         <w:sectPr>
           <w:pgSz w:w="11906" w:h="16839"/>
           <w:pgMar w:top="1431" w:right="1127" w:bottom="0" w:left="1696" w:header="0" w:footer="0" w:gutter="0"/>
@@ -959,9 +1620,23 @@
       <w:sdtContent>
         <w:p>
           <w:pPr>
+            <w:keepNext w:val="0"/>
+            <w:keepLines w:val="0"/>
+            <w:pageBreakBefore w:val="0"/>
+            <w:widowControl w:val="0"/>
+            <w:kinsoku w:val="0"/>
+            <w:wordWrap/>
+            <w:overflowPunct/>
+            <w:topLinePunct w:val="0"/>
+            <w:autoSpaceDE w:val="0"/>
+            <w:autoSpaceDN w:val="0"/>
+            <w:bidi w:val="0"/>
+            <w:adjustRightInd w:val="0"/>
+            <w:snapToGrid w:val="0"/>
             <w:spacing w:before="0" w:beforeLines="0" w:after="0" w:afterLines="0" w:line="240" w:lineRule="auto"/>
             <w:ind w:left="0" w:leftChars="0" w:right="0" w:rightChars="0" w:firstLine="0" w:firstLineChars="0"/>
             <w:jc w:val="center"/>
+            <w:textAlignment w:val="baseline"/>
           </w:pPr>
           <w:r>
             <w:rPr>
@@ -1014,7 +1689,7 @@
               <w:rFonts w:ascii="Times New Roman" w:hAnsi="Times New Roman" w:eastAsia="Times New Roman" w:cs="Times New Roman"/>
               <w:szCs w:val="24"/>
             </w:rPr>
-            <w:instrText xml:space="preserve"> HYPERLINK \l _Toc32477 </w:instrText>
+            <w:instrText xml:space="preserve"> HYPERLINK \l _Toc12806 </w:instrText>
           </w:r>
           <w:r>
             <w:rPr>
@@ -1033,7 +1708,7 @@
             <w:fldChar w:fldCharType="begin"/>
           </w:r>
           <w:r>
-            <w:instrText xml:space="preserve"> PAGEREF _Toc32477 \h </w:instrText>
+            <w:instrText xml:space="preserve"> PAGEREF _Toc12806 \h </w:instrText>
           </w:r>
           <w:r>
             <w:fldChar w:fldCharType="separate"/>
@@ -1071,7 +1746,7 @@
               <w:rFonts w:ascii="Times New Roman" w:hAnsi="Times New Roman" w:eastAsia="Times New Roman" w:cs="Times New Roman"/>
               <w:szCs w:val="24"/>
             </w:rPr>
-            <w:instrText xml:space="preserve"> HYPERLINK \l _Toc10376 </w:instrText>
+            <w:instrText xml:space="preserve"> HYPERLINK \l _Toc25318 </w:instrText>
           </w:r>
           <w:r>
             <w:rPr>
@@ -1090,7 +1765,7 @@
             <w:fldChar w:fldCharType="begin"/>
           </w:r>
           <w:r>
-            <w:instrText xml:space="preserve"> PAGEREF _Toc10376 \h </w:instrText>
+            <w:instrText xml:space="preserve"> PAGEREF _Toc25318 \h </w:instrText>
           </w:r>
           <w:r>
             <w:fldChar w:fldCharType="separate"/>
@@ -1128,7 +1803,7 @@
               <w:rFonts w:ascii="Times New Roman" w:hAnsi="Times New Roman" w:eastAsia="Times New Roman" w:cs="Times New Roman"/>
               <w:szCs w:val="24"/>
             </w:rPr>
-            <w:instrText xml:space="preserve"> HYPERLINK \l _Toc18403 </w:instrText>
+            <w:instrText xml:space="preserve"> HYPERLINK \l _Toc16703 </w:instrText>
           </w:r>
           <w:r>
             <w:rPr>
@@ -1152,7 +1827,7 @@
             <w:fldChar w:fldCharType="begin"/>
           </w:r>
           <w:r>
-            <w:instrText xml:space="preserve"> PAGEREF _Toc18403 \h </w:instrText>
+            <w:instrText xml:space="preserve"> PAGEREF _Toc16703 \h </w:instrText>
           </w:r>
           <w:r>
             <w:fldChar w:fldCharType="separate"/>
@@ -1190,7 +1865,7 @@
               <w:rFonts w:ascii="Times New Roman" w:hAnsi="Times New Roman" w:eastAsia="Times New Roman" w:cs="Times New Roman"/>
               <w:szCs w:val="24"/>
             </w:rPr>
-            <w:instrText xml:space="preserve"> HYPERLINK \l _Toc30638 </w:instrText>
+            <w:instrText xml:space="preserve"> HYPERLINK \l _Toc9787 </w:instrText>
           </w:r>
           <w:r>
             <w:rPr>
@@ -1215,7 +1890,7 @@
             <w:fldChar w:fldCharType="begin"/>
           </w:r>
           <w:r>
-            <w:instrText xml:space="preserve"> PAGEREF _Toc30638 \h </w:instrText>
+            <w:instrText xml:space="preserve"> PAGEREF _Toc9787 \h </w:instrText>
           </w:r>
           <w:r>
             <w:fldChar w:fldCharType="separate"/>
@@ -1253,7 +1928,7 @@
               <w:rFonts w:ascii="Times New Roman" w:hAnsi="Times New Roman" w:eastAsia="Times New Roman" w:cs="Times New Roman"/>
               <w:szCs w:val="24"/>
             </w:rPr>
-            <w:instrText xml:space="preserve"> HYPERLINK \l _Toc21991 </w:instrText>
+            <w:instrText xml:space="preserve"> HYPERLINK \l _Toc15967 </w:instrText>
           </w:r>
           <w:r>
             <w:rPr>
@@ -1278,7 +1953,7 @@
             <w:fldChar w:fldCharType="begin"/>
           </w:r>
           <w:r>
-            <w:instrText xml:space="preserve"> PAGEREF _Toc21991 \h </w:instrText>
+            <w:instrText xml:space="preserve"> PAGEREF _Toc15967 \h </w:instrText>
           </w:r>
           <w:r>
             <w:fldChar w:fldCharType="separate"/>
@@ -1316,7 +1991,7 @@
               <w:rFonts w:ascii="Times New Roman" w:hAnsi="Times New Roman" w:eastAsia="Times New Roman" w:cs="Times New Roman"/>
               <w:szCs w:val="24"/>
             </w:rPr>
-            <w:instrText xml:space="preserve"> HYPERLINK \l _Toc27865 </w:instrText>
+            <w:instrText xml:space="preserve"> HYPERLINK \l _Toc2842 </w:instrText>
           </w:r>
           <w:r>
             <w:rPr>
@@ -1341,7 +2016,7 @@
             <w:fldChar w:fldCharType="begin"/>
           </w:r>
           <w:r>
-            <w:instrText xml:space="preserve"> PAGEREF _Toc27865 \h </w:instrText>
+            <w:instrText xml:space="preserve"> PAGEREF _Toc2842 \h </w:instrText>
           </w:r>
           <w:r>
             <w:fldChar w:fldCharType="separate"/>
@@ -1379,7 +2054,7 @@
               <w:rFonts w:ascii="Times New Roman" w:hAnsi="Times New Roman" w:eastAsia="Times New Roman" w:cs="Times New Roman"/>
               <w:szCs w:val="24"/>
             </w:rPr>
-            <w:instrText xml:space="preserve"> HYPERLINK \l _Toc25567 </w:instrText>
+            <w:instrText xml:space="preserve"> HYPERLINK \l _Toc26144 </w:instrText>
           </w:r>
           <w:r>
             <w:rPr>
@@ -1404,7 +2079,7 @@
             <w:fldChar w:fldCharType="begin"/>
           </w:r>
           <w:r>
-            <w:instrText xml:space="preserve"> PAGEREF _Toc25567 \h </w:instrText>
+            <w:instrText xml:space="preserve"> PAGEREF _Toc26144 \h </w:instrText>
           </w:r>
           <w:r>
             <w:fldChar w:fldCharType="separate"/>
@@ -1442,7 +2117,7 @@
               <w:rFonts w:ascii="Times New Roman" w:hAnsi="Times New Roman" w:eastAsia="Times New Roman" w:cs="Times New Roman"/>
               <w:szCs w:val="24"/>
             </w:rPr>
-            <w:instrText xml:space="preserve"> HYPERLINK \l _Toc6443 </w:instrText>
+            <w:instrText xml:space="preserve"> HYPERLINK \l _Toc20315 </w:instrText>
           </w:r>
           <w:r>
             <w:rPr>
@@ -1467,7 +2142,7 @@
             <w:fldChar w:fldCharType="begin"/>
           </w:r>
           <w:r>
-            <w:instrText xml:space="preserve"> PAGEREF _Toc6443 \h </w:instrText>
+            <w:instrText xml:space="preserve"> PAGEREF _Toc20315 \h </w:instrText>
           </w:r>
           <w:r>
             <w:fldChar w:fldCharType="separate"/>
@@ -1505,7 +2180,7 @@
               <w:rFonts w:ascii="Times New Roman" w:hAnsi="Times New Roman" w:eastAsia="Times New Roman" w:cs="Times New Roman"/>
               <w:szCs w:val="24"/>
             </w:rPr>
-            <w:instrText xml:space="preserve"> HYPERLINK \l _Toc88 </w:instrText>
+            <w:instrText xml:space="preserve"> HYPERLINK \l _Toc10999 </w:instrText>
           </w:r>
           <w:r>
             <w:rPr>
@@ -1530,7 +2205,7 @@
             <w:fldChar w:fldCharType="begin"/>
           </w:r>
           <w:r>
-            <w:instrText xml:space="preserve"> PAGEREF _Toc88 \h </w:instrText>
+            <w:instrText xml:space="preserve"> PAGEREF _Toc10999 \h </w:instrText>
           </w:r>
           <w:r>
             <w:fldChar w:fldCharType="separate"/>
@@ -1568,7 +2243,7 @@
               <w:rFonts w:ascii="Times New Roman" w:hAnsi="Times New Roman" w:eastAsia="Times New Roman" w:cs="Times New Roman"/>
               <w:szCs w:val="24"/>
             </w:rPr>
-            <w:instrText xml:space="preserve"> HYPERLINK \l _Toc29456 </w:instrText>
+            <w:instrText xml:space="preserve"> HYPERLINK \l _Toc32685 </w:instrText>
           </w:r>
           <w:r>
             <w:rPr>
@@ -1593,7 +2268,7 @@
             <w:fldChar w:fldCharType="begin"/>
           </w:r>
           <w:r>
-            <w:instrText xml:space="preserve"> PAGEREF _Toc29456 \h </w:instrText>
+            <w:instrText xml:space="preserve"> PAGEREF _Toc32685 \h </w:instrText>
           </w:r>
           <w:r>
             <w:fldChar w:fldCharType="separate"/>
@@ -1631,7 +2306,7 @@
               <w:rFonts w:ascii="Times New Roman" w:hAnsi="Times New Roman" w:eastAsia="Times New Roman" w:cs="Times New Roman"/>
               <w:szCs w:val="24"/>
             </w:rPr>
-            <w:instrText xml:space="preserve"> HYPERLINK \l _Toc10718 </w:instrText>
+            <w:instrText xml:space="preserve"> HYPERLINK \l _Toc669 </w:instrText>
           </w:r>
           <w:r>
             <w:rPr>
@@ -1656,7 +2331,7 @@
             <w:fldChar w:fldCharType="begin"/>
           </w:r>
           <w:r>
-            <w:instrText xml:space="preserve"> PAGEREF _Toc10718 \h </w:instrText>
+            <w:instrText xml:space="preserve"> PAGEREF _Toc669 \h </w:instrText>
           </w:r>
           <w:r>
             <w:fldChar w:fldCharType="separate"/>
@@ -1694,7 +2369,7 @@
               <w:rFonts w:ascii="Times New Roman" w:hAnsi="Times New Roman" w:eastAsia="Times New Roman" w:cs="Times New Roman"/>
               <w:szCs w:val="24"/>
             </w:rPr>
-            <w:instrText xml:space="preserve"> HYPERLINK \l _Toc388 </w:instrText>
+            <w:instrText xml:space="preserve"> HYPERLINK \l _Toc3976 </w:instrText>
           </w:r>
           <w:r>
             <w:rPr>
@@ -1719,13 +2394,13 @@
             <w:fldChar w:fldCharType="begin"/>
           </w:r>
           <w:r>
-            <w:instrText xml:space="preserve"> PAGEREF _Toc388 \h </w:instrText>
+            <w:instrText xml:space="preserve"> PAGEREF _Toc3976 \h </w:instrText>
           </w:r>
           <w:r>
             <w:fldChar w:fldCharType="separate"/>
           </w:r>
           <w:r>
-            <w:t>7</w:t>
+            <w:t>6</w:t>
           </w:r>
           <w:r>
             <w:fldChar w:fldCharType="end"/>
@@ -1757,7 +2432,7 @@
               <w:rFonts w:ascii="Times New Roman" w:hAnsi="Times New Roman" w:eastAsia="Times New Roman" w:cs="Times New Roman"/>
               <w:szCs w:val="24"/>
             </w:rPr>
-            <w:instrText xml:space="preserve"> HYPERLINK \l _Toc19347 </w:instrText>
+            <w:instrText xml:space="preserve"> HYPERLINK \l _Toc7365 </w:instrText>
           </w:r>
           <w:r>
             <w:rPr>
@@ -1782,7 +2457,7 @@
             <w:fldChar w:fldCharType="begin"/>
           </w:r>
           <w:r>
-            <w:instrText xml:space="preserve"> PAGEREF _Toc19347 \h </w:instrText>
+            <w:instrText xml:space="preserve"> PAGEREF _Toc7365 \h </w:instrText>
           </w:r>
           <w:r>
             <w:fldChar w:fldCharType="separate"/>
@@ -1820,7 +2495,7 @@
               <w:rFonts w:ascii="Times New Roman" w:hAnsi="Times New Roman" w:eastAsia="Times New Roman" w:cs="Times New Roman"/>
               <w:szCs w:val="24"/>
             </w:rPr>
-            <w:instrText xml:space="preserve"> HYPERLINK \l _Toc27347 </w:instrText>
+            <w:instrText xml:space="preserve"> HYPERLINK \l _Toc14726 </w:instrText>
           </w:r>
           <w:r>
             <w:rPr>
@@ -1845,13 +2520,13 @@
             <w:fldChar w:fldCharType="begin"/>
           </w:r>
           <w:r>
-            <w:instrText xml:space="preserve"> PAGEREF _Toc27347 \h </w:instrText>
+            <w:instrText xml:space="preserve"> PAGEREF _Toc14726 \h </w:instrText>
           </w:r>
           <w:r>
             <w:fldChar w:fldCharType="separate"/>
           </w:r>
           <w:r>
-            <w:t>8</w:t>
+            <w:t>7</w:t>
           </w:r>
           <w:r>
             <w:fldChar w:fldCharType="end"/>
@@ -1883,7 +2558,7 @@
               <w:rFonts w:ascii="Times New Roman" w:hAnsi="Times New Roman" w:eastAsia="Times New Roman" w:cs="Times New Roman"/>
               <w:szCs w:val="24"/>
             </w:rPr>
-            <w:instrText xml:space="preserve"> HYPERLINK \l _Toc895 </w:instrText>
+            <w:instrText xml:space="preserve"> HYPERLINK \l _Toc13451 </w:instrText>
           </w:r>
           <w:r>
             <w:rPr>
@@ -1908,7 +2583,7 @@
             <w:fldChar w:fldCharType="begin"/>
           </w:r>
           <w:r>
-            <w:instrText xml:space="preserve"> PAGEREF _Toc895 \h </w:instrText>
+            <w:instrText xml:space="preserve"> PAGEREF _Toc13451 \h </w:instrText>
           </w:r>
           <w:r>
             <w:fldChar w:fldCharType="separate"/>
@@ -1946,7 +2621,7 @@
               <w:rFonts w:ascii="Times New Roman" w:hAnsi="Times New Roman" w:eastAsia="Times New Roman" w:cs="Times New Roman"/>
               <w:szCs w:val="24"/>
             </w:rPr>
-            <w:instrText xml:space="preserve"> HYPERLINK \l _Toc18980 </w:instrText>
+            <w:instrText xml:space="preserve"> HYPERLINK \l _Toc13202 </w:instrText>
           </w:r>
           <w:r>
             <w:rPr>
@@ -1971,7 +2646,7 @@
             <w:fldChar w:fldCharType="begin"/>
           </w:r>
           <w:r>
-            <w:instrText xml:space="preserve"> PAGEREF _Toc18980 \h </w:instrText>
+            <w:instrText xml:space="preserve"> PAGEREF _Toc13202 \h </w:instrText>
           </w:r>
           <w:r>
             <w:fldChar w:fldCharType="separate"/>
@@ -2009,7 +2684,7 @@
               <w:rFonts w:ascii="Times New Roman" w:hAnsi="Times New Roman" w:eastAsia="Times New Roman" w:cs="Times New Roman"/>
               <w:szCs w:val="24"/>
             </w:rPr>
-            <w:instrText xml:space="preserve"> HYPERLINK \l _Toc10339 </w:instrText>
+            <w:instrText xml:space="preserve"> HYPERLINK \l _Toc31337 </w:instrText>
           </w:r>
           <w:r>
             <w:rPr>
@@ -2034,13 +2709,13 @@
             <w:fldChar w:fldCharType="begin"/>
           </w:r>
           <w:r>
-            <w:instrText xml:space="preserve"> PAGEREF _Toc10339 \h </w:instrText>
+            <w:instrText xml:space="preserve"> PAGEREF _Toc31337 \h </w:instrText>
           </w:r>
           <w:r>
             <w:fldChar w:fldCharType="separate"/>
           </w:r>
           <w:r>
-            <w:t>9</w:t>
+            <w:t>8</w:t>
           </w:r>
           <w:r>
             <w:fldChar w:fldCharType="end"/>
@@ -2072,7 +2747,7 @@
               <w:rFonts w:ascii="Times New Roman" w:hAnsi="Times New Roman" w:eastAsia="Times New Roman" w:cs="Times New Roman"/>
               <w:szCs w:val="24"/>
             </w:rPr>
-            <w:instrText xml:space="preserve"> HYPERLINK \l _Toc2701 </w:instrText>
+            <w:instrText xml:space="preserve"> HYPERLINK \l _Toc23957 </w:instrText>
           </w:r>
           <w:r>
             <w:rPr>
@@ -2095,7 +2770,7 @@
             <w:fldChar w:fldCharType="begin"/>
           </w:r>
           <w:r>
-            <w:instrText xml:space="preserve"> PAGEREF _Toc2701 \h </w:instrText>
+            <w:instrText xml:space="preserve"> PAGEREF _Toc23957 \h </w:instrText>
           </w:r>
           <w:r>
             <w:fldChar w:fldCharType="separate"/>
@@ -2133,7 +2808,7 @@
               <w:rFonts w:ascii="Times New Roman" w:hAnsi="Times New Roman" w:eastAsia="Times New Roman" w:cs="Times New Roman"/>
               <w:szCs w:val="24"/>
             </w:rPr>
-            <w:instrText xml:space="preserve"> HYPERLINK \l _Toc29455 </w:instrText>
+            <w:instrText xml:space="preserve"> HYPERLINK \l _Toc17066 </w:instrText>
           </w:r>
           <w:r>
             <w:rPr>
@@ -2158,7 +2833,7 @@
             <w:fldChar w:fldCharType="begin"/>
           </w:r>
           <w:r>
-            <w:instrText xml:space="preserve"> PAGEREF _Toc29455 \h </w:instrText>
+            <w:instrText xml:space="preserve"> PAGEREF _Toc17066 \h </w:instrText>
           </w:r>
           <w:r>
             <w:fldChar w:fldCharType="separate"/>
@@ -2179,7 +2854,21 @@
         </w:p>
         <w:p>
           <w:pPr>
+            <w:keepNext w:val="0"/>
+            <w:keepLines w:val="0"/>
+            <w:pageBreakBefore w:val="0"/>
+            <w:widowControl w:val="0"/>
+            <w:kinsoku w:val="0"/>
+            <w:wordWrap/>
+            <w:overflowPunct/>
+            <w:topLinePunct w:val="0"/>
+            <w:autoSpaceDE w:val="0"/>
+            <w:autoSpaceDN w:val="0"/>
+            <w:bidi w:val="0"/>
+            <w:adjustRightInd w:val="0"/>
+            <w:snapToGrid w:val="0"/>
             <w:spacing w:line="219" w:lineRule="auto"/>
+            <w:textAlignment w:val="baseline"/>
             <w:rPr>
               <w:rFonts w:ascii="Times New Roman" w:hAnsi="Times New Roman" w:eastAsia="Times New Roman" w:cs="Times New Roman"/>
               <w:snapToGrid w:val="0"/>
@@ -2202,7 +2891,21 @@
     </w:sdt>
     <w:p>
       <w:pPr>
+        <w:keepNext w:val="0"/>
+        <w:keepLines w:val="0"/>
+        <w:pageBreakBefore w:val="0"/>
+        <w:widowControl w:val="0"/>
+        <w:kinsoku w:val="0"/>
+        <w:wordWrap/>
+        <w:overflowPunct/>
+        <w:topLinePunct w:val="0"/>
+        <w:autoSpaceDE w:val="0"/>
+        <w:autoSpaceDN w:val="0"/>
+        <w:bidi w:val="0"/>
+        <w:adjustRightInd w:val="0"/>
+        <w:snapToGrid w:val="0"/>
         <w:spacing w:line="219" w:lineRule="auto"/>
+        <w:textAlignment w:val="baseline"/>
         <w:rPr>
           <w:rFonts w:ascii="Times New Roman" w:hAnsi="Times New Roman" w:eastAsia="Times New Roman" w:cs="Times New Roman"/>
           <w:snapToGrid w:val="0"/>
@@ -2228,9 +2931,22 @@
     <w:p>
       <w:pPr>
         <w:pStyle w:val="26"/>
+        <w:keepNext w:val="0"/>
+        <w:keepLines w:val="0"/>
+        <w:pageBreakBefore w:val="0"/>
+        <w:widowControl w:val="0"/>
+        <w:kinsoku w:val="0"/>
+        <w:wordWrap/>
+        <w:overflowPunct/>
+        <w:topLinePunct w:val="0"/>
+        <w:autoSpaceDE w:val="0"/>
+        <w:autoSpaceDN w:val="0"/>
         <w:bidi w:val="0"/>
+        <w:adjustRightInd w:val="0"/>
+        <w:snapToGrid w:val="0"/>
+        <w:textAlignment w:val="baseline"/>
       </w:pPr>
-      <w:bookmarkStart w:id="3" w:name="_Toc30638"/>
+      <w:bookmarkStart w:id="3" w:name="_Toc9787"/>
       <w:r>
         <w:t>目的</w:t>
       </w:r>
@@ -2239,16 +2955,42 @@
     <w:p>
       <w:pPr>
         <w:pStyle w:val="27"/>
+        <w:keepNext w:val="0"/>
+        <w:keepLines w:val="0"/>
+        <w:pageBreakBefore w:val="0"/>
+        <w:widowControl w:val="0"/>
+        <w:kinsoku w:val="0"/>
+        <w:wordWrap/>
+        <w:overflowPunct/>
+        <w:topLinePunct w:val="0"/>
+        <w:autoSpaceDE w:val="0"/>
+        <w:autoSpaceDN w:val="0"/>
         <w:bidi w:val="0"/>
+        <w:adjustRightInd w:val="0"/>
+        <w:snapToGrid w:val="0"/>
+        <w:textAlignment w:val="baseline"/>
       </w:pPr>
       <w:r>
-        <w:t>本文档用于规范IT基础设施、软件、硬件等系统的变更，从而保证由于变更引起的对 IT 环境的影响降到最小，提高信息系统稳定性和组件的完成性，为业务的快速发展提供更优质的服务，并且可以有效地实施其他相关过程，比如配置管理</w:t>
+        <w:t>本文档用于规范IT基础设施、软件、硬件等系统的变更，从而保证由于变更引起的对IT环境的影响降到最小，提高信息系统稳定性和组件的完成性，为业务的快速发展提供更优质的服务，并且可以有效地实施其他相关过程，比如配置管理</w:t>
       </w:r>
     </w:p>
     <w:p>
       <w:pPr>
         <w:pStyle w:val="27"/>
+        <w:keepNext w:val="0"/>
+        <w:keepLines w:val="0"/>
+        <w:pageBreakBefore w:val="0"/>
+        <w:widowControl w:val="0"/>
+        <w:kinsoku w:val="0"/>
+        <w:wordWrap/>
+        <w:overflowPunct/>
+        <w:topLinePunct w:val="0"/>
+        <w:autoSpaceDE w:val="0"/>
+        <w:autoSpaceDN w:val="0"/>
         <w:bidi w:val="0"/>
+        <w:adjustRightInd w:val="0"/>
+        <w:snapToGrid w:val="0"/>
+        <w:textAlignment w:val="baseline"/>
       </w:pPr>
       <w:r>
         <w:t>通过本文的定义，将建立一个完整的变更管理流程，从而实现：</w:t>
@@ -2257,12 +2999,25 @@
     <w:p>
       <w:pPr>
         <w:pStyle w:val="39"/>
+        <w:keepNext w:val="0"/>
+        <w:keepLines w:val="0"/>
+        <w:pageBreakBefore w:val="0"/>
+        <w:widowControl w:val="0"/>
         <w:numPr>
           <w:ilvl w:val="0"/>
           <w:numId w:val="2"/>
         </w:numPr>
+        <w:kinsoku w:val="0"/>
+        <w:wordWrap/>
+        <w:overflowPunct/>
+        <w:topLinePunct w:val="0"/>
+        <w:autoSpaceDE w:val="0"/>
+        <w:autoSpaceDN w:val="0"/>
         <w:bidi w:val="0"/>
+        <w:adjustRightInd w:val="0"/>
+        <w:snapToGrid w:val="0"/>
         <w:ind w:left="425" w:leftChars="0" w:hanging="425" w:firstLineChars="0"/>
+        <w:textAlignment w:val="baseline"/>
       </w:pPr>
       <w:r>
         <w:t>确保所有的变更活动都遵循标准的方法、程序和规则；</w:t>
@@ -2271,12 +3026,25 @@
     <w:p>
       <w:pPr>
         <w:pStyle w:val="39"/>
+        <w:keepNext w:val="0"/>
+        <w:keepLines w:val="0"/>
+        <w:pageBreakBefore w:val="0"/>
+        <w:widowControl w:val="0"/>
         <w:numPr>
           <w:ilvl w:val="0"/>
           <w:numId w:val="2"/>
         </w:numPr>
+        <w:kinsoku w:val="0"/>
+        <w:wordWrap/>
+        <w:overflowPunct/>
+        <w:topLinePunct w:val="0"/>
+        <w:autoSpaceDE w:val="0"/>
+        <w:autoSpaceDN w:val="0"/>
         <w:bidi w:val="0"/>
+        <w:adjustRightInd w:val="0"/>
+        <w:snapToGrid w:val="0"/>
         <w:ind w:left="425" w:leftChars="0" w:hanging="425" w:firstLineChars="0"/>
+        <w:textAlignment w:val="baseline"/>
       </w:pPr>
       <w:r>
         <w:t>确保所有的变更活动都有明确的记录可追踪；</w:t>
@@ -2285,12 +3053,25 @@
     <w:p>
       <w:pPr>
         <w:pStyle w:val="39"/>
+        <w:keepNext w:val="0"/>
+        <w:keepLines w:val="0"/>
+        <w:pageBreakBefore w:val="0"/>
+        <w:widowControl w:val="0"/>
         <w:numPr>
           <w:ilvl w:val="0"/>
           <w:numId w:val="2"/>
         </w:numPr>
+        <w:kinsoku w:val="0"/>
+        <w:wordWrap/>
+        <w:overflowPunct/>
+        <w:topLinePunct w:val="0"/>
+        <w:autoSpaceDE w:val="0"/>
+        <w:autoSpaceDN w:val="0"/>
         <w:bidi w:val="0"/>
+        <w:adjustRightInd w:val="0"/>
+        <w:snapToGrid w:val="0"/>
         <w:ind w:left="425" w:leftChars="0" w:hanging="425" w:firstLineChars="0"/>
+        <w:textAlignment w:val="baseline"/>
       </w:pPr>
       <w:r>
         <w:t>确保所有的变更活动都能有效地进行；</w:t>
@@ -2299,12 +3080,25 @@
     <w:p>
       <w:pPr>
         <w:pStyle w:val="39"/>
+        <w:keepNext w:val="0"/>
+        <w:keepLines w:val="0"/>
+        <w:pageBreakBefore w:val="0"/>
+        <w:widowControl w:val="0"/>
         <w:numPr>
           <w:ilvl w:val="0"/>
           <w:numId w:val="2"/>
         </w:numPr>
+        <w:kinsoku w:val="0"/>
+        <w:wordWrap/>
+        <w:overflowPunct/>
+        <w:topLinePunct w:val="0"/>
+        <w:autoSpaceDE w:val="0"/>
+        <w:autoSpaceDN w:val="0"/>
         <w:bidi w:val="0"/>
+        <w:adjustRightInd w:val="0"/>
+        <w:snapToGrid w:val="0"/>
         <w:ind w:left="425" w:leftChars="0" w:hanging="425" w:firstLineChars="0"/>
+        <w:textAlignment w:val="baseline"/>
       </w:pPr>
       <w:r>
         <w:t>确保所有的变更活动可能导致的负面影响和风险都被正确地识别和评估。</w:t>
@@ -2313,9 +3107,22 @@
     <w:p>
       <w:pPr>
         <w:pStyle w:val="26"/>
+        <w:keepNext w:val="0"/>
+        <w:keepLines w:val="0"/>
+        <w:pageBreakBefore w:val="0"/>
+        <w:widowControl w:val="0"/>
+        <w:kinsoku w:val="0"/>
+        <w:wordWrap/>
+        <w:overflowPunct/>
+        <w:topLinePunct w:val="0"/>
+        <w:autoSpaceDE w:val="0"/>
+        <w:autoSpaceDN w:val="0"/>
         <w:bidi w:val="0"/>
+        <w:adjustRightInd w:val="0"/>
+        <w:snapToGrid w:val="0"/>
+        <w:textAlignment w:val="baseline"/>
       </w:pPr>
-      <w:bookmarkStart w:id="4" w:name="_Toc21991"/>
+      <w:bookmarkStart w:id="4" w:name="_Toc15967"/>
       <w:r>
         <w:t>适用范围</w:t>
       </w:r>
@@ -2324,20 +3131,44 @@
     <w:p>
       <w:pPr>
         <w:pStyle w:val="27"/>
+        <w:keepNext w:val="0"/>
+        <w:keepLines w:val="0"/>
+        <w:pageBreakBefore w:val="0"/>
+        <w:widowControl w:val="0"/>
+        <w:kinsoku w:val="0"/>
+        <w:wordWrap/>
+        <w:overflowPunct/>
+        <w:topLinePunct w:val="0"/>
+        <w:autoSpaceDE w:val="0"/>
+        <w:autoSpaceDN w:val="0"/>
         <w:bidi w:val="0"/>
+        <w:adjustRightInd w:val="0"/>
+        <w:snapToGrid w:val="0"/>
+        <w:textAlignment w:val="baseline"/>
       </w:pPr>
       <w:r>
         <w:t>变更管理程序涵盖IT服务环节的所有变更。一般不包括尚处于开发和测试阶段的系统和应用的变更。</w:t>
       </w:r>
-      <w:bookmarkStart w:id="20" w:name="_GoBack"/>
-      <w:bookmarkEnd w:id="20"/>
     </w:p>
     <w:p>
       <w:pPr>
         <w:pStyle w:val="26"/>
+        <w:keepNext w:val="0"/>
+        <w:keepLines w:val="0"/>
+        <w:pageBreakBefore w:val="0"/>
+        <w:widowControl w:val="0"/>
+        <w:kinsoku w:val="0"/>
+        <w:wordWrap/>
+        <w:overflowPunct/>
+        <w:topLinePunct w:val="0"/>
+        <w:autoSpaceDE w:val="0"/>
+        <w:autoSpaceDN w:val="0"/>
         <w:bidi w:val="0"/>
+        <w:adjustRightInd w:val="0"/>
+        <w:snapToGrid w:val="0"/>
+        <w:textAlignment w:val="baseline"/>
       </w:pPr>
-      <w:bookmarkStart w:id="5" w:name="_Toc27865"/>
+      <w:bookmarkStart w:id="5" w:name="_Toc2842"/>
       <w:r>
         <w:t>术语、缩略词和定义</w:t>
       </w:r>
@@ -2345,7 +3176,21 @@
     </w:p>
     <w:p>
       <w:pPr>
+        <w:keepNext w:val="0"/>
+        <w:keepLines w:val="0"/>
+        <w:pageBreakBefore w:val="0"/>
+        <w:widowControl w:val="0"/>
+        <w:kinsoku w:val="0"/>
+        <w:wordWrap/>
+        <w:overflowPunct/>
+        <w:topLinePunct w:val="0"/>
+        <w:autoSpaceDE w:val="0"/>
+        <w:autoSpaceDN w:val="0"/>
+        <w:bidi w:val="0"/>
+        <w:adjustRightInd w:val="0"/>
+        <w:snapToGrid w:val="0"/>
         <w:spacing w:line="81" w:lineRule="auto"/>
+        <w:textAlignment w:val="baseline"/>
         <w:rPr>
           <w:rFonts w:ascii="Arial"/>
           <w:sz w:val="2"/>
@@ -2356,7 +3201,7 @@
       <w:tblPr>
         <w:tblStyle w:val="24"/>
         <w:tblW w:w="8522" w:type="dxa"/>
-        <w:tblInd w:w="15" w:type="dxa"/>
+        <w:tblInd w:w="17" w:type="dxa"/>
         <w:tblBorders>
           <w:top w:val="single" w:color="000000" w:sz="4" w:space="0"/>
           <w:left w:val="single" w:color="000000" w:sz="4" w:space="0"/>
@@ -2401,12 +3246,32 @@
         <w:tc>
           <w:tcPr>
             <w:tcW w:w="1418" w:type="dxa"/>
+            <w:tcBorders>
+              <w:top w:val="single" w:color="auto" w:sz="4" w:space="0"/>
+              <w:left w:val="single" w:color="auto" w:sz="4" w:space="0"/>
+              <w:bottom w:val="single" w:color="auto" w:sz="4" w:space="0"/>
+              <w:right w:val="single" w:color="auto" w:sz="4" w:space="0"/>
+            </w:tcBorders>
             <w:shd w:val="clear" w:color="auto" w:fill="E6E6E6"/>
           </w:tcPr>
           <w:p>
             <w:pPr>
+              <w:keepNext w:val="0"/>
+              <w:keepLines w:val="0"/>
+              <w:pageBreakBefore w:val="0"/>
+              <w:widowControl w:val="0"/>
+              <w:kinsoku w:val="0"/>
+              <w:wordWrap/>
+              <w:overflowPunct/>
+              <w:topLinePunct w:val="0"/>
+              <w:autoSpaceDE w:val="0"/>
+              <w:autoSpaceDN w:val="0"/>
+              <w:bidi w:val="0"/>
+              <w:adjustRightInd w:val="0"/>
+              <w:snapToGrid w:val="0"/>
               <w:spacing w:before="120" w:line="220" w:lineRule="auto"/>
               <w:ind w:left="458"/>
+              <w:textAlignment w:val="baseline"/>
               <w:rPr>
                 <w:rFonts w:ascii="宋体" w:hAnsi="宋体" w:eastAsia="宋体" w:cs="宋体"/>
                 <w:sz w:val="20"/>
@@ -2422,39 +3287,39 @@
                 <w:sz w:val="20"/>
                 <w:szCs w:val="20"/>
               </w:rPr>
-              <w:t>术</w:t>
-            </w:r>
-            <w:r>
-              <w:rPr>
-                <w:rFonts w:ascii="宋体" w:hAnsi="宋体" w:eastAsia="宋体" w:cs="宋体"/>
-                <w:spacing w:val="7"/>
-                <w:sz w:val="20"/>
-                <w:szCs w:val="20"/>
-              </w:rPr>
-              <w:t xml:space="preserve"> </w:t>
-            </w:r>
-            <w:r>
-              <w:rPr>
-                <w:rFonts w:ascii="宋体" w:hAnsi="宋体" w:eastAsia="宋体" w:cs="宋体"/>
-                <w:b/>
-                <w:bCs/>
-                <w:spacing w:val="-7"/>
-                <w:sz w:val="20"/>
-                <w:szCs w:val="20"/>
-              </w:rPr>
-              <w:t>语</w:t>
+              <w:t>术语</w:t>
             </w:r>
           </w:p>
         </w:tc>
         <w:tc>
           <w:tcPr>
             <w:tcW w:w="1130" w:type="dxa"/>
+            <w:tcBorders>
+              <w:top w:val="single" w:color="auto" w:sz="4" w:space="0"/>
+              <w:left w:val="single" w:color="auto" w:sz="4" w:space="0"/>
+              <w:bottom w:val="single" w:color="auto" w:sz="4" w:space="0"/>
+              <w:right w:val="single" w:color="auto" w:sz="4" w:space="0"/>
+            </w:tcBorders>
             <w:shd w:val="clear" w:color="auto" w:fill="E6E6E6"/>
           </w:tcPr>
           <w:p>
             <w:pPr>
+              <w:keepNext w:val="0"/>
+              <w:keepLines w:val="0"/>
+              <w:pageBreakBefore w:val="0"/>
+              <w:widowControl w:val="0"/>
+              <w:kinsoku w:val="0"/>
+              <w:wordWrap/>
+              <w:overflowPunct/>
+              <w:topLinePunct w:val="0"/>
+              <w:autoSpaceDE w:val="0"/>
+              <w:autoSpaceDN w:val="0"/>
+              <w:bidi w:val="0"/>
+              <w:adjustRightInd w:val="0"/>
+              <w:snapToGrid w:val="0"/>
               <w:spacing w:before="120" w:line="219" w:lineRule="auto"/>
               <w:ind w:left="259"/>
+              <w:textAlignment w:val="baseline"/>
               <w:rPr>
                 <w:rFonts w:ascii="宋体" w:hAnsi="宋体" w:eastAsia="宋体" w:cs="宋体"/>
                 <w:sz w:val="20"/>
@@ -2477,12 +3342,32 @@
         <w:tc>
           <w:tcPr>
             <w:tcW w:w="5974" w:type="dxa"/>
+            <w:tcBorders>
+              <w:top w:val="single" w:color="auto" w:sz="4" w:space="0"/>
+              <w:left w:val="single" w:color="auto" w:sz="4" w:space="0"/>
+              <w:bottom w:val="single" w:color="auto" w:sz="4" w:space="0"/>
+              <w:right w:val="single" w:color="auto" w:sz="4" w:space="0"/>
+            </w:tcBorders>
             <w:shd w:val="clear" w:color="auto" w:fill="E6E6E6"/>
           </w:tcPr>
           <w:p>
             <w:pPr>
+              <w:keepNext w:val="0"/>
+              <w:keepLines w:val="0"/>
+              <w:pageBreakBefore w:val="0"/>
+              <w:widowControl w:val="0"/>
+              <w:kinsoku w:val="0"/>
+              <w:wordWrap/>
+              <w:overflowPunct/>
+              <w:topLinePunct w:val="0"/>
+              <w:autoSpaceDE w:val="0"/>
+              <w:autoSpaceDN w:val="0"/>
+              <w:bidi w:val="0"/>
+              <w:adjustRightInd w:val="0"/>
+              <w:snapToGrid w:val="0"/>
               <w:spacing w:before="121" w:line="220" w:lineRule="auto"/>
               <w:ind w:left="2741"/>
+              <w:textAlignment w:val="baseline"/>
               <w:rPr>
                 <w:rFonts w:ascii="宋体" w:hAnsi="宋体" w:eastAsia="宋体" w:cs="宋体"/>
                 <w:sz w:val="20"/>
@@ -2498,27 +3383,7 @@
                 <w:sz w:val="20"/>
                 <w:szCs w:val="20"/>
               </w:rPr>
-              <w:t>定</w:t>
-            </w:r>
-            <w:r>
-              <w:rPr>
-                <w:rFonts w:ascii="宋体" w:hAnsi="宋体" w:eastAsia="宋体" w:cs="宋体"/>
-                <w:spacing w:val="10"/>
-                <w:sz w:val="20"/>
-                <w:szCs w:val="20"/>
-              </w:rPr>
-              <w:t xml:space="preserve"> </w:t>
-            </w:r>
-            <w:r>
-              <w:rPr>
-                <w:rFonts w:ascii="宋体" w:hAnsi="宋体" w:eastAsia="宋体" w:cs="宋体"/>
-                <w:b/>
-                <w:bCs/>
-                <w:spacing w:val="-9"/>
-                <w:sz w:val="20"/>
-                <w:szCs w:val="20"/>
-              </w:rPr>
-              <w:t>义</w:t>
+              <w:t>定义</w:t>
             </w:r>
           </w:p>
         </w:tc>
@@ -2546,11 +3411,32 @@
         <w:tc>
           <w:tcPr>
             <w:tcW w:w="1418" w:type="dxa"/>
+            <w:tcBorders>
+              <w:top w:val="single" w:color="auto" w:sz="4" w:space="0"/>
+              <w:left w:val="single" w:color="auto" w:sz="4" w:space="0"/>
+              <w:bottom w:val="single" w:color="auto" w:sz="4" w:space="0"/>
+              <w:right w:val="single" w:color="auto" w:sz="4" w:space="0"/>
+            </w:tcBorders>
+            <w:vAlign w:val="center"/>
           </w:tcPr>
           <w:p>
             <w:pPr>
+              <w:keepNext w:val="0"/>
+              <w:keepLines w:val="0"/>
+              <w:pageBreakBefore w:val="0"/>
+              <w:widowControl w:val="0"/>
+              <w:kinsoku w:val="0"/>
+              <w:wordWrap/>
+              <w:overflowPunct/>
+              <w:topLinePunct w:val="0"/>
+              <w:autoSpaceDE w:val="0"/>
+              <w:autoSpaceDN w:val="0"/>
+              <w:bidi w:val="0"/>
+              <w:adjustRightInd w:val="0"/>
+              <w:snapToGrid w:val="0"/>
               <w:spacing w:before="49" w:line="221" w:lineRule="auto"/>
               <w:ind w:left="497"/>
+              <w:textAlignment w:val="baseline"/>
               <w:rPr>
                 <w:rFonts w:ascii="宋体" w:hAnsi="宋体" w:eastAsia="宋体" w:cs="宋体"/>
                 <w:sz w:val="21"/>
@@ -2571,11 +3457,31 @@
         <w:tc>
           <w:tcPr>
             <w:tcW w:w="1130" w:type="dxa"/>
+            <w:tcBorders>
+              <w:top w:val="single" w:color="auto" w:sz="4" w:space="0"/>
+              <w:left w:val="single" w:color="auto" w:sz="4" w:space="0"/>
+              <w:bottom w:val="single" w:color="auto" w:sz="4" w:space="0"/>
+              <w:right w:val="single" w:color="auto" w:sz="4" w:space="0"/>
+            </w:tcBorders>
           </w:tcPr>
           <w:p>
             <w:pPr>
+              <w:keepNext w:val="0"/>
+              <w:keepLines w:val="0"/>
+              <w:pageBreakBefore w:val="0"/>
+              <w:widowControl w:val="0"/>
+              <w:kinsoku w:val="0"/>
+              <w:wordWrap/>
+              <w:overflowPunct/>
+              <w:topLinePunct w:val="0"/>
+              <w:autoSpaceDE w:val="0"/>
+              <w:autoSpaceDN w:val="0"/>
+              <w:bidi w:val="0"/>
+              <w:adjustRightInd w:val="0"/>
+              <w:snapToGrid w:val="0"/>
               <w:spacing w:before="82" w:line="190" w:lineRule="auto"/>
               <w:ind w:left="220"/>
+              <w:textAlignment w:val="baseline"/>
               <w:rPr>
                 <w:rFonts w:ascii="Times New Roman" w:hAnsi="Times New Roman" w:eastAsia="Times New Roman" w:cs="Times New Roman"/>
                 <w:sz w:val="21"/>
@@ -2596,12 +3502,32 @@
         <w:tc>
           <w:tcPr>
             <w:tcW w:w="5974" w:type="dxa"/>
+            <w:tcBorders>
+              <w:top w:val="single" w:color="auto" w:sz="4" w:space="0"/>
+              <w:left w:val="single" w:color="auto" w:sz="4" w:space="0"/>
+              <w:bottom w:val="single" w:color="auto" w:sz="4" w:space="0"/>
+              <w:right w:val="single" w:color="auto" w:sz="4" w:space="0"/>
+            </w:tcBorders>
           </w:tcPr>
           <w:p>
             <w:pPr>
+              <w:keepNext w:val="0"/>
+              <w:keepLines w:val="0"/>
+              <w:pageBreakBefore w:val="0"/>
+              <w:widowControl w:val="0"/>
+              <w:kinsoku w:val="0"/>
+              <w:wordWrap/>
+              <w:overflowPunct/>
+              <w:topLinePunct w:val="0"/>
+              <w:autoSpaceDE w:val="0"/>
+              <w:autoSpaceDN w:val="0"/>
+              <w:bidi w:val="0"/>
+              <w:adjustRightInd w:val="0"/>
+              <w:snapToGrid w:val="0"/>
               <w:spacing w:before="50" w:line="255" w:lineRule="auto"/>
               <w:ind w:left="225" w:right="107"/>
               <w:jc w:val="both"/>
+              <w:textAlignment w:val="baseline"/>
               <w:rPr>
                 <w:rFonts w:ascii="宋体" w:hAnsi="宋体" w:eastAsia="宋体" w:cs="宋体"/>
                 <w:sz w:val="21"/>
@@ -2652,11 +3578,32 @@
         <w:tc>
           <w:tcPr>
             <w:tcW w:w="1418" w:type="dxa"/>
+            <w:tcBorders>
+              <w:top w:val="single" w:color="auto" w:sz="4" w:space="0"/>
+              <w:left w:val="single" w:color="auto" w:sz="4" w:space="0"/>
+              <w:bottom w:val="single" w:color="auto" w:sz="4" w:space="0"/>
+              <w:right w:val="single" w:color="auto" w:sz="4" w:space="0"/>
+            </w:tcBorders>
+            <w:vAlign w:val="center"/>
           </w:tcPr>
           <w:p>
             <w:pPr>
+              <w:keepNext w:val="0"/>
+              <w:keepLines w:val="0"/>
+              <w:pageBreakBefore w:val="0"/>
+              <w:widowControl w:val="0"/>
+              <w:kinsoku w:val="0"/>
+              <w:wordWrap/>
+              <w:overflowPunct/>
+              <w:topLinePunct w:val="0"/>
+              <w:autoSpaceDE w:val="0"/>
+              <w:autoSpaceDN w:val="0"/>
+              <w:bidi w:val="0"/>
+              <w:adjustRightInd w:val="0"/>
+              <w:snapToGrid w:val="0"/>
               <w:spacing w:before="54" w:line="221" w:lineRule="auto"/>
               <w:ind w:left="231"/>
+              <w:textAlignment w:val="baseline"/>
               <w:rPr>
                 <w:rFonts w:ascii="宋体" w:hAnsi="宋体" w:eastAsia="宋体" w:cs="宋体"/>
                 <w:sz w:val="21"/>
@@ -2677,11 +3624,31 @@
         <w:tc>
           <w:tcPr>
             <w:tcW w:w="1130" w:type="dxa"/>
+            <w:tcBorders>
+              <w:top w:val="single" w:color="auto" w:sz="4" w:space="0"/>
+              <w:left w:val="single" w:color="auto" w:sz="4" w:space="0"/>
+              <w:bottom w:val="single" w:color="auto" w:sz="4" w:space="0"/>
+              <w:right w:val="single" w:color="auto" w:sz="4" w:space="0"/>
+            </w:tcBorders>
           </w:tcPr>
           <w:p>
             <w:pPr>
+              <w:keepNext w:val="0"/>
+              <w:keepLines w:val="0"/>
+              <w:pageBreakBefore w:val="0"/>
+              <w:widowControl w:val="0"/>
+              <w:kinsoku w:val="0"/>
+              <w:wordWrap/>
+              <w:overflowPunct/>
+              <w:topLinePunct w:val="0"/>
+              <w:autoSpaceDE w:val="0"/>
+              <w:autoSpaceDN w:val="0"/>
+              <w:bidi w:val="0"/>
+              <w:adjustRightInd w:val="0"/>
+              <w:snapToGrid w:val="0"/>
               <w:spacing w:before="87" w:line="190" w:lineRule="auto"/>
               <w:ind w:left="220"/>
+              <w:textAlignment w:val="baseline"/>
               <w:rPr>
                 <w:rFonts w:ascii="Times New Roman" w:hAnsi="Times New Roman" w:eastAsia="Times New Roman" w:cs="Times New Roman"/>
                 <w:sz w:val="21"/>
@@ -2700,8 +3667,22 @@
           </w:p>
           <w:p>
             <w:pPr>
+              <w:keepNext w:val="0"/>
+              <w:keepLines w:val="0"/>
+              <w:pageBreakBefore w:val="0"/>
+              <w:widowControl w:val="0"/>
+              <w:kinsoku w:val="0"/>
+              <w:wordWrap/>
+              <w:overflowPunct/>
+              <w:topLinePunct w:val="0"/>
+              <w:autoSpaceDE w:val="0"/>
+              <w:autoSpaceDN w:val="0"/>
+              <w:bidi w:val="0"/>
+              <w:adjustRightInd w:val="0"/>
+              <w:snapToGrid w:val="0"/>
               <w:spacing w:before="120" w:line="190" w:lineRule="auto"/>
               <w:ind w:left="216"/>
+              <w:textAlignment w:val="baseline"/>
               <w:rPr>
                 <w:rFonts w:ascii="Times New Roman" w:hAnsi="Times New Roman" w:eastAsia="Times New Roman" w:cs="Times New Roman"/>
                 <w:sz w:val="21"/>
@@ -2722,12 +3703,32 @@
         <w:tc>
           <w:tcPr>
             <w:tcW w:w="5974" w:type="dxa"/>
+            <w:tcBorders>
+              <w:top w:val="single" w:color="auto" w:sz="4" w:space="0"/>
+              <w:left w:val="single" w:color="auto" w:sz="4" w:space="0"/>
+              <w:bottom w:val="single" w:color="auto" w:sz="4" w:space="0"/>
+              <w:right w:val="single" w:color="auto" w:sz="4" w:space="0"/>
+            </w:tcBorders>
           </w:tcPr>
           <w:p>
             <w:pPr>
+              <w:keepNext w:val="0"/>
+              <w:keepLines w:val="0"/>
+              <w:pageBreakBefore w:val="0"/>
+              <w:widowControl w:val="0"/>
+              <w:kinsoku w:val="0"/>
+              <w:wordWrap/>
+              <w:overflowPunct/>
+              <w:topLinePunct w:val="0"/>
+              <w:autoSpaceDE w:val="0"/>
+              <w:autoSpaceDN w:val="0"/>
+              <w:bidi w:val="0"/>
+              <w:adjustRightInd w:val="0"/>
+              <w:snapToGrid w:val="0"/>
               <w:spacing w:before="54" w:line="254" w:lineRule="auto"/>
               <w:ind w:left="224" w:right="287" w:firstLine="3"/>
               <w:jc w:val="both"/>
+              <w:textAlignment w:val="baseline"/>
               <w:rPr>
                 <w:rFonts w:ascii="宋体" w:hAnsi="宋体" w:eastAsia="宋体" w:cs="宋体"/>
                 <w:sz w:val="21"/>
@@ -2778,11 +3779,32 @@
         <w:tc>
           <w:tcPr>
             <w:tcW w:w="1418" w:type="dxa"/>
+            <w:tcBorders>
+              <w:top w:val="single" w:color="auto" w:sz="4" w:space="0"/>
+              <w:left w:val="single" w:color="auto" w:sz="4" w:space="0"/>
+              <w:bottom w:val="single" w:color="auto" w:sz="4" w:space="0"/>
+              <w:right w:val="single" w:color="auto" w:sz="4" w:space="0"/>
+            </w:tcBorders>
+            <w:vAlign w:val="center"/>
           </w:tcPr>
           <w:p>
             <w:pPr>
+              <w:keepNext w:val="0"/>
+              <w:keepLines w:val="0"/>
+              <w:pageBreakBefore w:val="0"/>
+              <w:widowControl w:val="0"/>
+              <w:kinsoku w:val="0"/>
+              <w:wordWrap/>
+              <w:overflowPunct/>
+              <w:topLinePunct w:val="0"/>
+              <w:autoSpaceDE w:val="0"/>
+              <w:autoSpaceDN w:val="0"/>
+              <w:bidi w:val="0"/>
+              <w:adjustRightInd w:val="0"/>
+              <w:snapToGrid w:val="0"/>
               <w:spacing w:before="59" w:line="220" w:lineRule="auto"/>
               <w:ind w:left="231"/>
+              <w:textAlignment w:val="baseline"/>
               <w:rPr>
                 <w:rFonts w:ascii="宋体" w:hAnsi="宋体" w:eastAsia="宋体" w:cs="宋体"/>
                 <w:sz w:val="21"/>
@@ -2803,11 +3825,31 @@
         <w:tc>
           <w:tcPr>
             <w:tcW w:w="1130" w:type="dxa"/>
+            <w:tcBorders>
+              <w:top w:val="single" w:color="auto" w:sz="4" w:space="0"/>
+              <w:left w:val="single" w:color="auto" w:sz="4" w:space="0"/>
+              <w:bottom w:val="single" w:color="auto" w:sz="4" w:space="0"/>
+              <w:right w:val="single" w:color="auto" w:sz="4" w:space="0"/>
+            </w:tcBorders>
           </w:tcPr>
           <w:p>
             <w:pPr>
+              <w:keepNext w:val="0"/>
+              <w:keepLines w:val="0"/>
+              <w:pageBreakBefore w:val="0"/>
+              <w:widowControl w:val="0"/>
+              <w:kinsoku w:val="0"/>
+              <w:wordWrap/>
+              <w:overflowPunct/>
+              <w:topLinePunct w:val="0"/>
+              <w:autoSpaceDE w:val="0"/>
+              <w:autoSpaceDN w:val="0"/>
+              <w:bidi w:val="0"/>
+              <w:adjustRightInd w:val="0"/>
+              <w:snapToGrid w:val="0"/>
               <w:spacing w:before="92" w:line="190" w:lineRule="auto"/>
               <w:ind w:left="220"/>
+              <w:textAlignment w:val="baseline"/>
               <w:rPr>
                 <w:rFonts w:ascii="Times New Roman" w:hAnsi="Times New Roman" w:eastAsia="Times New Roman" w:cs="Times New Roman"/>
                 <w:sz w:val="21"/>
@@ -2826,8 +3868,22 @@
           </w:p>
           <w:p>
             <w:pPr>
+              <w:keepNext w:val="0"/>
+              <w:keepLines w:val="0"/>
+              <w:pageBreakBefore w:val="0"/>
+              <w:widowControl w:val="0"/>
+              <w:kinsoku w:val="0"/>
+              <w:wordWrap/>
+              <w:overflowPunct/>
+              <w:topLinePunct w:val="0"/>
+              <w:autoSpaceDE w:val="0"/>
+              <w:autoSpaceDN w:val="0"/>
+              <w:bidi w:val="0"/>
+              <w:adjustRightInd w:val="0"/>
+              <w:snapToGrid w:val="0"/>
               <w:spacing w:before="127" w:line="183" w:lineRule="auto"/>
               <w:ind w:left="216"/>
+              <w:textAlignment w:val="baseline"/>
               <w:rPr>
                 <w:rFonts w:ascii="Times New Roman" w:hAnsi="Times New Roman" w:eastAsia="Times New Roman" w:cs="Times New Roman"/>
                 <w:sz w:val="21"/>
@@ -2848,11 +3904,31 @@
         <w:tc>
           <w:tcPr>
             <w:tcW w:w="5974" w:type="dxa"/>
+            <w:tcBorders>
+              <w:top w:val="single" w:color="auto" w:sz="4" w:space="0"/>
+              <w:left w:val="single" w:color="auto" w:sz="4" w:space="0"/>
+              <w:bottom w:val="single" w:color="auto" w:sz="4" w:space="0"/>
+              <w:right w:val="single" w:color="auto" w:sz="4" w:space="0"/>
+            </w:tcBorders>
           </w:tcPr>
           <w:p>
             <w:pPr>
+              <w:keepNext w:val="0"/>
+              <w:keepLines w:val="0"/>
+              <w:pageBreakBefore w:val="0"/>
+              <w:widowControl w:val="0"/>
+              <w:kinsoku w:val="0"/>
+              <w:wordWrap/>
+              <w:overflowPunct/>
+              <w:topLinePunct w:val="0"/>
+              <w:autoSpaceDE w:val="0"/>
+              <w:autoSpaceDN w:val="0"/>
+              <w:bidi w:val="0"/>
+              <w:adjustRightInd w:val="0"/>
+              <w:snapToGrid w:val="0"/>
               <w:spacing w:before="60" w:line="242" w:lineRule="auto"/>
               <w:ind w:left="223" w:right="287" w:firstLine="1"/>
+              <w:textAlignment w:val="baseline"/>
               <w:rPr>
                 <w:rFonts w:ascii="宋体" w:hAnsi="宋体" w:eastAsia="宋体" w:cs="宋体"/>
                 <w:sz w:val="21"/>
@@ -2904,25 +3980,31 @@
           <w:tcPr>
             <w:tcW w:w="1418" w:type="dxa"/>
             <w:tcBorders>
-              <w:left w:val="single" w:color="000000" w:sz="12" w:space="0"/>
+              <w:top w:val="single" w:color="auto" w:sz="4" w:space="0"/>
+              <w:left w:val="single" w:color="auto" w:sz="4" w:space="0"/>
+              <w:bottom w:val="single" w:color="auto" w:sz="4" w:space="0"/>
+              <w:right w:val="single" w:color="auto" w:sz="4" w:space="0"/>
             </w:tcBorders>
+            <w:vAlign w:val="center"/>
           </w:tcPr>
           <w:p>
             <w:pPr>
-              <w:pStyle w:val="25"/>
-              <w:spacing w:line="311" w:lineRule="auto"/>
-            </w:pPr>
-          </w:p>
-          <w:p>
-            <w:pPr>
-              <w:pStyle w:val="25"/>
-              <w:spacing w:line="311" w:lineRule="auto"/>
-            </w:pPr>
-          </w:p>
-          <w:p>
-            <w:pPr>
+              <w:keepNext w:val="0"/>
+              <w:keepLines w:val="0"/>
+              <w:pageBreakBefore w:val="0"/>
+              <w:widowControl w:val="0"/>
+              <w:kinsoku w:val="0"/>
+              <w:wordWrap/>
+              <w:overflowPunct/>
+              <w:topLinePunct w:val="0"/>
+              <w:autoSpaceDE w:val="0"/>
+              <w:autoSpaceDN w:val="0"/>
+              <w:bidi w:val="0"/>
+              <w:adjustRightInd w:val="0"/>
+              <w:snapToGrid w:val="0"/>
               <w:spacing w:before="65" w:line="221" w:lineRule="auto"/>
               <w:ind w:left="300"/>
+              <w:textAlignment w:val="baseline"/>
               <w:rPr>
                 <w:rFonts w:ascii="宋体" w:hAnsi="宋体" w:eastAsia="宋体" w:cs="宋体"/>
                 <w:sz w:val="20"/>
@@ -2943,10 +4025,30 @@
         <w:tc>
           <w:tcPr>
             <w:tcW w:w="1130" w:type="dxa"/>
+            <w:tcBorders>
+              <w:top w:val="single" w:color="auto" w:sz="4" w:space="0"/>
+              <w:left w:val="single" w:color="auto" w:sz="4" w:space="0"/>
+              <w:bottom w:val="single" w:color="auto" w:sz="4" w:space="0"/>
+              <w:right w:val="single" w:color="auto" w:sz="4" w:space="0"/>
+            </w:tcBorders>
           </w:tcPr>
           <w:p>
             <w:pPr>
+              <w:keepNext w:val="0"/>
+              <w:keepLines w:val="0"/>
+              <w:pageBreakBefore w:val="0"/>
+              <w:widowControl w:val="0"/>
+              <w:kinsoku w:val="0"/>
+              <w:wordWrap/>
+              <w:overflowPunct/>
+              <w:topLinePunct w:val="0"/>
+              <w:autoSpaceDE w:val="0"/>
+              <w:autoSpaceDN w:val="0"/>
+              <w:bidi w:val="0"/>
+              <w:adjustRightInd w:val="0"/>
+              <w:snapToGrid w:val="0"/>
               <w:spacing w:before="127" w:line="183" w:lineRule="auto"/>
+              <w:textAlignment w:val="baseline"/>
               <w:rPr>
                 <w:rFonts w:ascii="Times New Roman" w:hAnsi="Times New Roman" w:eastAsia="Times New Roman" w:cs="Times New Roman"/>
                 <w:spacing w:val="-1"/>
@@ -2966,8 +4068,22 @@
           </w:p>
           <w:p>
             <w:pPr>
+              <w:keepNext w:val="0"/>
+              <w:keepLines w:val="0"/>
+              <w:pageBreakBefore w:val="0"/>
+              <w:widowControl w:val="0"/>
+              <w:kinsoku w:val="0"/>
+              <w:wordWrap/>
+              <w:overflowPunct/>
+              <w:topLinePunct w:val="0"/>
+              <w:autoSpaceDE w:val="0"/>
+              <w:autoSpaceDN w:val="0"/>
+              <w:bidi w:val="0"/>
+              <w:adjustRightInd w:val="0"/>
+              <w:snapToGrid w:val="0"/>
               <w:spacing w:before="127" w:line="183" w:lineRule="auto"/>
               <w:ind w:left="216"/>
+              <w:textAlignment w:val="baseline"/>
               <w:rPr>
                 <w:rFonts w:ascii="Times New Roman" w:hAnsi="Times New Roman" w:eastAsia="Times New Roman" w:cs="Times New Roman"/>
                 <w:spacing w:val="-1"/>
@@ -2990,13 +4106,30 @@
           <w:tcPr>
             <w:tcW w:w="5974" w:type="dxa"/>
             <w:tcBorders>
-              <w:right w:val="single" w:color="000000" w:sz="12" w:space="0"/>
+              <w:top w:val="single" w:color="auto" w:sz="4" w:space="0"/>
+              <w:left w:val="single" w:color="auto" w:sz="4" w:space="0"/>
+              <w:bottom w:val="single" w:color="auto" w:sz="4" w:space="0"/>
+              <w:right w:val="single" w:color="auto" w:sz="4" w:space="0"/>
             </w:tcBorders>
           </w:tcPr>
           <w:p>
             <w:pPr>
+              <w:keepNext w:val="0"/>
+              <w:keepLines w:val="0"/>
+              <w:pageBreakBefore w:val="0"/>
+              <w:widowControl w:val="0"/>
+              <w:kinsoku w:val="0"/>
+              <w:wordWrap/>
+              <w:overflowPunct/>
+              <w:topLinePunct w:val="0"/>
+              <w:autoSpaceDE w:val="0"/>
+              <w:autoSpaceDN w:val="0"/>
+              <w:bidi w:val="0"/>
+              <w:adjustRightInd w:val="0"/>
+              <w:snapToGrid w:val="0"/>
               <w:spacing w:before="63" w:line="273" w:lineRule="auto"/>
               <w:ind w:left="220" w:right="224" w:firstLine="7"/>
+              <w:textAlignment w:val="baseline"/>
               <w:rPr>
                 <w:rFonts w:ascii="宋体" w:hAnsi="宋体" w:eastAsia="宋体" w:cs="宋体"/>
                 <w:sz w:val="21"/>
@@ -3100,25 +4233,31 @@
           <w:tcPr>
             <w:tcW w:w="1418" w:type="dxa"/>
             <w:tcBorders>
-              <w:left w:val="single" w:color="000000" w:sz="12" w:space="0"/>
+              <w:top w:val="single" w:color="auto" w:sz="4" w:space="0"/>
+              <w:left w:val="single" w:color="auto" w:sz="4" w:space="0"/>
+              <w:bottom w:val="single" w:color="auto" w:sz="4" w:space="0"/>
+              <w:right w:val="single" w:color="auto" w:sz="4" w:space="0"/>
             </w:tcBorders>
+            <w:vAlign w:val="center"/>
           </w:tcPr>
           <w:p>
             <w:pPr>
-              <w:pStyle w:val="25"/>
-              <w:spacing w:line="315" w:lineRule="auto"/>
-            </w:pPr>
-          </w:p>
-          <w:p>
-            <w:pPr>
-              <w:pStyle w:val="25"/>
-              <w:spacing w:line="315" w:lineRule="auto"/>
-            </w:pPr>
-          </w:p>
-          <w:p>
-            <w:pPr>
+              <w:keepNext w:val="0"/>
+              <w:keepLines w:val="0"/>
+              <w:pageBreakBefore w:val="0"/>
+              <w:widowControl w:val="0"/>
+              <w:kinsoku w:val="0"/>
+              <w:wordWrap/>
+              <w:overflowPunct/>
+              <w:topLinePunct w:val="0"/>
+              <w:autoSpaceDE w:val="0"/>
+              <w:autoSpaceDN w:val="0"/>
+              <w:bidi w:val="0"/>
+              <w:adjustRightInd w:val="0"/>
+              <w:snapToGrid w:val="0"/>
               <w:spacing w:before="65" w:line="220" w:lineRule="auto"/>
               <w:ind w:left="302"/>
+              <w:textAlignment w:val="baseline"/>
               <w:rPr>
                 <w:rFonts w:ascii="宋体" w:hAnsi="宋体" w:eastAsia="宋体" w:cs="宋体"/>
                 <w:sz w:val="20"/>
@@ -3139,10 +4278,30 @@
         <w:tc>
           <w:tcPr>
             <w:tcW w:w="1130" w:type="dxa"/>
+            <w:tcBorders>
+              <w:top w:val="single" w:color="auto" w:sz="4" w:space="0"/>
+              <w:left w:val="single" w:color="auto" w:sz="4" w:space="0"/>
+              <w:bottom w:val="single" w:color="auto" w:sz="4" w:space="0"/>
+              <w:right w:val="single" w:color="auto" w:sz="4" w:space="0"/>
+            </w:tcBorders>
           </w:tcPr>
           <w:p>
             <w:pPr>
+              <w:keepNext w:val="0"/>
+              <w:keepLines w:val="0"/>
+              <w:pageBreakBefore w:val="0"/>
+              <w:widowControl w:val="0"/>
+              <w:kinsoku w:val="0"/>
+              <w:wordWrap/>
+              <w:overflowPunct/>
+              <w:topLinePunct w:val="0"/>
+              <w:autoSpaceDE w:val="0"/>
+              <w:autoSpaceDN w:val="0"/>
+              <w:bidi w:val="0"/>
+              <w:adjustRightInd w:val="0"/>
+              <w:snapToGrid w:val="0"/>
               <w:spacing w:before="127" w:line="183" w:lineRule="auto"/>
+              <w:textAlignment w:val="baseline"/>
               <w:rPr>
                 <w:rFonts w:ascii="Times New Roman" w:hAnsi="Times New Roman" w:eastAsia="Times New Roman" w:cs="Times New Roman"/>
                 <w:spacing w:val="-1"/>
@@ -3162,7 +4321,21 @@
           </w:p>
           <w:p>
             <w:pPr>
+              <w:keepNext w:val="0"/>
+              <w:keepLines w:val="0"/>
+              <w:pageBreakBefore w:val="0"/>
+              <w:widowControl w:val="0"/>
+              <w:kinsoku w:val="0"/>
+              <w:wordWrap/>
+              <w:overflowPunct/>
+              <w:topLinePunct w:val="0"/>
+              <w:autoSpaceDE w:val="0"/>
+              <w:autoSpaceDN w:val="0"/>
+              <w:bidi w:val="0"/>
+              <w:adjustRightInd w:val="0"/>
+              <w:snapToGrid w:val="0"/>
               <w:spacing w:before="127" w:line="183" w:lineRule="auto"/>
+              <w:textAlignment w:val="baseline"/>
               <w:rPr>
                 <w:rFonts w:ascii="Times New Roman" w:hAnsi="Times New Roman" w:eastAsia="Times New Roman" w:cs="Times New Roman"/>
                 <w:spacing w:val="-1"/>
@@ -3185,13 +4358,30 @@
           <w:tcPr>
             <w:tcW w:w="5974" w:type="dxa"/>
             <w:tcBorders>
-              <w:right w:val="single" w:color="000000" w:sz="12" w:space="0"/>
+              <w:top w:val="single" w:color="auto" w:sz="4" w:space="0"/>
+              <w:left w:val="single" w:color="auto" w:sz="4" w:space="0"/>
+              <w:bottom w:val="single" w:color="auto" w:sz="4" w:space="0"/>
+              <w:right w:val="single" w:color="auto" w:sz="4" w:space="0"/>
             </w:tcBorders>
           </w:tcPr>
           <w:p>
             <w:pPr>
+              <w:keepNext w:val="0"/>
+              <w:keepLines w:val="0"/>
+              <w:pageBreakBefore w:val="0"/>
+              <w:widowControl w:val="0"/>
+              <w:kinsoku w:val="0"/>
+              <w:wordWrap/>
+              <w:overflowPunct/>
+              <w:topLinePunct w:val="0"/>
+              <w:autoSpaceDE w:val="0"/>
+              <w:autoSpaceDN w:val="0"/>
+              <w:bidi w:val="0"/>
+              <w:adjustRightInd w:val="0"/>
+              <w:snapToGrid w:val="0"/>
               <w:spacing w:before="71" w:line="275" w:lineRule="auto"/>
               <w:ind w:left="225" w:right="277" w:firstLine="5"/>
+              <w:textAlignment w:val="baseline"/>
               <w:rPr>
                 <w:rFonts w:ascii="宋体" w:hAnsi="宋体" w:eastAsia="宋体" w:cs="宋体"/>
                 <w:sz w:val="21"/>
@@ -3243,15 +4433,32 @@
           <w:tcPr>
             <w:tcW w:w="1418" w:type="dxa"/>
             <w:tcBorders>
-              <w:left w:val="single" w:color="000000" w:sz="12" w:space="0"/>
-              <w:bottom w:val="single" w:color="000000" w:sz="12" w:space="0"/>
+              <w:top w:val="single" w:color="auto" w:sz="4" w:space="0"/>
+              <w:left w:val="single" w:color="auto" w:sz="4" w:space="0"/>
+              <w:bottom w:val="single" w:color="auto" w:sz="4" w:space="0"/>
+              <w:right w:val="single" w:color="auto" w:sz="4" w:space="0"/>
             </w:tcBorders>
             <w:shd w:val="clear" w:color="auto" w:fill="auto"/>
+            <w:vAlign w:val="center"/>
           </w:tcPr>
           <w:p>
             <w:pPr>
+              <w:keepNext w:val="0"/>
+              <w:keepLines w:val="0"/>
+              <w:pageBreakBefore w:val="0"/>
+              <w:widowControl w:val="0"/>
+              <w:kinsoku w:val="0"/>
+              <w:wordWrap/>
+              <w:overflowPunct/>
+              <w:topLinePunct w:val="0"/>
+              <w:autoSpaceDE w:val="0"/>
+              <w:autoSpaceDN w:val="0"/>
+              <w:bidi w:val="0"/>
+              <w:adjustRightInd w:val="0"/>
+              <w:snapToGrid w:val="0"/>
               <w:spacing w:before="65" w:line="220" w:lineRule="auto"/>
               <w:ind w:left="297" w:leftChars="0"/>
+              <w:textAlignment w:val="baseline"/>
               <w:rPr>
                 <w:rFonts w:ascii="宋体" w:hAnsi="宋体" w:eastAsia="宋体" w:cs="宋体"/>
                 <w:snapToGrid w:val="0"/>
@@ -3277,14 +4484,31 @@
           <w:tcPr>
             <w:tcW w:w="1130" w:type="dxa"/>
             <w:tcBorders>
-              <w:bottom w:val="single" w:color="000000" w:sz="12" w:space="0"/>
+              <w:top w:val="single" w:color="auto" w:sz="4" w:space="0"/>
+              <w:left w:val="single" w:color="auto" w:sz="4" w:space="0"/>
+              <w:bottom w:val="single" w:color="auto" w:sz="4" w:space="0"/>
+              <w:right w:val="single" w:color="auto" w:sz="4" w:space="0"/>
             </w:tcBorders>
             <w:shd w:val="clear" w:color="auto" w:fill="auto"/>
           </w:tcPr>
           <w:p>
             <w:pPr>
+              <w:keepNext w:val="0"/>
+              <w:keepLines w:val="0"/>
+              <w:pageBreakBefore w:val="0"/>
+              <w:widowControl w:val="0"/>
+              <w:kinsoku w:val="0"/>
+              <w:wordWrap/>
+              <w:overflowPunct/>
+              <w:topLinePunct w:val="0"/>
+              <w:autoSpaceDE w:val="0"/>
+              <w:autoSpaceDN w:val="0"/>
+              <w:bidi w:val="0"/>
+              <w:adjustRightInd w:val="0"/>
+              <w:snapToGrid w:val="0"/>
               <w:spacing w:before="111" w:line="214" w:lineRule="auto"/>
               <w:ind w:left="133" w:leftChars="0"/>
+              <w:textAlignment w:val="baseline"/>
               <w:rPr>
                 <w:rFonts w:ascii="宋体" w:hAnsi="宋体" w:eastAsia="宋体" w:cs="宋体"/>
                 <w:snapToGrid w:val="0"/>
@@ -3327,15 +4551,31 @@
           <w:tcPr>
             <w:tcW w:w="5974" w:type="dxa"/>
             <w:tcBorders>
-              <w:bottom w:val="single" w:color="000000" w:sz="12" w:space="0"/>
-              <w:right w:val="single" w:color="000000" w:sz="12" w:space="0"/>
+              <w:top w:val="single" w:color="auto" w:sz="4" w:space="0"/>
+              <w:left w:val="single" w:color="auto" w:sz="4" w:space="0"/>
+              <w:bottom w:val="single" w:color="auto" w:sz="4" w:space="0"/>
+              <w:right w:val="single" w:color="auto" w:sz="4" w:space="0"/>
             </w:tcBorders>
             <w:shd w:val="clear" w:color="auto" w:fill="auto"/>
           </w:tcPr>
           <w:p>
             <w:pPr>
+              <w:keepNext w:val="0"/>
+              <w:keepLines w:val="0"/>
+              <w:pageBreakBefore w:val="0"/>
+              <w:widowControl w:val="0"/>
+              <w:kinsoku w:val="0"/>
+              <w:wordWrap/>
+              <w:overflowPunct/>
+              <w:topLinePunct w:val="0"/>
+              <w:autoSpaceDE w:val="0"/>
+              <w:autoSpaceDN w:val="0"/>
+              <w:bidi w:val="0"/>
+              <w:adjustRightInd w:val="0"/>
+              <w:snapToGrid w:val="0"/>
               <w:spacing w:before="53" w:line="276" w:lineRule="auto"/>
               <w:ind w:left="226" w:leftChars="0" w:right="277" w:rightChars="0"/>
+              <w:textAlignment w:val="baseline"/>
               <w:rPr>
                 <w:rFonts w:ascii="宋体" w:hAnsi="宋体" w:eastAsia="宋体" w:cs="宋体"/>
                 <w:snapToGrid w:val="0"/>
@@ -3371,9 +4611,22 @@
     <w:p>
       <w:pPr>
         <w:pStyle w:val="26"/>
+        <w:keepNext w:val="0"/>
+        <w:keepLines w:val="0"/>
+        <w:pageBreakBefore w:val="0"/>
+        <w:widowControl w:val="0"/>
+        <w:kinsoku w:val="0"/>
+        <w:wordWrap/>
+        <w:overflowPunct/>
+        <w:topLinePunct w:val="0"/>
+        <w:autoSpaceDE w:val="0"/>
+        <w:autoSpaceDN w:val="0"/>
         <w:bidi w:val="0"/>
+        <w:adjustRightInd w:val="0"/>
+        <w:snapToGrid w:val="0"/>
+        <w:textAlignment w:val="baseline"/>
       </w:pPr>
-      <w:bookmarkStart w:id="6" w:name="_Toc25567"/>
+      <w:bookmarkStart w:id="6" w:name="_Toc26144"/>
       <w:r>
         <w:t>角色与职责</w:t>
       </w:r>
@@ -3381,7 +4634,21 @@
     </w:p>
     <w:p>
       <w:pPr>
+        <w:keepNext w:val="0"/>
+        <w:keepLines w:val="0"/>
+        <w:pageBreakBefore w:val="0"/>
+        <w:widowControl w:val="0"/>
+        <w:kinsoku w:val="0"/>
+        <w:wordWrap/>
+        <w:overflowPunct/>
+        <w:topLinePunct w:val="0"/>
+        <w:autoSpaceDE w:val="0"/>
+        <w:autoSpaceDN w:val="0"/>
+        <w:bidi w:val="0"/>
+        <w:adjustRightInd w:val="0"/>
+        <w:snapToGrid w:val="0"/>
         <w:spacing w:line="77" w:lineRule="auto"/>
+        <w:textAlignment w:val="baseline"/>
         <w:rPr>
           <w:rFonts w:ascii="Arial"/>
           <w:sz w:val="2"/>
@@ -3391,8 +4658,8 @@
     <w:tbl>
       <w:tblPr>
         <w:tblStyle w:val="24"/>
-        <w:tblW w:w="8594" w:type="dxa"/>
-        <w:tblInd w:w="5" w:type="dxa"/>
+        <w:tblW w:w="9214" w:type="dxa"/>
+        <w:jc w:val="center"/>
         <w:tblBorders>
           <w:top w:val="single" w:color="000000" w:sz="8" w:space="0"/>
           <w:left w:val="single" w:color="000000" w:sz="8" w:space="0"/>
@@ -3410,8 +4677,9 @@
         </w:tblCellMar>
       </w:tblPr>
       <w:tblGrid>
-        <w:gridCol w:w="2141"/>
-        <w:gridCol w:w="6453"/>
+        <w:gridCol w:w="1973"/>
+        <w:gridCol w:w="5520"/>
+        <w:gridCol w:w="1721"/>
       </w:tblGrid>
       <w:tr>
         <w:tblPrEx>
@@ -3423,29 +4691,39 @@
             <w:insideH w:val="single" w:color="000000" w:sz="8" w:space="0"/>
             <w:insideV w:val="single" w:color="000000" w:sz="8" w:space="0"/>
           </w:tblBorders>
-          <w:tblCellMar>
-            <w:top w:w="0" w:type="dxa"/>
-            <w:left w:w="0" w:type="dxa"/>
-            <w:bottom w:w="0" w:type="dxa"/>
-            <w:right w:w="0" w:type="dxa"/>
-          </w:tblCellMar>
         </w:tblPrEx>
         <w:trPr>
           <w:trHeight w:val="504" w:hRule="atLeast"/>
+          <w:jc w:val="center"/>
         </w:trPr>
         <w:tc>
           <w:tcPr>
-            <w:tcW w:w="2141" w:type="dxa"/>
+            <w:tcW w:w="1973" w:type="dxa"/>
             <w:tcBorders>
               <w:top w:val="single" w:color="000000" w:sz="4" w:space="0"/>
               <w:left w:val="single" w:color="000000" w:sz="4" w:space="0"/>
             </w:tcBorders>
             <w:shd w:val="clear" w:color="auto" w:fill="C0C0C0"/>
+            <w:vAlign w:val="center"/>
           </w:tcPr>
           <w:p>
             <w:pPr>
+              <w:keepNext w:val="0"/>
+              <w:keepLines w:val="0"/>
+              <w:pageBreakBefore w:val="0"/>
+              <w:widowControl w:val="0"/>
+              <w:kinsoku w:val="0"/>
+              <w:wordWrap/>
+              <w:overflowPunct/>
+              <w:topLinePunct w:val="0"/>
+              <w:autoSpaceDE w:val="0"/>
+              <w:autoSpaceDN w:val="0"/>
+              <w:bidi w:val="0"/>
+              <w:adjustRightInd w:val="0"/>
+              <w:snapToGrid w:val="0"/>
               <w:spacing w:before="128" w:line="219" w:lineRule="auto"/>
               <w:ind w:left="837"/>
+              <w:textAlignment w:val="baseline"/>
               <w:rPr>
                 <w:rFonts w:ascii="宋体" w:hAnsi="宋体" w:eastAsia="宋体" w:cs="宋体"/>
                 <w:sz w:val="24"/>
@@ -3467,17 +4745,32 @@
         </w:tc>
         <w:tc>
           <w:tcPr>
-            <w:tcW w:w="6453" w:type="dxa"/>
+            <w:tcW w:w="5520" w:type="dxa"/>
             <w:tcBorders>
               <w:top w:val="single" w:color="000000" w:sz="4" w:space="0"/>
               <w:right w:val="single" w:color="000000" w:sz="4" w:space="0"/>
             </w:tcBorders>
             <w:shd w:val="clear" w:color="auto" w:fill="C0C0C0"/>
+            <w:vAlign w:val="center"/>
           </w:tcPr>
           <w:p>
             <w:pPr>
+              <w:keepNext w:val="0"/>
+              <w:keepLines w:val="0"/>
+              <w:pageBreakBefore w:val="0"/>
+              <w:widowControl w:val="0"/>
+              <w:kinsoku w:val="0"/>
+              <w:wordWrap/>
+              <w:overflowPunct/>
+              <w:topLinePunct w:val="0"/>
+              <w:autoSpaceDE w:val="0"/>
+              <w:autoSpaceDN w:val="0"/>
+              <w:bidi w:val="0"/>
+              <w:adjustRightInd w:val="0"/>
+              <w:snapToGrid w:val="0"/>
               <w:spacing w:before="109" w:line="221" w:lineRule="auto"/>
               <w:ind w:left="2746"/>
+              <w:textAlignment w:val="baseline"/>
               <w:rPr>
                 <w:rFonts w:ascii="宋体" w:hAnsi="宋体" w:eastAsia="宋体" w:cs="宋体"/>
                 <w:sz w:val="24"/>
@@ -3494,6 +4787,50 @@
                 <w:szCs w:val="24"/>
               </w:rPr>
               <w:t>主要职责</w:t>
+            </w:r>
+          </w:p>
+        </w:tc>
+        <w:tc>
+          <w:tcPr>
+            <w:tcW w:w="1721" w:type="dxa"/>
+            <w:tcBorders>
+              <w:top w:val="single" w:color="000000" w:sz="4" w:space="0"/>
+              <w:right w:val="single" w:color="000000" w:sz="4" w:space="0"/>
+            </w:tcBorders>
+            <w:shd w:val="clear" w:color="auto" w:fill="C0C0C0"/>
+            <w:vAlign w:val="bottom"/>
+          </w:tcPr>
+          <w:p>
+            <w:pPr>
+              <w:keepNext w:val="0"/>
+              <w:keepLines w:val="0"/>
+              <w:pageBreakBefore w:val="0"/>
+              <w:widowControl w:val="0"/>
+              <w:kinsoku w:val="0"/>
+              <w:wordWrap/>
+              <w:overflowPunct/>
+              <w:topLinePunct w:val="0"/>
+              <w:autoSpaceDE w:val="0"/>
+              <w:autoSpaceDN w:val="0"/>
+              <w:bidi w:val="0"/>
+              <w:adjustRightInd w:val="0"/>
+              <w:snapToGrid w:val="0"/>
+              <w:ind w:left="0" w:leftChars="0" w:right="0" w:rightChars="0" w:firstLine="0" w:firstLineChars="0"/>
+              <w:jc w:val="center"/>
+              <w:textAlignment w:val="baseline"/>
+              <w:rPr>
+                <w:rFonts w:hint="default"/>
+                <w:lang w:val="en-US" w:eastAsia="zh-CN"/>
+              </w:rPr>
+            </w:pPr>
+            <w:r>
+              <w:rPr>
+                <w:rFonts w:hint="eastAsia"/>
+                <w:b/>
+                <w:bCs/>
+                <w:lang w:val="en-US" w:eastAsia="zh-CN"/>
+              </w:rPr>
+              <w:t>责任人</w:t>
             </w:r>
           </w:p>
         </w:tc>
@@ -3516,37 +4853,35 @@
           </w:tblCellMar>
         </w:tblPrEx>
         <w:trPr>
-          <w:trHeight w:val="1892" w:hRule="atLeast"/>
+          <w:trHeight w:val="1536" w:hRule="atLeast"/>
+          <w:jc w:val="center"/>
         </w:trPr>
         <w:tc>
           <w:tcPr>
-            <w:tcW w:w="2141" w:type="dxa"/>
+            <w:tcW w:w="1973" w:type="dxa"/>
             <w:tcBorders>
               <w:left w:val="single" w:color="000000" w:sz="4" w:space="0"/>
             </w:tcBorders>
+            <w:vAlign w:val="center"/>
           </w:tcPr>
           <w:p>
             <w:pPr>
-              <w:pStyle w:val="25"/>
-              <w:spacing w:line="245" w:lineRule="auto"/>
-            </w:pPr>
-          </w:p>
-          <w:p>
-            <w:pPr>
-              <w:pStyle w:val="25"/>
-              <w:spacing w:line="246" w:lineRule="auto"/>
-            </w:pPr>
-          </w:p>
-          <w:p>
-            <w:pPr>
-              <w:pStyle w:val="25"/>
-              <w:spacing w:line="246" w:lineRule="auto"/>
-            </w:pPr>
-          </w:p>
-          <w:p>
-            <w:pPr>
+              <w:keepNext w:val="0"/>
+              <w:keepLines w:val="0"/>
+              <w:pageBreakBefore w:val="0"/>
+              <w:widowControl w:val="0"/>
+              <w:kinsoku w:val="0"/>
+              <w:wordWrap/>
+              <w:overflowPunct/>
+              <w:topLinePunct w:val="0"/>
+              <w:autoSpaceDE w:val="0"/>
+              <w:autoSpaceDN w:val="0"/>
+              <w:bidi w:val="0"/>
+              <w:adjustRightInd w:val="0"/>
+              <w:snapToGrid w:val="0"/>
               <w:spacing w:before="78" w:line="220" w:lineRule="auto"/>
               <w:ind w:left="148"/>
+              <w:textAlignment w:val="baseline"/>
               <w:rPr>
                 <w:rFonts w:ascii="宋体" w:hAnsi="宋体" w:eastAsia="宋体" w:cs="宋体"/>
                 <w:sz w:val="24"/>
@@ -3566,87 +4901,160 @@
         </w:tc>
         <w:tc>
           <w:tcPr>
-            <w:tcW w:w="6453" w:type="dxa"/>
+            <w:tcW w:w="5520" w:type="dxa"/>
             <w:tcBorders>
               <w:right w:val="single" w:color="000000" w:sz="4" w:space="0"/>
             </w:tcBorders>
           </w:tcPr>
           <w:p>
             <w:pPr>
-              <w:spacing w:before="235" w:line="300" w:lineRule="auto"/>
-              <w:ind w:left="146" w:right="843"/>
-              <w:rPr>
-                <w:rFonts w:ascii="宋体" w:hAnsi="宋体" w:eastAsia="宋体" w:cs="宋体"/>
-                <w:sz w:val="24"/>
-                <w:szCs w:val="24"/>
-              </w:rPr>
-            </w:pPr>
-            <w:r>
-              <w:rPr>
-                <w:rFonts w:ascii="宋体" w:hAnsi="宋体" w:eastAsia="宋体" w:cs="宋体"/>
-                <w:spacing w:val="-3"/>
-                <w:sz w:val="24"/>
-                <w:szCs w:val="24"/>
-              </w:rPr>
-              <w:t>定义并维护变更管理流程文件及所需要的记</w:t>
-            </w:r>
-            <w:r>
-              <w:rPr>
-                <w:rFonts w:ascii="宋体" w:hAnsi="宋体" w:eastAsia="宋体" w:cs="宋体"/>
-                <w:spacing w:val="-4"/>
-                <w:sz w:val="24"/>
-                <w:szCs w:val="24"/>
-              </w:rPr>
-              <w:t>录模板；</w:t>
-            </w:r>
-            <w:r>
-              <w:rPr>
-                <w:rFonts w:ascii="宋体" w:hAnsi="宋体" w:eastAsia="宋体" w:cs="宋体"/>
-                <w:spacing w:val="-6"/>
-                <w:sz w:val="24"/>
-                <w:szCs w:val="24"/>
-              </w:rPr>
-              <w:t>管理变更管理流程的实施；</w:t>
-            </w:r>
-          </w:p>
-          <w:p>
-            <w:pPr>
-              <w:spacing w:line="219" w:lineRule="auto"/>
-              <w:ind w:left="140"/>
-              <w:rPr>
-                <w:rFonts w:ascii="宋体" w:hAnsi="宋体" w:eastAsia="宋体" w:cs="宋体"/>
-                <w:sz w:val="24"/>
-                <w:szCs w:val="24"/>
-              </w:rPr>
-            </w:pPr>
-            <w:r>
-              <w:rPr>
-                <w:rFonts w:ascii="宋体" w:hAnsi="宋体" w:eastAsia="宋体" w:cs="宋体"/>
-                <w:spacing w:val="-5"/>
-                <w:sz w:val="24"/>
-                <w:szCs w:val="24"/>
-              </w:rPr>
-              <w:t>确保变更管理流程目标的实现；</w:t>
-            </w:r>
-          </w:p>
-          <w:p>
-            <w:pPr>
+              <w:keepNext w:val="0"/>
+              <w:keepLines w:val="0"/>
+              <w:pageBreakBefore w:val="0"/>
+              <w:widowControl w:val="0"/>
+              <w:kinsoku w:val="0"/>
+              <w:wordWrap/>
+              <w:overflowPunct/>
+              <w:topLinePunct w:val="0"/>
+              <w:autoSpaceDE w:val="0"/>
+              <w:autoSpaceDN w:val="0"/>
+              <w:bidi w:val="0"/>
+              <w:adjustRightInd w:val="0"/>
+              <w:snapToGrid w:val="0"/>
               <w:spacing w:before="104" w:line="220" w:lineRule="auto"/>
               <w:ind w:left="142"/>
-              <w:rPr>
-                <w:rFonts w:ascii="宋体" w:hAnsi="宋体" w:eastAsia="宋体" w:cs="宋体"/>
-                <w:sz w:val="24"/>
-                <w:szCs w:val="24"/>
-              </w:rPr>
-            </w:pPr>
-            <w:r>
+              <w:textAlignment w:val="baseline"/>
               <w:rPr>
                 <w:rFonts w:ascii="宋体" w:hAnsi="宋体" w:eastAsia="宋体" w:cs="宋体"/>
                 <w:spacing w:val="-2"/>
                 <w:sz w:val="24"/>
                 <w:szCs w:val="24"/>
               </w:rPr>
+            </w:pPr>
+            <w:r>
+              <w:rPr>
+                <w:rFonts w:ascii="宋体" w:hAnsi="宋体" w:eastAsia="宋体" w:cs="宋体"/>
+                <w:spacing w:val="-2"/>
+                <w:sz w:val="24"/>
+                <w:szCs w:val="24"/>
+              </w:rPr>
+              <w:t>定义并维护变更管理流程文件及所需要的记录模板；管理变更管理流程的实施；</w:t>
+            </w:r>
+          </w:p>
+          <w:p>
+            <w:pPr>
+              <w:keepNext w:val="0"/>
+              <w:keepLines w:val="0"/>
+              <w:pageBreakBefore w:val="0"/>
+              <w:widowControl w:val="0"/>
+              <w:kinsoku w:val="0"/>
+              <w:wordWrap/>
+              <w:overflowPunct/>
+              <w:topLinePunct w:val="0"/>
+              <w:autoSpaceDE w:val="0"/>
+              <w:autoSpaceDN w:val="0"/>
+              <w:bidi w:val="0"/>
+              <w:adjustRightInd w:val="0"/>
+              <w:snapToGrid w:val="0"/>
+              <w:spacing w:before="104" w:line="220" w:lineRule="auto"/>
+              <w:ind w:left="142"/>
+              <w:textAlignment w:val="baseline"/>
+              <w:rPr>
+                <w:rFonts w:ascii="宋体" w:hAnsi="宋体" w:eastAsia="宋体" w:cs="宋体"/>
+                <w:spacing w:val="-2"/>
+                <w:sz w:val="24"/>
+                <w:szCs w:val="24"/>
+              </w:rPr>
+            </w:pPr>
+            <w:r>
+              <w:rPr>
+                <w:rFonts w:ascii="宋体" w:hAnsi="宋体" w:eastAsia="宋体" w:cs="宋体"/>
+                <w:spacing w:val="-2"/>
+                <w:sz w:val="24"/>
+                <w:szCs w:val="24"/>
+              </w:rPr>
+              <w:t>确保变更管理流程目标的实现；</w:t>
+            </w:r>
+          </w:p>
+          <w:p>
+            <w:pPr>
+              <w:keepNext w:val="0"/>
+              <w:keepLines w:val="0"/>
+              <w:pageBreakBefore w:val="0"/>
+              <w:widowControl w:val="0"/>
+              <w:kinsoku w:val="0"/>
+              <w:wordWrap/>
+              <w:overflowPunct/>
+              <w:topLinePunct w:val="0"/>
+              <w:autoSpaceDE w:val="0"/>
+              <w:autoSpaceDN w:val="0"/>
+              <w:bidi w:val="0"/>
+              <w:adjustRightInd w:val="0"/>
+              <w:snapToGrid w:val="0"/>
+              <w:spacing w:before="104" w:line="220" w:lineRule="auto"/>
+              <w:ind w:left="142"/>
+              <w:textAlignment w:val="baseline"/>
+              <w:rPr>
+                <w:rFonts w:ascii="宋体" w:hAnsi="宋体" w:eastAsia="宋体" w:cs="宋体"/>
+                <w:sz w:val="24"/>
+                <w:szCs w:val="24"/>
+              </w:rPr>
+            </w:pPr>
+            <w:r>
+              <w:rPr>
+                <w:rFonts w:ascii="宋体" w:hAnsi="宋体" w:eastAsia="宋体" w:cs="宋体"/>
+                <w:spacing w:val="-2"/>
+                <w:sz w:val="24"/>
+                <w:szCs w:val="24"/>
+              </w:rPr>
               <w:t>识别变更管理过程中存在的问题并提出改进措施。</w:t>
+            </w:r>
+          </w:p>
+        </w:tc>
+        <w:tc>
+          <w:tcPr>
+            <w:tcW w:w="1721" w:type="dxa"/>
+            <w:tcBorders>
+              <w:right w:val="single" w:color="000000" w:sz="4" w:space="0"/>
+            </w:tcBorders>
+            <w:vAlign w:val="center"/>
+          </w:tcPr>
+          <w:p>
+            <w:pPr>
+              <w:keepNext w:val="0"/>
+              <w:keepLines w:val="0"/>
+              <w:pageBreakBefore w:val="0"/>
+              <w:widowControl w:val="0"/>
+              <w:kinsoku w:val="0"/>
+              <w:wordWrap/>
+              <w:overflowPunct/>
+              <w:topLinePunct w:val="0"/>
+              <w:autoSpaceDE w:val="0"/>
+              <w:autoSpaceDN w:val="0"/>
+              <w:bidi w:val="0"/>
+              <w:adjustRightInd w:val="0"/>
+              <w:snapToGrid w:val="0"/>
+              <w:spacing w:before="104" w:line="220" w:lineRule="auto"/>
+              <w:ind w:left="0" w:leftChars="0" w:right="0" w:rightChars="0" w:firstLine="0" w:firstLineChars="0"/>
+              <w:jc w:val="both"/>
+              <w:textAlignment w:val="baseline"/>
+              <w:rPr>
+                <w:rFonts w:hint="default" w:ascii="宋体" w:hAnsi="宋体" w:eastAsia="宋体" w:cs="宋体"/>
+                <w:spacing w:val="-2"/>
+                <w:sz w:val="24"/>
+                <w:szCs w:val="24"/>
+                <w:lang w:val="en-US" w:eastAsia="zh-CN"/>
+              </w:rPr>
+            </w:pPr>
+            <w:r>
+              <w:rPr>
+                <w:rFonts w:hint="eastAsia" w:ascii="宋体" w:hAnsi="宋体" w:cs="宋体"/>
+                <w:spacing w:val="-2"/>
+                <w:sz w:val="24"/>
+                <w:szCs w:val="24"/>
+                <w:lang w:val="en-US" w:eastAsia="zh-CN"/>
+              </w:rPr>
+              <w:t>运维项目经理</w:t>
             </w:r>
           </w:p>
         </w:tc>
@@ -3669,43 +5077,35 @@
           </w:tblCellMar>
         </w:tblPrEx>
         <w:trPr>
-          <w:trHeight w:val="2480" w:hRule="atLeast"/>
+          <w:trHeight w:val="1944" w:hRule="atLeast"/>
+          <w:jc w:val="center"/>
         </w:trPr>
         <w:tc>
           <w:tcPr>
-            <w:tcW w:w="2141" w:type="dxa"/>
+            <w:tcW w:w="1973" w:type="dxa"/>
             <w:tcBorders>
               <w:left w:val="single" w:color="000000" w:sz="4" w:space="0"/>
             </w:tcBorders>
+            <w:vAlign w:val="center"/>
           </w:tcPr>
           <w:p>
             <w:pPr>
-              <w:pStyle w:val="25"/>
-              <w:spacing w:line="258" w:lineRule="auto"/>
-            </w:pPr>
-          </w:p>
-          <w:p>
-            <w:pPr>
-              <w:pStyle w:val="25"/>
-              <w:spacing w:line="258" w:lineRule="auto"/>
-            </w:pPr>
-          </w:p>
-          <w:p>
-            <w:pPr>
-              <w:pStyle w:val="25"/>
-              <w:spacing w:line="258" w:lineRule="auto"/>
-            </w:pPr>
-          </w:p>
-          <w:p>
-            <w:pPr>
-              <w:pStyle w:val="25"/>
-              <w:spacing w:line="258" w:lineRule="auto"/>
-            </w:pPr>
-          </w:p>
-          <w:p>
-            <w:pPr>
+              <w:keepNext w:val="0"/>
+              <w:keepLines w:val="0"/>
+              <w:pageBreakBefore w:val="0"/>
+              <w:widowControl w:val="0"/>
+              <w:kinsoku w:val="0"/>
+              <w:wordWrap/>
+              <w:overflowPunct/>
+              <w:topLinePunct w:val="0"/>
+              <w:autoSpaceDE w:val="0"/>
+              <w:autoSpaceDN w:val="0"/>
+              <w:bidi w:val="0"/>
+              <w:adjustRightInd w:val="0"/>
+              <w:snapToGrid w:val="0"/>
               <w:spacing w:before="78" w:line="220" w:lineRule="auto"/>
               <w:ind w:left="148"/>
+              <w:textAlignment w:val="baseline"/>
               <w:rPr>
                 <w:rFonts w:ascii="宋体" w:hAnsi="宋体" w:eastAsia="宋体" w:cs="宋体"/>
                 <w:sz w:val="24"/>
@@ -3725,17 +5125,32 @@
         </w:tc>
         <w:tc>
           <w:tcPr>
-            <w:tcW w:w="6453" w:type="dxa"/>
+            <w:tcW w:w="5520" w:type="dxa"/>
             <w:tcBorders>
               <w:right w:val="single" w:color="000000" w:sz="4" w:space="0"/>
             </w:tcBorders>
           </w:tcPr>
           <w:p>
             <w:pPr>
-              <w:spacing w:before="142" w:line="300" w:lineRule="auto"/>
-              <w:ind w:left="149" w:right="3963" w:hanging="10"/>
-              <w:rPr>
-                <w:rFonts w:ascii="宋体" w:hAnsi="宋体" w:eastAsia="宋体" w:cs="宋体"/>
+              <w:keepNext w:val="0"/>
+              <w:keepLines w:val="0"/>
+              <w:pageBreakBefore w:val="0"/>
+              <w:widowControl w:val="0"/>
+              <w:kinsoku w:val="0"/>
+              <w:wordWrap/>
+              <w:overflowPunct/>
+              <w:topLinePunct w:val="0"/>
+              <w:autoSpaceDE w:val="0"/>
+              <w:autoSpaceDN w:val="0"/>
+              <w:bidi w:val="0"/>
+              <w:adjustRightInd w:val="0"/>
+              <w:snapToGrid w:val="0"/>
+              <w:spacing w:before="104" w:line="220" w:lineRule="auto"/>
+              <w:ind w:left="142"/>
+              <w:textAlignment w:val="baseline"/>
+              <w:rPr>
+                <w:rFonts w:ascii="宋体" w:hAnsi="宋体" w:eastAsia="宋体" w:cs="宋体"/>
+                <w:spacing w:val="-2"/>
                 <w:sz w:val="24"/>
                 <w:szCs w:val="24"/>
               </w:rPr>
@@ -3743,89 +5158,162 @@
             <w:r>
               <w:rPr>
                 <w:rFonts w:ascii="宋体" w:hAnsi="宋体" w:eastAsia="宋体" w:cs="宋体"/>
-                <w:spacing w:val="-7"/>
+                <w:spacing w:val="-2"/>
                 <w:sz w:val="24"/>
                 <w:szCs w:val="24"/>
               </w:rPr>
-              <w:t>对具体某个变更负责；</w:t>
+              <w:t>对具体某个变更负责；负责变更方案审核；</w:t>
             </w:r>
-            <w:r>
-              <w:rPr>
-                <w:rFonts w:ascii="宋体" w:hAnsi="宋体" w:eastAsia="宋体" w:cs="宋体"/>
-                <w:spacing w:val="-8"/>
+          </w:p>
+          <w:p>
+            <w:pPr>
+              <w:keepNext w:val="0"/>
+              <w:keepLines w:val="0"/>
+              <w:pageBreakBefore w:val="0"/>
+              <w:widowControl w:val="0"/>
+              <w:kinsoku w:val="0"/>
+              <w:wordWrap/>
+              <w:overflowPunct/>
+              <w:topLinePunct w:val="0"/>
+              <w:autoSpaceDE w:val="0"/>
+              <w:autoSpaceDN w:val="0"/>
+              <w:bidi w:val="0"/>
+              <w:adjustRightInd w:val="0"/>
+              <w:snapToGrid w:val="0"/>
+              <w:spacing w:before="104" w:line="220" w:lineRule="auto"/>
+              <w:ind w:left="142"/>
+              <w:textAlignment w:val="baseline"/>
+              <w:rPr>
+                <w:rFonts w:ascii="宋体" w:hAnsi="宋体" w:eastAsia="宋体" w:cs="宋体"/>
+                <w:spacing w:val="-2"/>
                 <w:sz w:val="24"/>
                 <w:szCs w:val="24"/>
               </w:rPr>
-              <w:t>负责变更方案审核；</w:t>
-            </w:r>
-          </w:p>
-          <w:p>
-            <w:pPr>
-              <w:spacing w:line="219" w:lineRule="auto"/>
-              <w:ind w:left="149"/>
-              <w:rPr>
-                <w:rFonts w:ascii="宋体" w:hAnsi="宋体" w:eastAsia="宋体" w:cs="宋体"/>
+            </w:pPr>
+            <w:r>
+              <w:rPr>
+                <w:rFonts w:ascii="宋体" w:hAnsi="宋体" w:eastAsia="宋体" w:cs="宋体"/>
+                <w:spacing w:val="-2"/>
                 <w:sz w:val="24"/>
                 <w:szCs w:val="24"/>
               </w:rPr>
-            </w:pPr>
-            <w:r>
-              <w:rPr>
-                <w:rFonts w:ascii="宋体" w:hAnsi="宋体" w:eastAsia="宋体" w:cs="宋体"/>
-                <w:spacing w:val="-7"/>
+              <w:t>负责该变更的顺利实施；</w:t>
+            </w:r>
+          </w:p>
+          <w:p>
+            <w:pPr>
+              <w:keepNext w:val="0"/>
+              <w:keepLines w:val="0"/>
+              <w:pageBreakBefore w:val="0"/>
+              <w:widowControl w:val="0"/>
+              <w:kinsoku w:val="0"/>
+              <w:wordWrap/>
+              <w:overflowPunct/>
+              <w:topLinePunct w:val="0"/>
+              <w:autoSpaceDE w:val="0"/>
+              <w:autoSpaceDN w:val="0"/>
+              <w:bidi w:val="0"/>
+              <w:adjustRightInd w:val="0"/>
+              <w:snapToGrid w:val="0"/>
+              <w:spacing w:before="104" w:line="220" w:lineRule="auto"/>
+              <w:ind w:left="142"/>
+              <w:textAlignment w:val="baseline"/>
+              <w:rPr>
+                <w:rFonts w:ascii="宋体" w:hAnsi="宋体" w:eastAsia="宋体" w:cs="宋体"/>
+                <w:spacing w:val="-2"/>
                 <w:sz w:val="24"/>
                 <w:szCs w:val="24"/>
               </w:rPr>
-              <w:t>负责该变更的顺利实施；</w:t>
-            </w:r>
-          </w:p>
-          <w:p>
-            <w:pPr>
-              <w:spacing w:before="104" w:line="300" w:lineRule="auto"/>
-              <w:ind w:left="149" w:right="2763"/>
-              <w:rPr>
-                <w:rFonts w:ascii="宋体" w:hAnsi="宋体" w:eastAsia="宋体" w:cs="宋体"/>
+            </w:pPr>
+            <w:r>
+              <w:rPr>
+                <w:rFonts w:ascii="宋体" w:hAnsi="宋体" w:eastAsia="宋体" w:cs="宋体"/>
+                <w:spacing w:val="-2"/>
                 <w:sz w:val="24"/>
                 <w:szCs w:val="24"/>
               </w:rPr>
-            </w:pPr>
-            <w:r>
-              <w:rPr>
-                <w:rFonts w:ascii="宋体" w:hAnsi="宋体" w:eastAsia="宋体" w:cs="宋体"/>
-                <w:spacing w:val="-5"/>
+              <w:t>负责跟踪变更的状态，直到关闭；负责与上级的沟通汇报；</w:t>
+            </w:r>
+          </w:p>
+          <w:p>
+            <w:pPr>
+              <w:keepNext w:val="0"/>
+              <w:keepLines w:val="0"/>
+              <w:pageBreakBefore w:val="0"/>
+              <w:widowControl w:val="0"/>
+              <w:kinsoku w:val="0"/>
+              <w:wordWrap/>
+              <w:overflowPunct/>
+              <w:topLinePunct w:val="0"/>
+              <w:autoSpaceDE w:val="0"/>
+              <w:autoSpaceDN w:val="0"/>
+              <w:bidi w:val="0"/>
+              <w:adjustRightInd w:val="0"/>
+              <w:snapToGrid w:val="0"/>
+              <w:spacing w:before="104" w:line="220" w:lineRule="auto"/>
+              <w:ind w:left="142"/>
+              <w:textAlignment w:val="baseline"/>
+              <w:rPr>
+                <w:rFonts w:ascii="宋体" w:hAnsi="宋体" w:eastAsia="宋体" w:cs="宋体"/>
                 <w:sz w:val="24"/>
                 <w:szCs w:val="24"/>
               </w:rPr>
-              <w:t>负责跟踪变更的状态，直到关闭；</w:t>
-            </w:r>
+            </w:pPr>
             <w:r>
               <w:rPr>
                 <w:rFonts w:ascii="宋体" w:hAnsi="宋体" w:eastAsia="宋体" w:cs="宋体"/>
-                <w:spacing w:val="-7"/>
+                <w:spacing w:val="-2"/>
                 <w:sz w:val="24"/>
                 <w:szCs w:val="24"/>
               </w:rPr>
-              <w:t>负责与上级的沟通汇报；</w:t>
+              <w:t>负责变更的批准</w:t>
             </w:r>
           </w:p>
-          <w:p>
-            <w:pPr>
+        </w:tc>
+        <w:tc>
+          <w:tcPr>
+            <w:tcW w:w="1721" w:type="dxa"/>
+            <w:tcBorders>
+              <w:right w:val="single" w:color="000000" w:sz="4" w:space="0"/>
+            </w:tcBorders>
+            <w:vAlign w:val="center"/>
+          </w:tcPr>
+          <w:p>
+            <w:pPr>
+              <w:keepNext w:val="0"/>
+              <w:keepLines w:val="0"/>
+              <w:pageBreakBefore w:val="0"/>
+              <w:widowControl w:val="0"/>
+              <w:kinsoku w:val="0"/>
+              <w:wordWrap/>
+              <w:overflowPunct/>
+              <w:topLinePunct w:val="0"/>
+              <w:autoSpaceDE w:val="0"/>
+              <w:autoSpaceDN w:val="0"/>
+              <w:bidi w:val="0"/>
+              <w:adjustRightInd w:val="0"/>
+              <w:snapToGrid w:val="0"/>
               <w:spacing w:line="219" w:lineRule="auto"/>
-              <w:ind w:left="149"/>
-              <w:rPr>
-                <w:rFonts w:ascii="宋体" w:hAnsi="宋体" w:eastAsia="宋体" w:cs="宋体"/>
-                <w:sz w:val="24"/>
-                <w:szCs w:val="24"/>
-              </w:rPr>
-            </w:pPr>
-            <w:r>
-              <w:rPr>
-                <w:rFonts w:ascii="宋体" w:hAnsi="宋体" w:eastAsia="宋体" w:cs="宋体"/>
+              <w:ind w:left="0" w:leftChars="0" w:right="0" w:rightChars="0" w:firstLine="0" w:firstLineChars="0"/>
+              <w:jc w:val="both"/>
+              <w:textAlignment w:val="baseline"/>
+              <w:rPr>
+                <w:rFonts w:hint="default" w:ascii="宋体" w:hAnsi="宋体" w:eastAsia="宋体" w:cs="宋体"/>
                 <w:spacing w:val="-3"/>
                 <w:sz w:val="24"/>
                 <w:szCs w:val="24"/>
-              </w:rPr>
-              <w:t>负责变更的批准</w:t>
+                <w:lang w:val="en-US" w:eastAsia="zh-CN"/>
+              </w:rPr>
+            </w:pPr>
+            <w:r>
+              <w:rPr>
+                <w:rFonts w:hint="eastAsia" w:ascii="宋体" w:hAnsi="宋体" w:cs="宋体"/>
+                <w:spacing w:val="-3"/>
+                <w:sz w:val="24"/>
+                <w:szCs w:val="24"/>
+                <w:lang w:val="en-US" w:eastAsia="zh-CN"/>
+              </w:rPr>
+              <w:t>运维部经理</w:t>
             </w:r>
           </w:p>
         </w:tc>
@@ -3849,37 +5337,35 @@
         </w:tblPrEx>
         <w:trPr>
           <w:trHeight w:val="2091" w:hRule="atLeast"/>
+          <w:jc w:val="center"/>
         </w:trPr>
         <w:tc>
           <w:tcPr>
-            <w:tcW w:w="2141" w:type="dxa"/>
+            <w:tcW w:w="1973" w:type="dxa"/>
             <w:tcBorders>
               <w:left w:val="single" w:color="000000" w:sz="4" w:space="0"/>
               <w:bottom w:val="single" w:color="000000" w:sz="4" w:space="0"/>
             </w:tcBorders>
+            <w:vAlign w:val="center"/>
           </w:tcPr>
           <w:p>
             <w:pPr>
-              <w:pStyle w:val="25"/>
-              <w:spacing w:line="281" w:lineRule="auto"/>
-            </w:pPr>
-          </w:p>
-          <w:p>
-            <w:pPr>
-              <w:pStyle w:val="25"/>
-              <w:spacing w:line="281" w:lineRule="auto"/>
-            </w:pPr>
-          </w:p>
-          <w:p>
-            <w:pPr>
-              <w:pStyle w:val="25"/>
-              <w:spacing w:line="281" w:lineRule="auto"/>
-            </w:pPr>
-          </w:p>
-          <w:p>
-            <w:pPr>
+              <w:keepNext w:val="0"/>
+              <w:keepLines w:val="0"/>
+              <w:pageBreakBefore w:val="0"/>
+              <w:widowControl w:val="0"/>
+              <w:kinsoku w:val="0"/>
+              <w:wordWrap/>
+              <w:overflowPunct/>
+              <w:topLinePunct w:val="0"/>
+              <w:autoSpaceDE w:val="0"/>
+              <w:autoSpaceDN w:val="0"/>
+              <w:bidi w:val="0"/>
+              <w:adjustRightInd w:val="0"/>
+              <w:snapToGrid w:val="0"/>
               <w:spacing w:before="78" w:line="220" w:lineRule="auto"/>
               <w:ind w:left="148"/>
+              <w:textAlignment w:val="baseline"/>
               <w:rPr>
                 <w:rFonts w:ascii="宋体" w:hAnsi="宋体" w:eastAsia="宋体" w:cs="宋体"/>
                 <w:sz w:val="24"/>
@@ -3899,7 +5385,7 @@
         </w:tc>
         <w:tc>
           <w:tcPr>
-            <w:tcW w:w="6453" w:type="dxa"/>
+            <w:tcW w:w="5520" w:type="dxa"/>
             <w:tcBorders>
               <w:bottom w:val="single" w:color="000000" w:sz="4" w:space="0"/>
               <w:right w:val="single" w:color="000000" w:sz="4" w:space="0"/>
@@ -3907,8 +5393,22 @@
           </w:tcPr>
           <w:p>
             <w:pPr>
+              <w:keepNext w:val="0"/>
+              <w:keepLines w:val="0"/>
+              <w:pageBreakBefore w:val="0"/>
+              <w:widowControl w:val="0"/>
+              <w:kinsoku w:val="0"/>
+              <w:wordWrap/>
+              <w:overflowPunct/>
+              <w:topLinePunct w:val="0"/>
+              <w:autoSpaceDE w:val="0"/>
+              <w:autoSpaceDN w:val="0"/>
+              <w:bidi w:val="0"/>
+              <w:adjustRightInd w:val="0"/>
+              <w:snapToGrid w:val="0"/>
               <w:spacing w:before="146" w:line="300" w:lineRule="auto"/>
               <w:ind w:left="149" w:right="363" w:hanging="8"/>
+              <w:textAlignment w:val="baseline"/>
               <w:rPr>
                 <w:rFonts w:ascii="宋体" w:hAnsi="宋体" w:eastAsia="宋体" w:cs="宋体"/>
                 <w:sz w:val="24"/>
@@ -3936,8 +5436,22 @@
           </w:p>
           <w:p>
             <w:pPr>
+              <w:keepNext w:val="0"/>
+              <w:keepLines w:val="0"/>
+              <w:pageBreakBefore w:val="0"/>
+              <w:widowControl w:val="0"/>
+              <w:kinsoku w:val="0"/>
+              <w:wordWrap/>
+              <w:overflowPunct/>
+              <w:topLinePunct w:val="0"/>
+              <w:autoSpaceDE w:val="0"/>
+              <w:autoSpaceDN w:val="0"/>
+              <w:bidi w:val="0"/>
+              <w:adjustRightInd w:val="0"/>
+              <w:snapToGrid w:val="0"/>
               <w:spacing w:line="219" w:lineRule="auto"/>
               <w:ind w:left="149"/>
+              <w:textAlignment w:val="baseline"/>
               <w:rPr>
                 <w:rFonts w:ascii="宋体" w:hAnsi="宋体" w:eastAsia="宋体" w:cs="宋体"/>
                 <w:sz w:val="24"/>
@@ -3956,8 +5470,22 @@
           </w:p>
           <w:p>
             <w:pPr>
+              <w:keepNext w:val="0"/>
+              <w:keepLines w:val="0"/>
+              <w:pageBreakBefore w:val="0"/>
+              <w:widowControl w:val="0"/>
+              <w:kinsoku w:val="0"/>
+              <w:wordWrap/>
+              <w:overflowPunct/>
+              <w:topLinePunct w:val="0"/>
+              <w:autoSpaceDE w:val="0"/>
+              <w:autoSpaceDN w:val="0"/>
+              <w:bidi w:val="0"/>
+              <w:adjustRightInd w:val="0"/>
+              <w:snapToGrid w:val="0"/>
               <w:spacing w:before="104" w:line="220" w:lineRule="auto"/>
               <w:ind w:left="140"/>
+              <w:textAlignment w:val="baseline"/>
               <w:rPr>
                 <w:rFonts w:ascii="宋体" w:hAnsi="宋体" w:eastAsia="宋体" w:cs="宋体"/>
                 <w:sz w:val="24"/>
@@ -3976,8 +5504,22 @@
           </w:p>
           <w:p>
             <w:pPr>
+              <w:keepNext w:val="0"/>
+              <w:keepLines w:val="0"/>
+              <w:pageBreakBefore w:val="0"/>
+              <w:widowControl w:val="0"/>
+              <w:kinsoku w:val="0"/>
+              <w:wordWrap/>
+              <w:overflowPunct/>
+              <w:topLinePunct w:val="0"/>
+              <w:autoSpaceDE w:val="0"/>
+              <w:autoSpaceDN w:val="0"/>
+              <w:bidi w:val="0"/>
+              <w:adjustRightInd w:val="0"/>
+              <w:snapToGrid w:val="0"/>
               <w:spacing w:before="104" w:line="220" w:lineRule="auto"/>
               <w:ind w:left="139"/>
+              <w:textAlignment w:val="baseline"/>
               <w:rPr>
                 <w:rFonts w:ascii="宋体" w:hAnsi="宋体" w:eastAsia="宋体" w:cs="宋体"/>
                 <w:sz w:val="24"/>
@@ -3992,6 +5534,54 @@
                 <w:szCs w:val="24"/>
               </w:rPr>
               <w:t>及时向变更负责人汇报实施进展情况。</w:t>
+            </w:r>
+          </w:p>
+        </w:tc>
+        <w:tc>
+          <w:tcPr>
+            <w:tcW w:w="1721" w:type="dxa"/>
+            <w:tcBorders>
+              <w:bottom w:val="single" w:color="000000" w:sz="4" w:space="0"/>
+              <w:right w:val="single" w:color="000000" w:sz="4" w:space="0"/>
+            </w:tcBorders>
+            <w:vAlign w:val="center"/>
+          </w:tcPr>
+          <w:p>
+            <w:pPr>
+              <w:keepNext w:val="0"/>
+              <w:keepLines w:val="0"/>
+              <w:pageBreakBefore w:val="0"/>
+              <w:widowControl w:val="0"/>
+              <w:kinsoku w:val="0"/>
+              <w:wordWrap/>
+              <w:overflowPunct/>
+              <w:topLinePunct w:val="0"/>
+              <w:autoSpaceDE w:val="0"/>
+              <w:autoSpaceDN w:val="0"/>
+              <w:bidi w:val="0"/>
+              <w:adjustRightInd w:val="0"/>
+              <w:snapToGrid w:val="0"/>
+              <w:spacing w:before="104" w:line="220" w:lineRule="auto"/>
+              <w:ind w:left="0" w:leftChars="0" w:right="0" w:rightChars="0" w:firstLine="0" w:firstLineChars="0"/>
+              <w:jc w:val="center"/>
+              <w:textAlignment w:val="baseline"/>
+              <w:rPr>
+                <w:rFonts w:hint="default" w:ascii="宋体" w:hAnsi="宋体" w:eastAsia="宋体" w:cs="宋体"/>
+                <w:spacing w:val="-3"/>
+                <w:sz w:val="24"/>
+                <w:szCs w:val="24"/>
+                <w:lang w:val="en-US" w:eastAsia="zh-CN"/>
+              </w:rPr>
+            </w:pPr>
+            <w:r>
+              <w:rPr>
+                <w:rFonts w:hint="eastAsia" w:ascii="宋体" w:hAnsi="宋体" w:cs="宋体"/>
+                <w:spacing w:val="-3"/>
+                <w:sz w:val="24"/>
+                <w:szCs w:val="24"/>
+                <w:lang w:val="en-US" w:eastAsia="zh-CN"/>
+              </w:rPr>
+              <w:t>运维实施工程师</w:t>
             </w:r>
           </w:p>
         </w:tc>
@@ -4000,9 +5590,22 @@
     <w:p>
       <w:pPr>
         <w:pStyle w:val="26"/>
+        <w:keepNext w:val="0"/>
+        <w:keepLines w:val="0"/>
+        <w:pageBreakBefore w:val="0"/>
+        <w:widowControl w:val="0"/>
+        <w:kinsoku w:val="0"/>
+        <w:wordWrap/>
+        <w:overflowPunct/>
+        <w:topLinePunct w:val="0"/>
+        <w:autoSpaceDE w:val="0"/>
+        <w:autoSpaceDN w:val="0"/>
         <w:bidi w:val="0"/>
+        <w:adjustRightInd w:val="0"/>
+        <w:snapToGrid w:val="0"/>
+        <w:textAlignment w:val="baseline"/>
       </w:pPr>
-      <w:bookmarkStart w:id="7" w:name="_Toc6443"/>
+      <w:bookmarkStart w:id="7" w:name="_Toc20315"/>
       <w:r>
         <w:t>变更流程及说明</w:t>
       </w:r>
@@ -4011,9 +5614,22 @@
     <w:p>
       <w:pPr>
         <w:pStyle w:val="28"/>
+        <w:keepNext w:val="0"/>
+        <w:keepLines w:val="0"/>
+        <w:pageBreakBefore w:val="0"/>
+        <w:widowControl w:val="0"/>
+        <w:kinsoku w:val="0"/>
+        <w:wordWrap/>
+        <w:overflowPunct/>
+        <w:topLinePunct w:val="0"/>
+        <w:autoSpaceDE w:val="0"/>
+        <w:autoSpaceDN w:val="0"/>
         <w:bidi w:val="0"/>
+        <w:adjustRightInd w:val="0"/>
+        <w:snapToGrid w:val="0"/>
+        <w:textAlignment w:val="baseline"/>
       </w:pPr>
-      <w:bookmarkStart w:id="8" w:name="_Toc88"/>
+      <w:bookmarkStart w:id="8" w:name="_Toc10999"/>
       <w:r>
         <w:t>变更管理总流程</w:t>
       </w:r>
@@ -4022,9 +5638,22 @@
     <w:p>
       <w:pPr>
         <w:pStyle w:val="29"/>
+        <w:keepNext w:val="0"/>
+        <w:keepLines w:val="0"/>
+        <w:pageBreakBefore w:val="0"/>
+        <w:widowControl w:val="0"/>
+        <w:kinsoku w:val="0"/>
+        <w:wordWrap/>
+        <w:overflowPunct/>
+        <w:topLinePunct w:val="0"/>
+        <w:autoSpaceDE w:val="0"/>
+        <w:autoSpaceDN w:val="0"/>
         <w:bidi w:val="0"/>
+        <w:adjustRightInd w:val="0"/>
+        <w:snapToGrid w:val="0"/>
+        <w:textAlignment w:val="baseline"/>
       </w:pPr>
-      <w:bookmarkStart w:id="9" w:name="_Toc29456"/>
+      <w:bookmarkStart w:id="9" w:name="_Toc32685"/>
       <w:r>
         <w:t>流程图</w:t>
       </w:r>
@@ -4032,19 +5661,30 @@
     </w:p>
     <w:p>
       <w:pPr>
-        <w:spacing w:before="188"/>
-      </w:pPr>
-    </w:p>
-    <w:p>
-      <w:pPr>
         <w:pStyle w:val="12"/>
+        <w:keepNext w:val="0"/>
+        <w:keepLines w:val="0"/>
+        <w:pageBreakBefore w:val="0"/>
+        <w:widowControl w:val="0"/>
+        <w:kinsoku w:val="0"/>
+        <w:wordWrap/>
+        <w:overflowPunct/>
+        <w:topLinePunct w:val="0"/>
+        <w:autoSpaceDE w:val="0"/>
+        <w:autoSpaceDN w:val="0"/>
+        <w:bidi w:val="0"/>
+        <w:adjustRightInd w:val="0"/>
+        <w:snapToGrid w:val="0"/>
         <w:spacing w:line="268" w:lineRule="auto"/>
+        <w:ind w:left="0" w:leftChars="0" w:right="0" w:rightChars="0" w:firstLine="0" w:firstLineChars="0"/>
+        <w:jc w:val="center"/>
+        <w:textAlignment w:val="baseline"/>
       </w:pPr>
       <w:r>
         <w:drawing>
           <wp:inline distT="0" distB="0" distL="114300" distR="114300">
-            <wp:extent cx="4810125" cy="5524500"/>
-            <wp:effectExtent l="0" t="0" r="5715" b="7620"/>
+            <wp:extent cx="4627245" cy="4991735"/>
+            <wp:effectExtent l="0" t="0" r="1905" b="18415"/>
             <wp:docPr id="1" name="图片 1"/>
             <wp:cNvGraphicFramePr>
               <a:graphicFrameLocks xmlns:a="http://schemas.openxmlformats.org/drawingml/2006/main" noChangeAspect="1"/>
@@ -4059,6 +5699,338 @@
                     </pic:cNvPicPr>
                   </pic:nvPicPr>
                   <pic:blipFill>
+                    <a:blip r:embed="rId7"/>
+                    <a:stretch>
+                      <a:fillRect/>
+                    </a:stretch>
+                  </pic:blipFill>
+                  <pic:spPr>
+                    <a:xfrm>
+                      <a:off x="0" y="0"/>
+                      <a:ext cx="4627245" cy="4991735"/>
+                    </a:xfrm>
+                    <a:prstGeom prst="rect">
+                      <a:avLst/>
+                    </a:prstGeom>
+                    <a:noFill/>
+                    <a:ln>
+                      <a:noFill/>
+                    </a:ln>
+                  </pic:spPr>
+                </pic:pic>
+              </a:graphicData>
+            </a:graphic>
+          </wp:inline>
+        </w:drawing>
+      </w:r>
+    </w:p>
+    <w:p>
+      <w:pPr>
+        <w:pStyle w:val="29"/>
+        <w:keepNext w:val="0"/>
+        <w:keepLines w:val="0"/>
+        <w:pageBreakBefore w:val="0"/>
+        <w:widowControl w:val="0"/>
+        <w:kinsoku w:val="0"/>
+        <w:wordWrap/>
+        <w:overflowPunct/>
+        <w:topLinePunct w:val="0"/>
+        <w:autoSpaceDE w:val="0"/>
+        <w:autoSpaceDN w:val="0"/>
+        <w:bidi w:val="0"/>
+        <w:adjustRightInd w:val="0"/>
+        <w:snapToGrid w:val="0"/>
+        <w:textAlignment w:val="baseline"/>
+      </w:pPr>
+      <w:bookmarkStart w:id="10" w:name="_Toc669"/>
+      <w:r>
+        <w:t>流程说明</w:t>
+      </w:r>
+      <w:bookmarkEnd w:id="10"/>
+    </w:p>
+    <w:p>
+      <w:pPr>
+        <w:pStyle w:val="39"/>
+        <w:keepNext w:val="0"/>
+        <w:keepLines w:val="0"/>
+        <w:pageBreakBefore w:val="0"/>
+        <w:widowControl w:val="0"/>
+        <w:numPr>
+          <w:ilvl w:val="0"/>
+          <w:numId w:val="3"/>
+        </w:numPr>
+        <w:kinsoku w:val="0"/>
+        <w:wordWrap/>
+        <w:overflowPunct/>
+        <w:topLinePunct w:val="0"/>
+        <w:autoSpaceDE w:val="0"/>
+        <w:autoSpaceDN w:val="0"/>
+        <w:bidi w:val="0"/>
+        <w:adjustRightInd w:val="0"/>
+        <w:snapToGrid w:val="0"/>
+        <w:ind w:left="425" w:leftChars="0" w:hanging="425" w:firstLineChars="0"/>
+        <w:textAlignment w:val="baseline"/>
+      </w:pPr>
+      <w:r>
+        <w:t>变更受理</w:t>
+      </w:r>
+    </w:p>
+    <w:p>
+      <w:pPr>
+        <w:pStyle w:val="27"/>
+        <w:keepNext w:val="0"/>
+        <w:keepLines w:val="0"/>
+        <w:pageBreakBefore w:val="0"/>
+        <w:widowControl w:val="0"/>
+        <w:kinsoku w:val="0"/>
+        <w:wordWrap/>
+        <w:overflowPunct/>
+        <w:topLinePunct w:val="0"/>
+        <w:autoSpaceDE w:val="0"/>
+        <w:autoSpaceDN w:val="0"/>
+        <w:bidi w:val="0"/>
+        <w:adjustRightInd w:val="0"/>
+        <w:snapToGrid w:val="0"/>
+        <w:textAlignment w:val="baseline"/>
+      </w:pPr>
+      <w:r>
+        <w:t>由事件管理流程、问题管理流程、第三方提出变更请求，变更负责人确定是否需要受理变更。</w:t>
+      </w:r>
+    </w:p>
+    <w:p>
+      <w:pPr>
+        <w:pStyle w:val="39"/>
+        <w:keepNext w:val="0"/>
+        <w:keepLines w:val="0"/>
+        <w:pageBreakBefore w:val="0"/>
+        <w:widowControl w:val="0"/>
+        <w:numPr>
+          <w:ilvl w:val="0"/>
+          <w:numId w:val="3"/>
+        </w:numPr>
+        <w:kinsoku w:val="0"/>
+        <w:wordWrap/>
+        <w:overflowPunct/>
+        <w:topLinePunct w:val="0"/>
+        <w:autoSpaceDE w:val="0"/>
+        <w:autoSpaceDN w:val="0"/>
+        <w:bidi w:val="0"/>
+        <w:adjustRightInd w:val="0"/>
+        <w:snapToGrid w:val="0"/>
+        <w:ind w:left="425" w:leftChars="0" w:hanging="425" w:firstLineChars="0"/>
+        <w:textAlignment w:val="baseline"/>
+      </w:pPr>
+      <w:r>
+        <w:t>变更记录和分类</w:t>
+      </w:r>
+    </w:p>
+    <w:p>
+      <w:pPr>
+        <w:pStyle w:val="27"/>
+        <w:keepNext w:val="0"/>
+        <w:keepLines w:val="0"/>
+        <w:pageBreakBefore w:val="0"/>
+        <w:widowControl w:val="0"/>
+        <w:kinsoku w:val="0"/>
+        <w:wordWrap/>
+        <w:overflowPunct/>
+        <w:topLinePunct w:val="0"/>
+        <w:autoSpaceDE w:val="0"/>
+        <w:autoSpaceDN w:val="0"/>
+        <w:bidi w:val="0"/>
+        <w:adjustRightInd w:val="0"/>
+        <w:snapToGrid w:val="0"/>
+        <w:textAlignment w:val="baseline"/>
+      </w:pPr>
+      <w:r>
+        <w:t>若接受一般、紧急变更申请，变更负责人或申请人填写《变更请求记录单》后续变更动作。</w:t>
+      </w:r>
+    </w:p>
+    <w:p>
+      <w:pPr>
+        <w:pStyle w:val="39"/>
+        <w:keepNext w:val="0"/>
+        <w:keepLines w:val="0"/>
+        <w:pageBreakBefore w:val="0"/>
+        <w:widowControl w:val="0"/>
+        <w:numPr>
+          <w:ilvl w:val="0"/>
+          <w:numId w:val="3"/>
+        </w:numPr>
+        <w:kinsoku w:val="0"/>
+        <w:wordWrap/>
+        <w:overflowPunct/>
+        <w:topLinePunct w:val="0"/>
+        <w:autoSpaceDE w:val="0"/>
+        <w:autoSpaceDN w:val="0"/>
+        <w:bidi w:val="0"/>
+        <w:adjustRightInd w:val="0"/>
+        <w:snapToGrid w:val="0"/>
+        <w:ind w:left="425" w:leftChars="0" w:hanging="425" w:firstLineChars="0"/>
+        <w:textAlignment w:val="baseline"/>
+      </w:pPr>
+      <w:r>
+        <w:t>变更分类执行</w:t>
+      </w:r>
+    </w:p>
+    <w:p>
+      <w:pPr>
+        <w:pStyle w:val="27"/>
+        <w:keepNext w:val="0"/>
+        <w:keepLines w:val="0"/>
+        <w:pageBreakBefore w:val="0"/>
+        <w:widowControl w:val="0"/>
+        <w:kinsoku w:val="0"/>
+        <w:wordWrap/>
+        <w:overflowPunct/>
+        <w:topLinePunct w:val="0"/>
+        <w:autoSpaceDE w:val="0"/>
+        <w:autoSpaceDN w:val="0"/>
+        <w:bidi w:val="0"/>
+        <w:adjustRightInd w:val="0"/>
+        <w:snapToGrid w:val="0"/>
+        <w:textAlignment w:val="baseline"/>
+      </w:pPr>
+      <w:r>
+        <w:t>根据变更的不同类型，分别执行不同的变更流程，有一般变更、紧急变更。其中的判断还没有十分准确的标准，只是凭对客户的业务影响程度来区分，但是，即使是影响程度也没有清晰的划分，因此，变更管理负责人要根据实际经验，加强变更管理，降低因为变更导致的服务中断给用户造成的不良影响。</w:t>
+      </w:r>
+    </w:p>
+    <w:p>
+      <w:pPr>
+        <w:pStyle w:val="39"/>
+        <w:keepNext w:val="0"/>
+        <w:keepLines w:val="0"/>
+        <w:pageBreakBefore w:val="0"/>
+        <w:widowControl w:val="0"/>
+        <w:numPr>
+          <w:ilvl w:val="0"/>
+          <w:numId w:val="3"/>
+        </w:numPr>
+        <w:kinsoku w:val="0"/>
+        <w:wordWrap/>
+        <w:overflowPunct/>
+        <w:topLinePunct w:val="0"/>
+        <w:autoSpaceDE w:val="0"/>
+        <w:autoSpaceDN w:val="0"/>
+        <w:bidi w:val="0"/>
+        <w:adjustRightInd w:val="0"/>
+        <w:snapToGrid w:val="0"/>
+        <w:ind w:left="425" w:leftChars="0" w:hanging="425" w:firstLineChars="0"/>
+        <w:textAlignment w:val="baseline"/>
+      </w:pPr>
+      <w:r>
+        <w:t>变更报告</w:t>
+      </w:r>
+    </w:p>
+    <w:p>
+      <w:pPr>
+        <w:pStyle w:val="27"/>
+        <w:keepNext w:val="0"/>
+        <w:keepLines w:val="0"/>
+        <w:pageBreakBefore w:val="0"/>
+        <w:widowControl w:val="0"/>
+        <w:kinsoku w:val="0"/>
+        <w:wordWrap/>
+        <w:overflowPunct/>
+        <w:topLinePunct w:val="0"/>
+        <w:autoSpaceDE w:val="0"/>
+        <w:autoSpaceDN w:val="0"/>
+        <w:bidi w:val="0"/>
+        <w:adjustRightInd w:val="0"/>
+        <w:snapToGrid w:val="0"/>
+        <w:textAlignment w:val="baseline"/>
+      </w:pPr>
+      <w:r>
+        <w:t>变更管理负责人每季度对变更数量进行统计，对变更过程存在的问题进行分析，形成变更评估报告。</w:t>
+      </w:r>
+    </w:p>
+    <w:p>
+      <w:pPr>
+        <w:pStyle w:val="28"/>
+        <w:keepNext w:val="0"/>
+        <w:keepLines w:val="0"/>
+        <w:pageBreakBefore w:val="0"/>
+        <w:widowControl w:val="0"/>
+        <w:kinsoku w:val="0"/>
+        <w:wordWrap/>
+        <w:overflowPunct/>
+        <w:topLinePunct w:val="0"/>
+        <w:autoSpaceDE w:val="0"/>
+        <w:autoSpaceDN w:val="0"/>
+        <w:bidi w:val="0"/>
+        <w:adjustRightInd w:val="0"/>
+        <w:snapToGrid w:val="0"/>
+        <w:textAlignment w:val="baseline"/>
+      </w:pPr>
+      <w:bookmarkStart w:id="11" w:name="_Toc3976"/>
+      <w:r>
+        <w:t>一般变更子流程</w:t>
+      </w:r>
+      <w:bookmarkEnd w:id="11"/>
+    </w:p>
+    <w:p>
+      <w:pPr>
+        <w:pStyle w:val="29"/>
+        <w:keepNext w:val="0"/>
+        <w:keepLines w:val="0"/>
+        <w:pageBreakBefore w:val="0"/>
+        <w:widowControl w:val="0"/>
+        <w:kinsoku w:val="0"/>
+        <w:wordWrap/>
+        <w:overflowPunct/>
+        <w:topLinePunct w:val="0"/>
+        <w:autoSpaceDE w:val="0"/>
+        <w:autoSpaceDN w:val="0"/>
+        <w:bidi w:val="0"/>
+        <w:adjustRightInd w:val="0"/>
+        <w:snapToGrid w:val="0"/>
+        <w:textAlignment w:val="baseline"/>
+      </w:pPr>
+      <w:bookmarkStart w:id="12" w:name="_Toc7365"/>
+      <w:r>
+        <w:t>流程图</w:t>
+      </w:r>
+      <w:bookmarkEnd w:id="12"/>
+    </w:p>
+    <w:p>
+      <w:pPr>
+        <w:pStyle w:val="12"/>
+        <w:keepNext w:val="0"/>
+        <w:keepLines w:val="0"/>
+        <w:pageBreakBefore w:val="0"/>
+        <w:widowControl w:val="0"/>
+        <w:kinsoku w:val="0"/>
+        <w:wordWrap/>
+        <w:overflowPunct/>
+        <w:topLinePunct w:val="0"/>
+        <w:autoSpaceDE w:val="0"/>
+        <w:autoSpaceDN w:val="0"/>
+        <w:bidi w:val="0"/>
+        <w:adjustRightInd w:val="0"/>
+        <w:snapToGrid w:val="0"/>
+        <w:ind w:left="0" w:leftChars="0" w:right="0" w:rightChars="0" w:firstLine="0" w:firstLineChars="0"/>
+        <w:jc w:val="center"/>
+        <w:textAlignment w:val="baseline"/>
+      </w:pPr>
+      <w:r>
+        <w:drawing>
+          <wp:inline distT="0" distB="0" distL="114300" distR="114300">
+            <wp:extent cx="5372735" cy="5657215"/>
+            <wp:effectExtent l="0" t="0" r="18415" b="635"/>
+            <wp:docPr id="4" name="图片 3"/>
+            <wp:cNvGraphicFramePr>
+              <a:graphicFrameLocks xmlns:a="http://schemas.openxmlformats.org/drawingml/2006/main" noChangeAspect="1"/>
+            </wp:cNvGraphicFramePr>
+            <a:graphic xmlns:a="http://schemas.openxmlformats.org/drawingml/2006/main">
+              <a:graphicData uri="http://schemas.openxmlformats.org/drawingml/2006/picture">
+                <pic:pic xmlns:pic="http://schemas.openxmlformats.org/drawingml/2006/picture">
+                  <pic:nvPicPr>
+                    <pic:cNvPr id="4" name="图片 3"/>
+                    <pic:cNvPicPr>
+                      <a:picLocks noChangeAspect="1"/>
+                    </pic:cNvPicPr>
+                  </pic:nvPicPr>
+                  <pic:blipFill>
                     <a:blip r:embed="rId8"/>
                     <a:stretch>
                       <a:fillRect/>
@@ -4067,7 +6039,7 @@
                   <pic:spPr>
                     <a:xfrm>
                       <a:off x="0" y="0"/>
-                      <a:ext cx="4810125" cy="5524500"/>
+                      <a:ext cx="5372735" cy="5657215"/>
                     </a:xfrm>
                     <a:prstGeom prst="rect">
                       <a:avLst/>
@@ -4089,196 +6061,7 @@
         <w:pStyle w:val="29"/>
         <w:bidi w:val="0"/>
       </w:pPr>
-      <w:bookmarkStart w:id="10" w:name="_Toc10718"/>
-      <w:r>
-        <w:t>流程说明</w:t>
-      </w:r>
-      <w:bookmarkEnd w:id="10"/>
-    </w:p>
-    <w:p>
-      <w:pPr>
-        <w:pStyle w:val="39"/>
-        <w:numPr>
-          <w:ilvl w:val="0"/>
-          <w:numId w:val="3"/>
-        </w:numPr>
-        <w:bidi w:val="0"/>
-        <w:ind w:left="425" w:leftChars="0" w:hanging="425" w:firstLineChars="0"/>
-      </w:pPr>
-      <w:r>
-        <w:t>变更受理</w:t>
-      </w:r>
-    </w:p>
-    <w:p>
-      <w:pPr>
-        <w:pStyle w:val="27"/>
-        <w:bidi w:val="0"/>
-      </w:pPr>
-      <w:r>
-        <w:t>由事件管理流程、问题管理流程、第三方提出变更请求，变更负责人确定是否需要受理变更。</w:t>
-      </w:r>
-    </w:p>
-    <w:p>
-      <w:pPr>
-        <w:pStyle w:val="39"/>
-        <w:numPr>
-          <w:ilvl w:val="0"/>
-          <w:numId w:val="3"/>
-        </w:numPr>
-        <w:bidi w:val="0"/>
-        <w:ind w:left="425" w:leftChars="0" w:hanging="425" w:firstLineChars="0"/>
-      </w:pPr>
-      <w:r>
-        <w:t>变更记录和分类</w:t>
-      </w:r>
-    </w:p>
-    <w:p>
-      <w:pPr>
-        <w:pStyle w:val="27"/>
-        <w:bidi w:val="0"/>
-      </w:pPr>
-      <w:r>
-        <w:t>若接受一般、紧急变更申请，变更负责人或申请人填写《变更请求记录单》后续变更动作。</w:t>
-      </w:r>
-    </w:p>
-    <w:p>
-      <w:pPr>
-        <w:pStyle w:val="39"/>
-        <w:numPr>
-          <w:ilvl w:val="0"/>
-          <w:numId w:val="3"/>
-        </w:numPr>
-        <w:bidi w:val="0"/>
-        <w:ind w:left="425" w:leftChars="0" w:hanging="425" w:firstLineChars="0"/>
-      </w:pPr>
-      <w:r>
-        <w:t>变更分类执行</w:t>
-      </w:r>
-    </w:p>
-    <w:p>
-      <w:pPr>
-        <w:pStyle w:val="27"/>
-        <w:bidi w:val="0"/>
-      </w:pPr>
-      <w:r>
-        <w:t>根据变更的不同类型，分别执行不同的变更流程，有一般变更、紧急变更。其中的判断还没有十分准确的标准，只是凭对客户的业务影响程度来区分，但是，即使是影响程度也没有清晰的划分，因此，变更管理负责人要根据实际经验，加强变更管理，降低因为变更导致的服务中断给用户造成的不良影响。</w:t>
-      </w:r>
-    </w:p>
-    <w:p>
-      <w:pPr>
-        <w:pStyle w:val="39"/>
-        <w:numPr>
-          <w:ilvl w:val="0"/>
-          <w:numId w:val="3"/>
-        </w:numPr>
-        <w:bidi w:val="0"/>
-        <w:ind w:left="425" w:leftChars="0" w:hanging="425" w:firstLineChars="0"/>
-      </w:pPr>
-      <w:r>
-        <w:t>变更报告</w:t>
-      </w:r>
-    </w:p>
-    <w:p>
-      <w:pPr>
-        <w:pStyle w:val="27"/>
-        <w:bidi w:val="0"/>
-      </w:pPr>
-      <w:r>
-        <w:t>变更管理负责人每季度对变更数量进行统计，对变更过程存在的问题进行分析，形成变更评估报告。</w:t>
-      </w:r>
-    </w:p>
-    <w:p>
-      <w:pPr>
-        <w:pStyle w:val="28"/>
-        <w:bidi w:val="0"/>
-      </w:pPr>
-      <w:bookmarkStart w:id="11" w:name="_Toc388"/>
-      <w:r>
-        <w:t>一般变更子流程</w:t>
-      </w:r>
-      <w:bookmarkEnd w:id="11"/>
-    </w:p>
-    <w:p>
-      <w:pPr>
-        <w:pStyle w:val="29"/>
-        <w:bidi w:val="0"/>
-      </w:pPr>
-      <w:bookmarkStart w:id="12" w:name="_Toc19347"/>
-      <w:r>
-        <w:t>流程图</w:t>
-      </w:r>
-      <w:bookmarkEnd w:id="12"/>
-    </w:p>
-    <w:p>
-      <w:pPr>
-        <w:pStyle w:val="12"/>
-      </w:pPr>
-      <w:r>
-        <w:drawing>
-          <wp:inline distT="0" distB="0" distL="114300" distR="114300">
-            <wp:extent cx="3952875" cy="4943475"/>
-            <wp:effectExtent l="0" t="0" r="9525" b="9525"/>
-            <wp:docPr id="4" name="图片 3"/>
-            <wp:cNvGraphicFramePr>
-              <a:graphicFrameLocks xmlns:a="http://schemas.openxmlformats.org/drawingml/2006/main" noChangeAspect="1"/>
-            </wp:cNvGraphicFramePr>
-            <a:graphic xmlns:a="http://schemas.openxmlformats.org/drawingml/2006/main">
-              <a:graphicData uri="http://schemas.openxmlformats.org/drawingml/2006/picture">
-                <pic:pic xmlns:pic="http://schemas.openxmlformats.org/drawingml/2006/picture">
-                  <pic:nvPicPr>
-                    <pic:cNvPr id="4" name="图片 3"/>
-                    <pic:cNvPicPr>
-                      <a:picLocks noChangeAspect="1"/>
-                    </pic:cNvPicPr>
-                  </pic:nvPicPr>
-                  <pic:blipFill>
-                    <a:blip r:embed="rId9"/>
-                    <a:stretch>
-                      <a:fillRect/>
-                    </a:stretch>
-                  </pic:blipFill>
-                  <pic:spPr>
-                    <a:xfrm>
-                      <a:off x="0" y="0"/>
-                      <a:ext cx="3952875" cy="4943475"/>
-                    </a:xfrm>
-                    <a:prstGeom prst="rect">
-                      <a:avLst/>
-                    </a:prstGeom>
-                    <a:noFill/>
-                    <a:ln>
-                      <a:noFill/>
-                    </a:ln>
-                  </pic:spPr>
-                </pic:pic>
-              </a:graphicData>
-            </a:graphic>
-          </wp:inline>
-        </w:drawing>
-      </w:r>
-    </w:p>
-    <w:p>
-      <w:pPr>
-        <w:sectPr>
-          <w:footerReference r:id="rId5" w:type="default"/>
-          <w:pgSz w:w="11906" w:h="16839"/>
-          <w:pgMar w:top="1431" w:right="1740" w:bottom="1374" w:left="1785" w:header="0" w:footer="1211" w:gutter="0"/>
-          <w:pgBorders>
-            <w:top w:val="none" w:sz="0" w:space="0"/>
-            <w:left w:val="none" w:sz="0" w:space="0"/>
-            <w:bottom w:val="none" w:sz="0" w:space="0"/>
-            <w:right w:val="none" w:sz="0" w:space="0"/>
-          </w:pgBorders>
-          <w:cols w:space="720" w:num="1"/>
-        </w:sectPr>
-      </w:pPr>
-    </w:p>
-    <w:p>
-      <w:pPr>
-        <w:pStyle w:val="29"/>
-        <w:bidi w:val="0"/>
-      </w:pPr>
-      <w:bookmarkStart w:id="13" w:name="_Toc27347"/>
+      <w:bookmarkStart w:id="13" w:name="_Toc14726"/>
       <w:r>
         <w:t>流程说明</w:t>
       </w:r>
@@ -4287,12 +6070,25 @@
     <w:p>
       <w:pPr>
         <w:pStyle w:val="39"/>
+        <w:keepNext w:val="0"/>
+        <w:keepLines w:val="0"/>
+        <w:pageBreakBefore w:val="0"/>
+        <w:widowControl w:val="0"/>
         <w:numPr>
           <w:ilvl w:val="0"/>
           <w:numId w:val="4"/>
         </w:numPr>
+        <w:kinsoku w:val="0"/>
+        <w:wordWrap/>
+        <w:overflowPunct/>
+        <w:topLinePunct w:val="0"/>
+        <w:autoSpaceDE w:val="0"/>
+        <w:autoSpaceDN w:val="0"/>
         <w:bidi w:val="0"/>
+        <w:adjustRightInd w:val="0"/>
+        <w:snapToGrid w:val="0"/>
         <w:ind w:left="425" w:leftChars="0" w:hanging="425" w:firstLineChars="0"/>
+        <w:textAlignment w:val="baseline"/>
       </w:pPr>
       <w:r>
         <w:t>记录变更</w:t>
@@ -4301,7 +6097,20 @@
     <w:p>
       <w:pPr>
         <w:pStyle w:val="27"/>
+        <w:keepNext w:val="0"/>
+        <w:keepLines w:val="0"/>
+        <w:pageBreakBefore w:val="0"/>
+        <w:widowControl w:val="0"/>
+        <w:kinsoku w:val="0"/>
+        <w:wordWrap/>
+        <w:overflowPunct/>
+        <w:topLinePunct w:val="0"/>
+        <w:autoSpaceDE w:val="0"/>
+        <w:autoSpaceDN w:val="0"/>
         <w:bidi w:val="0"/>
+        <w:adjustRightInd w:val="0"/>
+        <w:snapToGrid w:val="0"/>
+        <w:textAlignment w:val="baseline"/>
       </w:pPr>
       <w:r>
         <w:t>变更负责人或申请人填写《变更请求记录单》，确定变更负责人。</w:t>
@@ -4310,12 +6119,25 @@
     <w:p>
       <w:pPr>
         <w:pStyle w:val="39"/>
+        <w:keepNext w:val="0"/>
+        <w:keepLines w:val="0"/>
+        <w:pageBreakBefore w:val="0"/>
+        <w:widowControl w:val="0"/>
         <w:numPr>
           <w:ilvl w:val="0"/>
           <w:numId w:val="4"/>
         </w:numPr>
+        <w:kinsoku w:val="0"/>
+        <w:wordWrap/>
+        <w:overflowPunct/>
+        <w:topLinePunct w:val="0"/>
+        <w:autoSpaceDE w:val="0"/>
+        <w:autoSpaceDN w:val="0"/>
         <w:bidi w:val="0"/>
+        <w:adjustRightInd w:val="0"/>
+        <w:snapToGrid w:val="0"/>
         <w:ind w:left="425" w:leftChars="0" w:hanging="425" w:firstLineChars="0"/>
+        <w:textAlignment w:val="baseline"/>
       </w:pPr>
       <w:r>
         <w:t>变更分派</w:t>
@@ -4324,7 +6146,20 @@
     <w:p>
       <w:pPr>
         <w:pStyle w:val="27"/>
+        <w:keepNext w:val="0"/>
+        <w:keepLines w:val="0"/>
+        <w:pageBreakBefore w:val="0"/>
+        <w:widowControl w:val="0"/>
+        <w:kinsoku w:val="0"/>
+        <w:wordWrap/>
+        <w:overflowPunct/>
+        <w:topLinePunct w:val="0"/>
+        <w:autoSpaceDE w:val="0"/>
+        <w:autoSpaceDN w:val="0"/>
         <w:bidi w:val="0"/>
+        <w:adjustRightInd w:val="0"/>
+        <w:snapToGrid w:val="0"/>
+        <w:textAlignment w:val="baseline"/>
       </w:pPr>
       <w:r>
         <w:t>变更负责人分派任务，确定变更实施人员。</w:t>
@@ -4333,12 +6168,25 @@
     <w:p>
       <w:pPr>
         <w:pStyle w:val="39"/>
+        <w:keepNext w:val="0"/>
+        <w:keepLines w:val="0"/>
+        <w:pageBreakBefore w:val="0"/>
+        <w:widowControl w:val="0"/>
         <w:numPr>
           <w:ilvl w:val="0"/>
           <w:numId w:val="4"/>
         </w:numPr>
+        <w:kinsoku w:val="0"/>
+        <w:wordWrap/>
+        <w:overflowPunct/>
+        <w:topLinePunct w:val="0"/>
+        <w:autoSpaceDE w:val="0"/>
+        <w:autoSpaceDN w:val="0"/>
         <w:bidi w:val="0"/>
+        <w:adjustRightInd w:val="0"/>
+        <w:snapToGrid w:val="0"/>
         <w:ind w:left="425" w:leftChars="0" w:hanging="425" w:firstLineChars="0"/>
+        <w:textAlignment w:val="baseline"/>
       </w:pPr>
       <w:r>
         <w:t>制定变更方案</w:t>
@@ -4347,7 +6195,20 @@
     <w:p>
       <w:pPr>
         <w:pStyle w:val="27"/>
+        <w:keepNext w:val="0"/>
+        <w:keepLines w:val="0"/>
+        <w:pageBreakBefore w:val="0"/>
+        <w:widowControl w:val="0"/>
+        <w:kinsoku w:val="0"/>
+        <w:wordWrap/>
+        <w:overflowPunct/>
+        <w:topLinePunct w:val="0"/>
+        <w:autoSpaceDE w:val="0"/>
+        <w:autoSpaceDN w:val="0"/>
         <w:bidi w:val="0"/>
+        <w:adjustRightInd w:val="0"/>
+        <w:snapToGrid w:val="0"/>
+        <w:textAlignment w:val="baseline"/>
       </w:pPr>
       <w:r>
         <w:t>变更实施人接受任务，根据变更需求，提出变更方案，提交变更负责人。</w:t>
@@ -4356,12 +6217,25 @@
     <w:p>
       <w:pPr>
         <w:pStyle w:val="39"/>
+        <w:keepNext w:val="0"/>
+        <w:keepLines w:val="0"/>
+        <w:pageBreakBefore w:val="0"/>
+        <w:widowControl w:val="0"/>
         <w:numPr>
           <w:ilvl w:val="0"/>
           <w:numId w:val="4"/>
         </w:numPr>
+        <w:kinsoku w:val="0"/>
+        <w:wordWrap/>
+        <w:overflowPunct/>
+        <w:topLinePunct w:val="0"/>
+        <w:autoSpaceDE w:val="0"/>
+        <w:autoSpaceDN w:val="0"/>
         <w:bidi w:val="0"/>
+        <w:adjustRightInd w:val="0"/>
+        <w:snapToGrid w:val="0"/>
         <w:ind w:left="425" w:leftChars="0" w:hanging="425" w:firstLineChars="0"/>
+        <w:textAlignment w:val="baseline"/>
       </w:pPr>
       <w:r>
         <w:t>审核变更方案</w:t>
@@ -4370,7 +6244,20 @@
     <w:p>
       <w:pPr>
         <w:pStyle w:val="27"/>
+        <w:keepNext w:val="0"/>
+        <w:keepLines w:val="0"/>
+        <w:pageBreakBefore w:val="0"/>
+        <w:widowControl w:val="0"/>
+        <w:kinsoku w:val="0"/>
+        <w:wordWrap/>
+        <w:overflowPunct/>
+        <w:topLinePunct w:val="0"/>
+        <w:autoSpaceDE w:val="0"/>
+        <w:autoSpaceDN w:val="0"/>
         <w:bidi w:val="0"/>
+        <w:adjustRightInd w:val="0"/>
+        <w:snapToGrid w:val="0"/>
+        <w:textAlignment w:val="baseline"/>
       </w:pPr>
       <w:r>
         <w:t>变更负责人对变更方案进行审核或安排测试，通过后交付实施。</w:t>
@@ -4379,12 +6266,25 @@
     <w:p>
       <w:pPr>
         <w:pStyle w:val="39"/>
+        <w:keepNext w:val="0"/>
+        <w:keepLines w:val="0"/>
+        <w:pageBreakBefore w:val="0"/>
+        <w:widowControl w:val="0"/>
         <w:numPr>
           <w:ilvl w:val="0"/>
           <w:numId w:val="4"/>
         </w:numPr>
+        <w:kinsoku w:val="0"/>
+        <w:wordWrap/>
+        <w:overflowPunct/>
+        <w:topLinePunct w:val="0"/>
+        <w:autoSpaceDE w:val="0"/>
+        <w:autoSpaceDN w:val="0"/>
         <w:bidi w:val="0"/>
+        <w:adjustRightInd w:val="0"/>
+        <w:snapToGrid w:val="0"/>
         <w:ind w:left="425" w:leftChars="0" w:hanging="425" w:firstLineChars="0"/>
+        <w:textAlignment w:val="baseline"/>
       </w:pPr>
       <w:r>
         <w:t>变更实施</w:t>
@@ -4393,7 +6293,20 @@
     <w:p>
       <w:pPr>
         <w:pStyle w:val="27"/>
+        <w:keepNext w:val="0"/>
+        <w:keepLines w:val="0"/>
+        <w:pageBreakBefore w:val="0"/>
+        <w:widowControl w:val="0"/>
+        <w:kinsoku w:val="0"/>
+        <w:wordWrap/>
+        <w:overflowPunct/>
+        <w:topLinePunct w:val="0"/>
+        <w:autoSpaceDE w:val="0"/>
+        <w:autoSpaceDN w:val="0"/>
         <w:bidi w:val="0"/>
+        <w:adjustRightInd w:val="0"/>
+        <w:snapToGrid w:val="0"/>
+        <w:textAlignment w:val="baseline"/>
       </w:pPr>
       <w:r>
         <w:t>变更实施人员根据方案执行变更。如果实施失败，采取回退计划。</w:t>
@@ -4402,12 +6315,25 @@
     <w:p>
       <w:pPr>
         <w:pStyle w:val="39"/>
+        <w:keepNext w:val="0"/>
+        <w:keepLines w:val="0"/>
+        <w:pageBreakBefore w:val="0"/>
+        <w:widowControl w:val="0"/>
         <w:numPr>
           <w:ilvl w:val="0"/>
           <w:numId w:val="4"/>
         </w:numPr>
+        <w:kinsoku w:val="0"/>
+        <w:wordWrap/>
+        <w:overflowPunct/>
+        <w:topLinePunct w:val="0"/>
+        <w:autoSpaceDE w:val="0"/>
+        <w:autoSpaceDN w:val="0"/>
         <w:bidi w:val="0"/>
+        <w:adjustRightInd w:val="0"/>
+        <w:snapToGrid w:val="0"/>
         <w:ind w:left="425" w:leftChars="0" w:hanging="425" w:firstLineChars="0"/>
+        <w:textAlignment w:val="baseline"/>
       </w:pPr>
       <w:r>
         <w:t>更新配置库</w:t>
@@ -4416,7 +6342,20 @@
     <w:p>
       <w:pPr>
         <w:pStyle w:val="27"/>
+        <w:keepNext w:val="0"/>
+        <w:keepLines w:val="0"/>
+        <w:pageBreakBefore w:val="0"/>
+        <w:widowControl w:val="0"/>
+        <w:kinsoku w:val="0"/>
+        <w:wordWrap/>
+        <w:overflowPunct/>
+        <w:topLinePunct w:val="0"/>
+        <w:autoSpaceDE w:val="0"/>
+        <w:autoSpaceDN w:val="0"/>
         <w:bidi w:val="0"/>
+        <w:adjustRightInd w:val="0"/>
+        <w:snapToGrid w:val="0"/>
+        <w:textAlignment w:val="baseline"/>
       </w:pPr>
       <w:r>
         <w:t>变更过程中，如果涉及到配置信息的变化，及时更新配置库。参见《配置管理程序》。</w:t>
@@ -4425,9 +6364,22 @@
     <w:p>
       <w:pPr>
         <w:pStyle w:val="28"/>
+        <w:keepNext w:val="0"/>
+        <w:keepLines w:val="0"/>
+        <w:pageBreakBefore w:val="0"/>
+        <w:widowControl w:val="0"/>
+        <w:kinsoku w:val="0"/>
+        <w:wordWrap/>
+        <w:overflowPunct/>
+        <w:topLinePunct w:val="0"/>
+        <w:autoSpaceDE w:val="0"/>
+        <w:autoSpaceDN w:val="0"/>
         <w:bidi w:val="0"/>
+        <w:adjustRightInd w:val="0"/>
+        <w:snapToGrid w:val="0"/>
+        <w:textAlignment w:val="baseline"/>
       </w:pPr>
-      <w:bookmarkStart w:id="14" w:name="_Toc895"/>
+      <w:bookmarkStart w:id="14" w:name="_Toc13451"/>
       <w:r>
         <w:t>紧急变更子流程</w:t>
       </w:r>
@@ -4436,9 +6388,22 @@
     <w:p>
       <w:pPr>
         <w:pStyle w:val="29"/>
+        <w:keepNext w:val="0"/>
+        <w:keepLines w:val="0"/>
+        <w:pageBreakBefore w:val="0"/>
+        <w:widowControl w:val="0"/>
+        <w:kinsoku w:val="0"/>
+        <w:wordWrap/>
+        <w:overflowPunct/>
+        <w:topLinePunct w:val="0"/>
+        <w:autoSpaceDE w:val="0"/>
+        <w:autoSpaceDN w:val="0"/>
         <w:bidi w:val="0"/>
+        <w:adjustRightInd w:val="0"/>
+        <w:snapToGrid w:val="0"/>
+        <w:textAlignment w:val="baseline"/>
       </w:pPr>
-      <w:bookmarkStart w:id="15" w:name="_Toc18980"/>
+      <w:bookmarkStart w:id="15" w:name="_Toc13202"/>
       <w:r>
         <w:t>流程图</w:t>
       </w:r>
@@ -4446,21 +6411,30 @@
     </w:p>
     <w:p>
       <w:pPr>
-        <w:spacing w:before="84"/>
-      </w:pPr>
-    </w:p>
-    <w:p>
-      <w:pPr>
         <w:pStyle w:val="12"/>
+        <w:keepNext w:val="0"/>
+        <w:keepLines w:val="0"/>
+        <w:pageBreakBefore w:val="0"/>
+        <w:widowControl w:val="0"/>
+        <w:kinsoku w:val="0"/>
+        <w:wordWrap/>
+        <w:overflowPunct/>
+        <w:topLinePunct w:val="0"/>
+        <w:autoSpaceDE w:val="0"/>
+        <w:autoSpaceDN w:val="0"/>
+        <w:bidi w:val="0"/>
+        <w:adjustRightInd w:val="0"/>
+        <w:snapToGrid w:val="0"/>
         <w:spacing w:line="357" w:lineRule="auto"/>
         <w:ind w:left="0" w:leftChars="0" w:right="0" w:rightChars="0" w:firstLine="0" w:firstLineChars="0"/>
         <w:jc w:val="center"/>
+        <w:textAlignment w:val="baseline"/>
       </w:pPr>
       <w:r>
         <w:drawing>
           <wp:inline distT="0" distB="0" distL="114300" distR="114300">
-            <wp:extent cx="3032760" cy="3041650"/>
-            <wp:effectExtent l="0" t="0" r="0" b="6350"/>
+            <wp:extent cx="4982210" cy="4439920"/>
+            <wp:effectExtent l="0" t="0" r="8890" b="17780"/>
             <wp:docPr id="3" name="图片 2"/>
             <wp:cNvGraphicFramePr>
               <a:graphicFrameLocks xmlns:a="http://schemas.openxmlformats.org/drawingml/2006/main" noChangeAspect="1"/>
@@ -4475,7 +6449,7 @@
                     </pic:cNvPicPr>
                   </pic:nvPicPr>
                   <pic:blipFill>
-                    <a:blip r:embed="rId10"/>
+                    <a:blip r:embed="rId9"/>
                     <a:stretch>
                       <a:fillRect/>
                     </a:stretch>
@@ -4483,7 +6457,7 @@
                   <pic:spPr>
                     <a:xfrm>
                       <a:off x="0" y="0"/>
-                      <a:ext cx="3032760" cy="3041650"/>
+                      <a:ext cx="4982210" cy="4439920"/>
                     </a:xfrm>
                     <a:prstGeom prst="rect">
                       <a:avLst/>
@@ -4503,9 +6477,22 @@
     <w:p>
       <w:pPr>
         <w:pStyle w:val="29"/>
+        <w:keepNext w:val="0"/>
+        <w:keepLines w:val="0"/>
+        <w:pageBreakBefore w:val="0"/>
+        <w:widowControl w:val="0"/>
+        <w:kinsoku w:val="0"/>
+        <w:wordWrap/>
+        <w:overflowPunct/>
+        <w:topLinePunct w:val="0"/>
+        <w:autoSpaceDE w:val="0"/>
+        <w:autoSpaceDN w:val="0"/>
         <w:bidi w:val="0"/>
+        <w:adjustRightInd w:val="0"/>
+        <w:snapToGrid w:val="0"/>
+        <w:textAlignment w:val="baseline"/>
       </w:pPr>
-      <w:bookmarkStart w:id="16" w:name="_Toc10339"/>
+      <w:bookmarkStart w:id="16" w:name="_Toc31337"/>
       <w:r>
         <w:t>流程说明</w:t>
       </w:r>
@@ -4514,12 +6501,25 @@
     <w:p>
       <w:pPr>
         <w:pStyle w:val="39"/>
+        <w:keepNext w:val="0"/>
+        <w:keepLines w:val="0"/>
+        <w:pageBreakBefore w:val="0"/>
+        <w:widowControl w:val="0"/>
         <w:numPr>
           <w:ilvl w:val="0"/>
           <w:numId w:val="5"/>
         </w:numPr>
+        <w:kinsoku w:val="0"/>
+        <w:wordWrap/>
+        <w:overflowPunct/>
+        <w:topLinePunct w:val="0"/>
+        <w:autoSpaceDE w:val="0"/>
+        <w:autoSpaceDN w:val="0"/>
         <w:bidi w:val="0"/>
+        <w:adjustRightInd w:val="0"/>
+        <w:snapToGrid w:val="0"/>
         <w:ind w:left="425" w:leftChars="0" w:hanging="425" w:firstLineChars="0"/>
+        <w:textAlignment w:val="baseline"/>
       </w:pPr>
       <w:r>
         <w:t>变更记录</w:t>
@@ -4528,7 +6528,20 @@
     <w:p>
       <w:pPr>
         <w:pStyle w:val="27"/>
+        <w:keepNext w:val="0"/>
+        <w:keepLines w:val="0"/>
+        <w:pageBreakBefore w:val="0"/>
+        <w:widowControl w:val="0"/>
+        <w:kinsoku w:val="0"/>
+        <w:wordWrap/>
+        <w:overflowPunct/>
+        <w:topLinePunct w:val="0"/>
+        <w:autoSpaceDE w:val="0"/>
+        <w:autoSpaceDN w:val="0"/>
         <w:bidi w:val="0"/>
+        <w:adjustRightInd w:val="0"/>
+        <w:snapToGrid w:val="0"/>
+        <w:textAlignment w:val="baseline"/>
       </w:pPr>
       <w:r>
         <w:t>变更负责人或申请人填写《变更请求记录单》，确定变更负责人。</w:t>
@@ -4537,12 +6550,25 @@
     <w:p>
       <w:pPr>
         <w:pStyle w:val="39"/>
+        <w:keepNext w:val="0"/>
+        <w:keepLines w:val="0"/>
+        <w:pageBreakBefore w:val="0"/>
+        <w:widowControl w:val="0"/>
         <w:numPr>
           <w:ilvl w:val="0"/>
           <w:numId w:val="5"/>
         </w:numPr>
+        <w:kinsoku w:val="0"/>
+        <w:wordWrap/>
+        <w:overflowPunct/>
+        <w:topLinePunct w:val="0"/>
+        <w:autoSpaceDE w:val="0"/>
+        <w:autoSpaceDN w:val="0"/>
         <w:bidi w:val="0"/>
+        <w:adjustRightInd w:val="0"/>
+        <w:snapToGrid w:val="0"/>
         <w:ind w:left="425" w:leftChars="0" w:hanging="425" w:firstLineChars="0"/>
+        <w:textAlignment w:val="baseline"/>
       </w:pPr>
       <w:r>
         <w:t>紧急变更确认</w:t>
@@ -4551,7 +6577,20 @@
     <w:p>
       <w:pPr>
         <w:pStyle w:val="27"/>
+        <w:keepNext w:val="0"/>
+        <w:keepLines w:val="0"/>
+        <w:pageBreakBefore w:val="0"/>
+        <w:widowControl w:val="0"/>
+        <w:kinsoku w:val="0"/>
+        <w:wordWrap/>
+        <w:overflowPunct/>
+        <w:topLinePunct w:val="0"/>
+        <w:autoSpaceDE w:val="0"/>
+        <w:autoSpaceDN w:val="0"/>
         <w:bidi w:val="0"/>
+        <w:adjustRightInd w:val="0"/>
+        <w:snapToGrid w:val="0"/>
+        <w:textAlignment w:val="baseline"/>
       </w:pPr>
       <w:r>
         <w:t>变更负责人将《变更请求记录单》直接提交管理层，由变更管理负责人确认，签字后通过。</w:t>
@@ -4560,12 +6599,25 @@
     <w:p>
       <w:pPr>
         <w:pStyle w:val="39"/>
+        <w:keepNext w:val="0"/>
+        <w:keepLines w:val="0"/>
+        <w:pageBreakBefore w:val="0"/>
+        <w:widowControl w:val="0"/>
         <w:numPr>
           <w:ilvl w:val="0"/>
           <w:numId w:val="5"/>
         </w:numPr>
+        <w:kinsoku w:val="0"/>
+        <w:wordWrap/>
+        <w:overflowPunct/>
+        <w:topLinePunct w:val="0"/>
+        <w:autoSpaceDE w:val="0"/>
+        <w:autoSpaceDN w:val="0"/>
         <w:bidi w:val="0"/>
+        <w:adjustRightInd w:val="0"/>
+        <w:snapToGrid w:val="0"/>
         <w:ind w:left="425" w:leftChars="0" w:hanging="425" w:firstLineChars="0"/>
+        <w:textAlignment w:val="baseline"/>
       </w:pPr>
       <w:r>
         <w:t>变更分配</w:t>
@@ -4574,7 +6626,20 @@
     <w:p>
       <w:pPr>
         <w:pStyle w:val="27"/>
+        <w:keepNext w:val="0"/>
+        <w:keepLines w:val="0"/>
+        <w:pageBreakBefore w:val="0"/>
+        <w:widowControl w:val="0"/>
+        <w:kinsoku w:val="0"/>
+        <w:wordWrap/>
+        <w:overflowPunct/>
+        <w:topLinePunct w:val="0"/>
+        <w:autoSpaceDE w:val="0"/>
+        <w:autoSpaceDN w:val="0"/>
         <w:bidi w:val="0"/>
+        <w:adjustRightInd w:val="0"/>
+        <w:snapToGrid w:val="0"/>
+        <w:textAlignment w:val="baseline"/>
       </w:pPr>
       <w:r>
         <w:t>变更负责人分派任务，确定变更实施人员。</w:t>
@@ -4583,12 +6648,25 @@
     <w:p>
       <w:pPr>
         <w:pStyle w:val="39"/>
+        <w:keepNext w:val="0"/>
+        <w:keepLines w:val="0"/>
+        <w:pageBreakBefore w:val="0"/>
+        <w:widowControl w:val="0"/>
         <w:numPr>
           <w:ilvl w:val="0"/>
           <w:numId w:val="5"/>
         </w:numPr>
+        <w:kinsoku w:val="0"/>
+        <w:wordWrap/>
+        <w:overflowPunct/>
+        <w:topLinePunct w:val="0"/>
+        <w:autoSpaceDE w:val="0"/>
+        <w:autoSpaceDN w:val="0"/>
         <w:bidi w:val="0"/>
+        <w:adjustRightInd w:val="0"/>
+        <w:snapToGrid w:val="0"/>
         <w:ind w:left="425" w:leftChars="0" w:hanging="425" w:firstLineChars="0"/>
+        <w:textAlignment w:val="baseline"/>
       </w:pPr>
       <w:r>
         <w:t>制定变更方案</w:t>
@@ -4597,7 +6675,20 @@
     <w:p>
       <w:pPr>
         <w:pStyle w:val="27"/>
+        <w:keepNext w:val="0"/>
+        <w:keepLines w:val="0"/>
+        <w:pageBreakBefore w:val="0"/>
+        <w:widowControl w:val="0"/>
+        <w:kinsoku w:val="0"/>
+        <w:wordWrap/>
+        <w:overflowPunct/>
+        <w:topLinePunct w:val="0"/>
+        <w:autoSpaceDE w:val="0"/>
+        <w:autoSpaceDN w:val="0"/>
         <w:bidi w:val="0"/>
+        <w:adjustRightInd w:val="0"/>
+        <w:snapToGrid w:val="0"/>
+        <w:textAlignment w:val="baseline"/>
       </w:pPr>
       <w:r>
         <w:t>变更实施人员接受任务，根据变更需求，编写《变更实施方案》，提交变</w:t>
@@ -4608,7 +6699,7 @@
         <w:keepNext w:val="0"/>
         <w:keepLines w:val="0"/>
         <w:pageBreakBefore w:val="0"/>
-        <w:widowControl/>
+        <w:widowControl w:val="0"/>
         <w:numPr>
           <w:ilvl w:val="0"/>
           <w:numId w:val="0"/>
@@ -4645,12 +6736,25 @@
     <w:p>
       <w:pPr>
         <w:pStyle w:val="39"/>
+        <w:keepNext w:val="0"/>
+        <w:keepLines w:val="0"/>
+        <w:pageBreakBefore w:val="0"/>
+        <w:widowControl w:val="0"/>
         <w:numPr>
           <w:ilvl w:val="0"/>
           <w:numId w:val="5"/>
         </w:numPr>
+        <w:kinsoku w:val="0"/>
+        <w:wordWrap/>
+        <w:overflowPunct/>
+        <w:topLinePunct w:val="0"/>
+        <w:autoSpaceDE w:val="0"/>
+        <w:autoSpaceDN w:val="0"/>
         <w:bidi w:val="0"/>
+        <w:adjustRightInd w:val="0"/>
+        <w:snapToGrid w:val="0"/>
         <w:ind w:left="425" w:leftChars="0" w:hanging="425" w:firstLineChars="0"/>
+        <w:textAlignment w:val="baseline"/>
       </w:pPr>
       <w:r>
         <w:t>变更实施</w:t>
@@ -4659,7 +6763,20 @@
     <w:p>
       <w:pPr>
         <w:pStyle w:val="27"/>
+        <w:keepNext w:val="0"/>
+        <w:keepLines w:val="0"/>
+        <w:pageBreakBefore w:val="0"/>
+        <w:widowControl w:val="0"/>
+        <w:kinsoku w:val="0"/>
+        <w:wordWrap/>
+        <w:overflowPunct/>
+        <w:topLinePunct w:val="0"/>
+        <w:autoSpaceDE w:val="0"/>
+        <w:autoSpaceDN w:val="0"/>
         <w:bidi w:val="0"/>
+        <w:adjustRightInd w:val="0"/>
+        <w:snapToGrid w:val="0"/>
+        <w:textAlignment w:val="baseline"/>
       </w:pPr>
       <w:r>
         <w:t>变更实施人根据方案，执行变更。如果实施失败，采取回退计划。</w:t>
@@ -4668,12 +6785,25 @@
     <w:p>
       <w:pPr>
         <w:pStyle w:val="39"/>
+        <w:keepNext w:val="0"/>
+        <w:keepLines w:val="0"/>
+        <w:pageBreakBefore w:val="0"/>
+        <w:widowControl w:val="0"/>
         <w:numPr>
           <w:ilvl w:val="0"/>
           <w:numId w:val="5"/>
         </w:numPr>
+        <w:kinsoku w:val="0"/>
+        <w:wordWrap/>
+        <w:overflowPunct/>
+        <w:topLinePunct w:val="0"/>
+        <w:autoSpaceDE w:val="0"/>
+        <w:autoSpaceDN w:val="0"/>
         <w:bidi w:val="0"/>
+        <w:adjustRightInd w:val="0"/>
+        <w:snapToGrid w:val="0"/>
         <w:ind w:left="425" w:leftChars="0" w:hanging="425" w:firstLineChars="0"/>
+        <w:textAlignment w:val="baseline"/>
       </w:pPr>
       <w:r>
         <w:t>更新配置库</w:t>
@@ -4682,7 +6812,20 @@
     <w:p>
       <w:pPr>
         <w:pStyle w:val="27"/>
+        <w:keepNext w:val="0"/>
+        <w:keepLines w:val="0"/>
+        <w:pageBreakBefore w:val="0"/>
+        <w:widowControl w:val="0"/>
+        <w:kinsoku w:val="0"/>
+        <w:wordWrap/>
+        <w:overflowPunct/>
+        <w:topLinePunct w:val="0"/>
+        <w:autoSpaceDE w:val="0"/>
+        <w:autoSpaceDN w:val="0"/>
         <w:bidi w:val="0"/>
+        <w:adjustRightInd w:val="0"/>
+        <w:snapToGrid w:val="0"/>
+        <w:textAlignment w:val="baseline"/>
       </w:pPr>
       <w:r>
         <w:t>变更过程中，如果涉及到配置信息的变化，及时更新配置库。</w:t>
@@ -4691,7 +6834,20 @@
     <w:p>
       <w:pPr>
         <w:pStyle w:val="27"/>
+        <w:keepNext w:val="0"/>
+        <w:keepLines w:val="0"/>
+        <w:pageBreakBefore w:val="0"/>
+        <w:widowControl w:val="0"/>
+        <w:kinsoku w:val="0"/>
+        <w:wordWrap/>
+        <w:overflowPunct/>
+        <w:topLinePunct w:val="0"/>
+        <w:autoSpaceDE w:val="0"/>
+        <w:autoSpaceDN w:val="0"/>
         <w:bidi w:val="0"/>
+        <w:adjustRightInd w:val="0"/>
+        <w:snapToGrid w:val="0"/>
+        <w:textAlignment w:val="baseline"/>
       </w:pPr>
       <w:r>
         <w:t>参见《配置管理程序》。</w:t>
@@ -4700,14 +6856,27 @@
     <w:p>
       <w:pPr>
         <w:pStyle w:val="26"/>
+        <w:keepNext w:val="0"/>
+        <w:keepLines w:val="0"/>
+        <w:pageBreakBefore w:val="0"/>
+        <w:widowControl w:val="0"/>
+        <w:kinsoku w:val="0"/>
+        <w:wordWrap/>
+        <w:overflowPunct/>
+        <w:topLinePunct w:val="0"/>
+        <w:autoSpaceDE w:val="0"/>
+        <w:autoSpaceDN w:val="0"/>
         <w:bidi w:val="0"/>
+        <w:adjustRightInd w:val="0"/>
+        <w:snapToGrid w:val="0"/>
+        <w:textAlignment w:val="baseline"/>
         <w:rPr>
           <w:rFonts w:hint="default"/>
           <w:lang w:val="en-US" w:eastAsia="zh-CN"/>
         </w:rPr>
       </w:pPr>
-      <w:bookmarkStart w:id="17" w:name="_Toc21434"/>
-      <w:bookmarkStart w:id="18" w:name="_Toc2701"/>
+      <w:bookmarkStart w:id="17" w:name="_Toc23957"/>
+      <w:bookmarkStart w:id="18" w:name="_Toc21434"/>
       <w:r>
         <w:rPr>
           <w:rFonts w:hint="default"/>
@@ -4778,8 +6947,22 @@
           </w:tcPr>
           <w:p>
             <w:pPr>
+              <w:keepNext w:val="0"/>
+              <w:keepLines w:val="0"/>
+              <w:pageBreakBefore w:val="0"/>
+              <w:widowControl w:val="0"/>
+              <w:kinsoku w:val="0"/>
+              <w:wordWrap/>
+              <w:overflowPunct/>
+              <w:topLinePunct w:val="0"/>
+              <w:autoSpaceDE w:val="0"/>
+              <w:autoSpaceDN w:val="0"/>
+              <w:bidi w:val="0"/>
+              <w:adjustRightInd w:val="0"/>
+              <w:snapToGrid w:val="0"/>
               <w:spacing w:before="205" w:line="221" w:lineRule="auto"/>
               <w:ind w:left="195"/>
+              <w:textAlignment w:val="baseline"/>
               <w:rPr>
                 <w:rFonts w:ascii="宋体" w:hAnsi="宋体" w:eastAsia="宋体" w:cs="宋体"/>
                 <w:b/>
@@ -4813,8 +6996,22 @@
           </w:tcPr>
           <w:p>
             <w:pPr>
+              <w:keepNext w:val="0"/>
+              <w:keepLines w:val="0"/>
+              <w:pageBreakBefore w:val="0"/>
+              <w:widowControl w:val="0"/>
+              <w:kinsoku w:val="0"/>
+              <w:wordWrap/>
+              <w:overflowPunct/>
+              <w:topLinePunct w:val="0"/>
+              <w:autoSpaceDE w:val="0"/>
+              <w:autoSpaceDN w:val="0"/>
+              <w:bidi w:val="0"/>
+              <w:adjustRightInd w:val="0"/>
+              <w:snapToGrid w:val="0"/>
               <w:spacing w:before="205" w:line="221" w:lineRule="auto"/>
               <w:ind w:left="195"/>
+              <w:textAlignment w:val="baseline"/>
               <w:rPr>
                 <w:rFonts w:ascii="宋体" w:hAnsi="宋体" w:eastAsia="宋体" w:cs="宋体"/>
                 <w:b/>
@@ -4849,8 +7046,22 @@
           </w:tcPr>
           <w:p>
             <w:pPr>
+              <w:keepNext w:val="0"/>
+              <w:keepLines w:val="0"/>
+              <w:pageBreakBefore w:val="0"/>
+              <w:widowControl w:val="0"/>
+              <w:kinsoku w:val="0"/>
+              <w:wordWrap/>
+              <w:overflowPunct/>
+              <w:topLinePunct w:val="0"/>
+              <w:autoSpaceDE w:val="0"/>
+              <w:autoSpaceDN w:val="0"/>
+              <w:bidi w:val="0"/>
+              <w:adjustRightInd w:val="0"/>
+              <w:snapToGrid w:val="0"/>
               <w:spacing w:before="205" w:line="221" w:lineRule="auto"/>
               <w:ind w:left="195"/>
+              <w:textAlignment w:val="baseline"/>
               <w:rPr>
                 <w:rFonts w:ascii="宋体" w:hAnsi="宋体" w:eastAsia="宋体" w:cs="宋体"/>
                 <w:b/>
@@ -4885,8 +7096,22 @@
           </w:tcPr>
           <w:p>
             <w:pPr>
+              <w:keepNext w:val="0"/>
+              <w:keepLines w:val="0"/>
+              <w:pageBreakBefore w:val="0"/>
+              <w:widowControl w:val="0"/>
+              <w:kinsoku w:val="0"/>
+              <w:wordWrap/>
+              <w:overflowPunct/>
+              <w:topLinePunct w:val="0"/>
+              <w:autoSpaceDE w:val="0"/>
+              <w:autoSpaceDN w:val="0"/>
+              <w:bidi w:val="0"/>
+              <w:adjustRightInd w:val="0"/>
+              <w:snapToGrid w:val="0"/>
               <w:spacing w:before="205" w:line="221" w:lineRule="auto"/>
               <w:ind w:left="195"/>
+              <w:textAlignment w:val="baseline"/>
               <w:rPr>
                 <w:rFonts w:hint="default" w:ascii="宋体" w:hAnsi="宋体" w:eastAsia="宋体" w:cs="宋体"/>
                 <w:b/>
@@ -4923,8 +7148,22 @@
           </w:tcPr>
           <w:p>
             <w:pPr>
+              <w:keepNext w:val="0"/>
+              <w:keepLines w:val="0"/>
+              <w:pageBreakBefore w:val="0"/>
+              <w:widowControl w:val="0"/>
+              <w:kinsoku w:val="0"/>
+              <w:wordWrap/>
+              <w:overflowPunct/>
+              <w:topLinePunct w:val="0"/>
+              <w:autoSpaceDE w:val="0"/>
+              <w:autoSpaceDN w:val="0"/>
+              <w:bidi w:val="0"/>
+              <w:adjustRightInd w:val="0"/>
+              <w:snapToGrid w:val="0"/>
               <w:spacing w:before="205" w:line="221" w:lineRule="auto"/>
               <w:ind w:left="195"/>
+              <w:textAlignment w:val="baseline"/>
               <w:rPr>
                 <w:rFonts w:hint="default" w:ascii="宋体" w:hAnsi="宋体" w:eastAsia="宋体" w:cs="宋体"/>
                 <w:b/>
@@ -4980,8 +7219,22 @@
           </w:tcPr>
           <w:p>
             <w:pPr>
+              <w:keepNext w:val="0"/>
+              <w:keepLines w:val="0"/>
+              <w:pageBreakBefore w:val="0"/>
+              <w:widowControl w:val="0"/>
+              <w:kinsoku w:val="0"/>
+              <w:wordWrap/>
+              <w:overflowPunct/>
+              <w:topLinePunct w:val="0"/>
+              <w:autoSpaceDE w:val="0"/>
+              <w:autoSpaceDN w:val="0"/>
+              <w:bidi w:val="0"/>
+              <w:adjustRightInd w:val="0"/>
+              <w:snapToGrid w:val="0"/>
               <w:spacing w:before="194" w:line="219" w:lineRule="auto"/>
               <w:ind w:left="123"/>
+              <w:textAlignment w:val="baseline"/>
               <w:rPr>
                 <w:rFonts w:hint="eastAsia" w:ascii="宋体" w:hAnsi="宋体" w:eastAsia="宋体" w:cs="宋体"/>
                 <w:spacing w:val="-2"/>
@@ -5011,8 +7264,22 @@
           </w:tcPr>
           <w:p>
             <w:pPr>
+              <w:keepNext w:val="0"/>
+              <w:keepLines w:val="0"/>
+              <w:pageBreakBefore w:val="0"/>
+              <w:widowControl w:val="0"/>
+              <w:kinsoku w:val="0"/>
+              <w:wordWrap/>
+              <w:overflowPunct/>
+              <w:topLinePunct w:val="0"/>
+              <w:autoSpaceDE w:val="0"/>
+              <w:autoSpaceDN w:val="0"/>
+              <w:bidi w:val="0"/>
+              <w:adjustRightInd w:val="0"/>
+              <w:snapToGrid w:val="0"/>
               <w:spacing w:before="194" w:line="219" w:lineRule="auto"/>
               <w:ind w:left="123"/>
+              <w:textAlignment w:val="baseline"/>
               <w:rPr>
                 <w:rFonts w:hint="default" w:ascii="宋体" w:hAnsi="宋体" w:eastAsia="宋体" w:cs="宋体"/>
                 <w:spacing w:val="-2"/>
@@ -5043,8 +7310,22 @@
           </w:tcPr>
           <w:p>
             <w:pPr>
+              <w:keepNext w:val="0"/>
+              <w:keepLines w:val="0"/>
+              <w:pageBreakBefore w:val="0"/>
+              <w:widowControl w:val="0"/>
+              <w:kinsoku w:val="0"/>
+              <w:wordWrap/>
+              <w:overflowPunct/>
+              <w:topLinePunct w:val="0"/>
+              <w:autoSpaceDE w:val="0"/>
+              <w:autoSpaceDN w:val="0"/>
+              <w:bidi w:val="0"/>
+              <w:adjustRightInd w:val="0"/>
+              <w:snapToGrid w:val="0"/>
               <w:spacing w:before="194" w:line="219" w:lineRule="auto"/>
               <w:ind w:left="123"/>
+              <w:textAlignment w:val="baseline"/>
               <w:rPr>
                 <w:rFonts w:hint="default" w:ascii="宋体" w:hAnsi="宋体" w:eastAsia="宋体" w:cs="宋体"/>
                 <w:spacing w:val="-2"/>
@@ -5075,8 +7356,22 @@
           </w:tcPr>
           <w:p>
             <w:pPr>
+              <w:keepNext w:val="0"/>
+              <w:keepLines w:val="0"/>
+              <w:pageBreakBefore w:val="0"/>
+              <w:widowControl w:val="0"/>
+              <w:kinsoku w:val="0"/>
+              <w:wordWrap/>
+              <w:overflowPunct/>
+              <w:topLinePunct w:val="0"/>
+              <w:autoSpaceDE w:val="0"/>
+              <w:autoSpaceDN w:val="0"/>
+              <w:bidi w:val="0"/>
+              <w:adjustRightInd w:val="0"/>
+              <w:snapToGrid w:val="0"/>
               <w:spacing w:before="194" w:line="219" w:lineRule="auto"/>
               <w:ind w:left="123"/>
+              <w:textAlignment w:val="baseline"/>
               <w:rPr>
                 <w:rFonts w:hint="default" w:ascii="宋体" w:hAnsi="宋体" w:eastAsia="宋体" w:cs="宋体"/>
                 <w:spacing w:val="-2"/>
@@ -5107,8 +7402,22 @@
           </w:tcPr>
           <w:p>
             <w:pPr>
+              <w:keepNext w:val="0"/>
+              <w:keepLines w:val="0"/>
+              <w:pageBreakBefore w:val="0"/>
+              <w:widowControl w:val="0"/>
+              <w:kinsoku w:val="0"/>
+              <w:wordWrap/>
+              <w:overflowPunct/>
+              <w:topLinePunct w:val="0"/>
+              <w:autoSpaceDE w:val="0"/>
+              <w:autoSpaceDN w:val="0"/>
+              <w:bidi w:val="0"/>
+              <w:adjustRightInd w:val="0"/>
+              <w:snapToGrid w:val="0"/>
               <w:spacing w:before="194" w:line="219" w:lineRule="auto"/>
               <w:ind w:left="123"/>
+              <w:textAlignment w:val="baseline"/>
               <w:rPr>
                 <w:rFonts w:hint="eastAsia" w:ascii="宋体" w:hAnsi="宋体" w:eastAsia="宋体" w:cs="宋体"/>
                 <w:spacing w:val="-2"/>
@@ -5134,9 +7443,22 @@
     <w:p>
       <w:pPr>
         <w:pStyle w:val="26"/>
+        <w:keepNext w:val="0"/>
+        <w:keepLines w:val="0"/>
+        <w:pageBreakBefore w:val="0"/>
+        <w:widowControl w:val="0"/>
+        <w:kinsoku w:val="0"/>
+        <w:wordWrap/>
+        <w:overflowPunct/>
+        <w:topLinePunct w:val="0"/>
+        <w:autoSpaceDE w:val="0"/>
+        <w:autoSpaceDN w:val="0"/>
         <w:bidi w:val="0"/>
+        <w:adjustRightInd w:val="0"/>
+        <w:snapToGrid w:val="0"/>
+        <w:textAlignment w:val="baseline"/>
       </w:pPr>
-      <w:bookmarkStart w:id="19" w:name="_Toc29455"/>
+      <w:bookmarkStart w:id="19" w:name="_Toc17066"/>
       <w:r>
         <w:t>相关文件及模板</w:t>
       </w:r>
@@ -5144,8 +7466,22 @@
     </w:p>
     <w:p>
       <w:pPr>
+        <w:keepNext w:val="0"/>
+        <w:keepLines w:val="0"/>
+        <w:pageBreakBefore w:val="0"/>
+        <w:widowControl w:val="0"/>
+        <w:kinsoku w:val="0"/>
+        <w:wordWrap/>
+        <w:overflowPunct/>
+        <w:topLinePunct w:val="0"/>
+        <w:autoSpaceDE w:val="0"/>
+        <w:autoSpaceDN w:val="0"/>
+        <w:bidi w:val="0"/>
+        <w:adjustRightInd w:val="0"/>
+        <w:snapToGrid w:val="0"/>
         <w:spacing w:before="270" w:line="220" w:lineRule="auto"/>
         <w:ind w:left="465"/>
+        <w:textAlignment w:val="baseline"/>
         <w:rPr>
           <w:rFonts w:ascii="宋体" w:hAnsi="宋体" w:eastAsia="宋体" w:cs="宋体"/>
           <w:sz w:val="24"/>
@@ -5173,7 +7509,7 @@
                     <pic:cNvPicPr/>
                   </pic:nvPicPr>
                   <pic:blipFill>
-                    <a:blip r:embed="rId11"/>
+                    <a:blip r:embed="rId10"/>
                     <a:stretch>
                       <a:fillRect/>
                     </a:stretch>
@@ -5214,8 +7550,22 @@
     </w:p>
     <w:p>
       <w:pPr>
+        <w:keepNext w:val="0"/>
+        <w:keepLines w:val="0"/>
+        <w:pageBreakBefore w:val="0"/>
+        <w:widowControl w:val="0"/>
+        <w:kinsoku w:val="0"/>
+        <w:wordWrap/>
+        <w:overflowPunct/>
+        <w:topLinePunct w:val="0"/>
+        <w:autoSpaceDE w:val="0"/>
+        <w:autoSpaceDN w:val="0"/>
+        <w:bidi w:val="0"/>
+        <w:adjustRightInd w:val="0"/>
+        <w:snapToGrid w:val="0"/>
         <w:spacing w:before="182" w:line="220" w:lineRule="auto"/>
         <w:ind w:left="465"/>
+        <w:textAlignment w:val="baseline"/>
         <w:rPr>
           <w:rFonts w:ascii="宋体" w:hAnsi="宋体" w:eastAsia="宋体" w:cs="宋体"/>
           <w:sz w:val="24"/>
@@ -5243,7 +7593,7 @@
                     <pic:cNvPicPr/>
                   </pic:nvPicPr>
                   <pic:blipFill>
-                    <a:blip r:embed="rId12"/>
+                    <a:blip r:embed="rId11"/>
                     <a:stretch>
                       <a:fillRect/>
                     </a:stretch>
@@ -5281,9 +7631,11 @@
         </w:rPr>
         <w:t>《变更实施计划》</w:t>
       </w:r>
+      <w:bookmarkStart w:id="20" w:name="_GoBack"/>
+      <w:bookmarkEnd w:id="20"/>
     </w:p>
     <w:sectPr>
-      <w:footerReference r:id="rId6" w:type="default"/>
+      <w:footerReference r:id="rId5" w:type="default"/>
       <w:pgSz w:w="11906" w:h="16839"/>
       <w:pgMar w:top="1431" w:right="1785" w:bottom="1373" w:left="1785" w:header="0" w:footer="1211" w:gutter="0"/>
       <w:pgBorders>
@@ -5324,30 +7676,6 @@
 </file>
 
 <file path=word/footer1.xml><?xml version="1.0" encoding="utf-8"?>
-<w:ftr xmlns:wpc="http://schemas.microsoft.com/office/word/2010/wordprocessingCanvas" xmlns:mc="http://schemas.openxmlformats.org/markup-compatibility/2006" xmlns:o="urn:schemas-microsoft-com:office:office" xmlns:r="http://schemas.openxmlformats.org/officeDocument/2006/relationships" xmlns:m="http://schemas.openxmlformats.org/officeDocument/2006/math" xmlns:v="urn:schemas-microsoft-com:vml" xmlns:wp14="http://schemas.microsoft.com/office/word/2010/wordprocessingDrawing" xmlns:wp="http://schemas.openxmlformats.org/drawingml/2006/wordprocessingDrawing" xmlns:w10="urn:schemas-microsoft-com:office:word" xmlns:w="http://schemas.openxmlformats.org/wordprocessingml/2006/main" xmlns:w14="http://schemas.microsoft.com/office/word/2010/wordml" xmlns:w15="http://schemas.microsoft.com/office/word/2012/wordml" xmlns:wpg="http://schemas.microsoft.com/office/word/2010/wordprocessingGroup" xmlns:wpi="http://schemas.microsoft.com/office/word/2010/wordprocessingInk" xmlns:wne="http://schemas.microsoft.com/office/word/2006/wordml" xmlns:wps="http://schemas.microsoft.com/office/word/2010/wordprocessingShape" xmlns:wpsCustomData="http://www.wps.cn/officeDocument/2013/wpsCustomData" mc:Ignorable="w14 w15 wp14">
-  <w:p>
-    <w:pPr>
-      <w:spacing w:line="166" w:lineRule="auto"/>
-      <w:ind w:left="4105"/>
-      <w:rPr>
-        <w:rFonts w:ascii="Calibri" w:hAnsi="Calibri" w:eastAsia="Calibri" w:cs="Calibri"/>
-        <w:sz w:val="18"/>
-        <w:szCs w:val="18"/>
-      </w:rPr>
-    </w:pPr>
-    <w:r>
-      <w:rPr>
-        <w:rFonts w:ascii="Calibri" w:hAnsi="Calibri" w:eastAsia="Calibri" w:cs="Calibri"/>
-        <w:sz w:val="18"/>
-        <w:szCs w:val="18"/>
-      </w:rPr>
-      <w:t>4</w:t>
-    </w:r>
-  </w:p>
-</w:ftr>
-</file>
-
-<file path=word/footer2.xml><?xml version="1.0" encoding="utf-8"?>
 <w:ftr xmlns:wpc="http://schemas.microsoft.com/office/word/2010/wordprocessingCanvas" xmlns:mc="http://schemas.openxmlformats.org/markup-compatibility/2006" xmlns:o="urn:schemas-microsoft-com:office:office" xmlns:r="http://schemas.openxmlformats.org/officeDocument/2006/relationships" xmlns:m="http://schemas.openxmlformats.org/officeDocument/2006/math" xmlns:v="urn:schemas-microsoft-com:vml" xmlns:wp14="http://schemas.microsoft.com/office/word/2010/wordprocessingDrawing" xmlns:wp="http://schemas.openxmlformats.org/drawingml/2006/wordprocessingDrawing" xmlns:w10="urn:schemas-microsoft-com:office:word" xmlns:w="http://schemas.openxmlformats.org/wordprocessingml/2006/main" xmlns:w14="http://schemas.microsoft.com/office/word/2010/wordml" xmlns:w15="http://schemas.microsoft.com/office/word/2012/wordml" xmlns:wpg="http://schemas.microsoft.com/office/word/2010/wordprocessingGroup" xmlns:wpi="http://schemas.microsoft.com/office/word/2010/wordprocessingInk" xmlns:wne="http://schemas.microsoft.com/office/word/2006/wordml" xmlns:wps="http://schemas.microsoft.com/office/word/2010/wordprocessingShape" xmlns:wpsCustomData="http://www.wps.cn/officeDocument/2013/wpsCustomData" mc:Ignorable="w14 w15 wp14">
   <w:p>
     <w:pPr>
